--- a/network/lab-6/ПРИ123-ИС-#06-Нямаа.docx
+++ b/network/lab-6/ПРИ123-ИС-#06-Нямаа.docx
@@ -356,7 +356,25 @@
           <w:sz w:val="24"/>
           <w:szCs w:val="24"/>
         </w:rPr>
-        <w:t>(ВлГУ)</w:t>
+        <w:t>(</w:t>
+      </w:r>
+      <w:proofErr w:type="spellStart"/>
+      <w:r>
+        <w:rPr>
+          <w:b/>
+          <w:sz w:val="24"/>
+          <w:szCs w:val="24"/>
+        </w:rPr>
+        <w:t>ВлГУ</w:t>
+      </w:r>
+      <w:proofErr w:type="spellEnd"/>
+      <w:r>
+        <w:rPr>
+          <w:b/>
+          <w:sz w:val="24"/>
+          <w:szCs w:val="24"/>
+        </w:rPr>
+        <w:t>)</w:t>
       </w:r>
     </w:p>
     <w:p>
@@ -773,8 +791,18 @@
           <w:sz w:val="28"/>
           <w:szCs w:val="28"/>
         </w:rPr>
-        <w:t>А.Ц. Нямаа</w:t>
-      </w:r>
+        <w:t xml:space="preserve">А.Ц. </w:t>
+      </w:r>
+      <w:proofErr w:type="spellStart"/>
+      <w:r>
+        <w:rPr>
+          <w:color w:val="000000" w:themeColor="text1"/>
+          <w:sz w:val="28"/>
+          <w:szCs w:val="28"/>
+        </w:rPr>
+        <w:t>Нямаа</w:t>
+      </w:r>
+      <w:proofErr w:type="spellEnd"/>
     </w:p>
     <w:p>
       <w:pPr>
@@ -983,7 +1011,35 @@
         <w:rPr>
           <w:sz w:val="28"/>
         </w:rPr>
-        <w:t>В ходе лабораторной работы необходимо произвести настройку web-сервера в соот-ветствии с заданием, продемонстрировать его работоспособность преподавателю.</w:t>
+        <w:t xml:space="preserve">В ходе лабораторной работы необходимо произвести настройку </w:t>
+      </w:r>
+      <w:proofErr w:type="spellStart"/>
+      <w:r>
+        <w:rPr>
+          <w:sz w:val="28"/>
+        </w:rPr>
+        <w:t>web</w:t>
+      </w:r>
+      <w:proofErr w:type="spellEnd"/>
+      <w:r>
+        <w:rPr>
+          <w:sz w:val="28"/>
+        </w:rPr>
+        <w:t xml:space="preserve">-сервера в </w:t>
+      </w:r>
+      <w:proofErr w:type="spellStart"/>
+      <w:r>
+        <w:rPr>
+          <w:sz w:val="28"/>
+        </w:rPr>
+        <w:t>соот-ветствии</w:t>
+      </w:r>
+      <w:proofErr w:type="spellEnd"/>
+      <w:r>
+        <w:rPr>
+          <w:sz w:val="28"/>
+        </w:rPr>
+        <w:t xml:space="preserve"> с заданием, продемонстрировать его работоспособность преподавателю.</w:t>
       </w:r>
     </w:p>
     <w:p>
@@ -999,7 +1055,63 @@
         <w:rPr>
           <w:sz w:val="28"/>
         </w:rPr>
-        <w:t>Для демонстрации работоспособности необходимо переписать ftp://ais.khstu.ru/incoming средствами Linux на локальный компьютер каталоги testserver1 и testserver2, для чего использовать в программе те пункт меню left (right) -&gt; ftp link. В дан-ных каталогах содержатся тестовые сайты:</w:t>
+        <w:t xml:space="preserve">Для демонстрации работоспособности необходимо переписать ftp://ais.khstu.ru/incoming средствами Linux на локальный компьютер каталоги testserver1 и testserver2, для чего использовать в программе те пункт меню </w:t>
+      </w:r>
+      <w:proofErr w:type="spellStart"/>
+      <w:r>
+        <w:rPr>
+          <w:sz w:val="28"/>
+        </w:rPr>
+        <w:t>left</w:t>
+      </w:r>
+      <w:proofErr w:type="spellEnd"/>
+      <w:r>
+        <w:rPr>
+          <w:sz w:val="28"/>
+        </w:rPr>
+        <w:t xml:space="preserve"> (</w:t>
+      </w:r>
+      <w:proofErr w:type="spellStart"/>
+      <w:r>
+        <w:rPr>
+          <w:sz w:val="28"/>
+        </w:rPr>
+        <w:t>right</w:t>
+      </w:r>
+      <w:proofErr w:type="spellEnd"/>
+      <w:r>
+        <w:rPr>
+          <w:sz w:val="28"/>
+        </w:rPr>
+        <w:t xml:space="preserve">) -&gt; </w:t>
+      </w:r>
+      <w:proofErr w:type="spellStart"/>
+      <w:r>
+        <w:rPr>
+          <w:sz w:val="28"/>
+        </w:rPr>
+        <w:t>ftp</w:t>
+      </w:r>
+      <w:proofErr w:type="spellEnd"/>
+      <w:r>
+        <w:rPr>
+          <w:sz w:val="28"/>
+        </w:rPr>
+        <w:t xml:space="preserve"> </w:t>
+      </w:r>
+      <w:proofErr w:type="spellStart"/>
+      <w:r>
+        <w:rPr>
+          <w:sz w:val="28"/>
+        </w:rPr>
+        <w:t>link</w:t>
+      </w:r>
+      <w:proofErr w:type="spellEnd"/>
+      <w:r>
+        <w:rPr>
+          <w:sz w:val="28"/>
+        </w:rPr>
+        <w:t>. В данных каталогах содержатся тестовые сайты:</w:t>
       </w:r>
     </w:p>
     <w:p>
@@ -1015,7 +1127,21 @@
         <w:rPr>
           <w:sz w:val="28"/>
         </w:rPr>
-        <w:t>проверка исполнения файла /cgi-bin/test1.cgi</w:t>
+        <w:t>проверка исполнения файла /</w:t>
+      </w:r>
+      <w:proofErr w:type="spellStart"/>
+      <w:r>
+        <w:rPr>
+          <w:sz w:val="28"/>
+        </w:rPr>
+        <w:t>cgi-bin</w:t>
+      </w:r>
+      <w:proofErr w:type="spellEnd"/>
+      <w:r>
+        <w:rPr>
+          <w:sz w:val="28"/>
+        </w:rPr>
+        <w:t>/test1.cgi</w:t>
       </w:r>
     </w:p>
     <w:p>
@@ -1047,7 +1173,21 @@
         <w:rPr>
           <w:sz w:val="28"/>
         </w:rPr>
-        <w:t>проверка исполнения файла /cgi-bin/test3</w:t>
+        <w:t>проверка исполнения файла /</w:t>
+      </w:r>
+      <w:proofErr w:type="spellStart"/>
+      <w:r>
+        <w:rPr>
+          <w:sz w:val="28"/>
+        </w:rPr>
+        <w:t>cgi-bin</w:t>
+      </w:r>
+      <w:proofErr w:type="spellEnd"/>
+      <w:r>
+        <w:rPr>
+          <w:sz w:val="28"/>
+        </w:rPr>
+        <w:t>/test3</w:t>
       </w:r>
     </w:p>
     <w:p>
@@ -1063,7 +1203,21 @@
         <w:rPr>
           <w:sz w:val="28"/>
         </w:rPr>
-        <w:t>проверка SSI-включения файла /cgi-bin/test1.cgi в файл test4.html</w:t>
+        <w:t>проверка SSI-включения файла /</w:t>
+      </w:r>
+      <w:proofErr w:type="spellStart"/>
+      <w:r>
+        <w:rPr>
+          <w:sz w:val="28"/>
+        </w:rPr>
+        <w:t>cgi-bin</w:t>
+      </w:r>
+      <w:proofErr w:type="spellEnd"/>
+      <w:r>
+        <w:rPr>
+          <w:sz w:val="28"/>
+        </w:rPr>
+        <w:t>/test1.cgi в файл test4.html</w:t>
       </w:r>
     </w:p>
     <w:p>
@@ -1079,7 +1233,21 @@
         <w:rPr>
           <w:sz w:val="28"/>
         </w:rPr>
-        <w:t>проверка SSI-включения файла /cgi-bin/test1.cgi в файл test4.shtml</w:t>
+        <w:t>проверка SSI-включения файла /</w:t>
+      </w:r>
+      <w:proofErr w:type="spellStart"/>
+      <w:r>
+        <w:rPr>
+          <w:sz w:val="28"/>
+        </w:rPr>
+        <w:t>cgi-bin</w:t>
+      </w:r>
+      <w:proofErr w:type="spellEnd"/>
+      <w:r>
+        <w:rPr>
+          <w:sz w:val="28"/>
+        </w:rPr>
+        <w:t>/test1.cgi в файл test4.shtml</w:t>
       </w:r>
     </w:p>
     <w:p>
@@ -1111,7 +1279,43 @@
         <w:rPr>
           <w:sz w:val="28"/>
         </w:rPr>
-        <w:t>Настройки VirtualHost: Запретить скачивать файлы-мультимедиа (mp3, avi). Реализовать CGI скрипт — вывод таблицы переданных параметров методом GET.</w:t>
+        <w:t xml:space="preserve">Настройки </w:t>
+      </w:r>
+      <w:proofErr w:type="spellStart"/>
+      <w:r>
+        <w:rPr>
+          <w:sz w:val="28"/>
+        </w:rPr>
+        <w:t>VirtualHost</w:t>
+      </w:r>
+      <w:proofErr w:type="spellEnd"/>
+      <w:proofErr w:type="gramStart"/>
+      <w:r>
+        <w:rPr>
+          <w:sz w:val="28"/>
+        </w:rPr>
+        <w:t>: Запретить</w:t>
+      </w:r>
+      <w:proofErr w:type="gramEnd"/>
+      <w:r>
+        <w:rPr>
+          <w:sz w:val="28"/>
+        </w:rPr>
+        <w:t xml:space="preserve"> скачивать файлы-мультимедиа (mp3, </w:t>
+      </w:r>
+      <w:proofErr w:type="spellStart"/>
+      <w:r>
+        <w:rPr>
+          <w:sz w:val="28"/>
+        </w:rPr>
+        <w:t>avi</w:t>
+      </w:r>
+      <w:proofErr w:type="spellEnd"/>
+      <w:r>
+        <w:rPr>
+          <w:sz w:val="28"/>
+        </w:rPr>
+        <w:t>). Реализовать CGI скрипт — вывод таблицы переданных параметров методом GET.</w:t>
       </w:r>
     </w:p>
     <w:p>
@@ -1145,12 +1349,21 @@
         </w:rPr>
         <w:t xml:space="preserve">Вначале выполнения данной лабораторной работы подключился с помощью консольной утилиты </w:t>
       </w:r>
+      <w:proofErr w:type="spellStart"/>
       <w:r>
         <w:rPr>
           <w:sz w:val="28"/>
           <w:lang w:val="en-US"/>
         </w:rPr>
-        <w:t xml:space="preserve">openssl </w:t>
+        <w:t>openssl</w:t>
+      </w:r>
+      <w:proofErr w:type="spellEnd"/>
+      <w:r>
+        <w:rPr>
+          <w:sz w:val="28"/>
+          <w:lang w:val="en-US"/>
+        </w:rPr>
+        <w:t xml:space="preserve"> </w:t>
       </w:r>
       <w:r>
         <w:rPr>
@@ -1215,13 +1428,23 @@
         </w:rPr>
         <w:t xml:space="preserve">Подключение при помощи утилиты </w:t>
       </w:r>
+      <w:proofErr w:type="spellStart"/>
       <w:r>
         <w:rPr>
           <w:sz w:val="28"/>
           <w:szCs w:val="28"/>
           <w:lang w:val="en-US"/>
         </w:rPr>
-        <w:t>openssl.</w:t>
+        <w:t>openssl</w:t>
+      </w:r>
+      <w:proofErr w:type="spellEnd"/>
+      <w:r>
+        <w:rPr>
+          <w:sz w:val="28"/>
+          <w:szCs w:val="28"/>
+          <w:lang w:val="en-US"/>
+        </w:rPr>
+        <w:t>.</w:t>
       </w:r>
     </w:p>
     <w:p>
@@ -1264,25 +1487,7 @@
         <w:rPr>
           <w:sz w:val="28"/>
         </w:rPr>
-        <w:t>Я и</w:t>
-      </w:r>
-      <w:r>
-        <w:rPr>
-          <w:sz w:val="28"/>
-        </w:rPr>
-        <w:t>зучи</w:t>
-      </w:r>
-      <w:r>
-        <w:rPr>
-          <w:sz w:val="28"/>
-        </w:rPr>
-        <w:t>л</w:t>
-      </w:r>
-      <w:r>
-        <w:rPr>
-          <w:sz w:val="28"/>
-        </w:rPr>
-        <w:t xml:space="preserve"> основы </w:t>
+        <w:t xml:space="preserve">Я изучил основы </w:t>
       </w:r>
       <w:r>
         <w:rPr>

--- a/network/lab-6/ПРИ123-ИС-#06-Нямаа.docx
+++ b/network/lab-6/ПРИ123-ИС-#06-Нямаа.docx
@@ -982,6 +982,12 @@
         </w:rPr>
         <w:t>-сервера, а также установку и настройку</w:t>
       </w:r>
+      <w:r>
+        <w:rPr>
+          <w:sz w:val="28"/>
+        </w:rPr>
+        <w:t>.</w:t>
+      </w:r>
     </w:p>
     <w:p>
       <w:pPr>
@@ -995,7 +1001,7 @@
         <w:rPr>
           <w:sz w:val="28"/>
         </w:rPr>
-        <w:t>ЗАДАНИЕ 1 (вариант 14).</w:t>
+        <w:t>ЗАДАНИЕ (вариант 14).</w:t>
       </w:r>
     </w:p>
     <w:p>
@@ -1011,491 +1017,5955 @@
         <w:rPr>
           <w:sz w:val="28"/>
         </w:rPr>
-        <w:t xml:space="preserve">В ходе лабораторной работы необходимо произвести настройку </w:t>
-      </w:r>
-      <w:proofErr w:type="spellStart"/>
-      <w:r>
-        <w:rPr>
-          <w:sz w:val="28"/>
+        <w:t>Настро</w:t>
+      </w:r>
+      <w:r>
+        <w:rPr>
+          <w:sz w:val="28"/>
+        </w:rPr>
+        <w:t>ить</w:t>
+      </w:r>
+      <w:r>
+        <w:rPr>
+          <w:sz w:val="28"/>
+        </w:rPr>
+        <w:t xml:space="preserve"> </w:t>
+      </w:r>
+      <w:proofErr w:type="spellStart"/>
+      <w:r>
+        <w:rPr>
+          <w:sz w:val="28"/>
+        </w:rPr>
+        <w:t>VirtualHost</w:t>
+      </w:r>
+      <w:proofErr w:type="spellEnd"/>
+      <w:r>
+        <w:rPr>
+          <w:sz w:val="28"/>
+        </w:rPr>
+        <w:t xml:space="preserve">: </w:t>
+      </w:r>
+      <w:r>
+        <w:rPr>
+          <w:sz w:val="28"/>
+        </w:rPr>
+        <w:t>з</w:t>
+      </w:r>
+      <w:r>
+        <w:rPr>
+          <w:sz w:val="28"/>
+        </w:rPr>
+        <w:t xml:space="preserve">апретить скачивать файлы-мультимедиа (mp3, </w:t>
+      </w:r>
+      <w:proofErr w:type="spellStart"/>
+      <w:r>
+        <w:rPr>
+          <w:sz w:val="28"/>
+        </w:rPr>
+        <w:t>avi</w:t>
+      </w:r>
+      <w:proofErr w:type="spellEnd"/>
+      <w:r>
+        <w:rPr>
+          <w:sz w:val="28"/>
+        </w:rPr>
+        <w:t>). Реализовать CGI скрипт — вывод таблицы переданных параметров методом GET.</w:t>
+      </w:r>
+    </w:p>
+    <w:p>
+      <w:pPr>
+        <w:spacing w:line="360" w:lineRule="auto"/>
+        <w:jc w:val="center"/>
+        <w:rPr>
+          <w:sz w:val="28"/>
+        </w:rPr>
+      </w:pPr>
+      <w:r>
+        <w:rPr>
+          <w:sz w:val="28"/>
+        </w:rPr>
+        <w:t>ВЫПОЛНЕНИЕ РАБОТЫ:</w:t>
+      </w:r>
+    </w:p>
+    <w:p>
+      <w:pPr>
+        <w:spacing w:line="360" w:lineRule="auto"/>
+        <w:ind w:firstLine="709"/>
+        <w:jc w:val="both"/>
+        <w:rPr>
+          <w:sz w:val="28"/>
+        </w:rPr>
+      </w:pPr>
+      <w:r>
+        <w:rPr>
+          <w:sz w:val="28"/>
+        </w:rPr>
+        <w:t xml:space="preserve">Данная лабораторная работа выполнялась на операционной системе </w:t>
+      </w:r>
+      <w:r>
+        <w:rPr>
+          <w:sz w:val="28"/>
+          <w:lang w:val="en-US"/>
+        </w:rPr>
+        <w:t>Windows 10</w:t>
+      </w:r>
+      <w:r>
+        <w:rPr>
+          <w:sz w:val="28"/>
+        </w:rPr>
+        <w:t xml:space="preserve"> и в терминале «</w:t>
+      </w:r>
+      <w:r>
+        <w:rPr>
+          <w:sz w:val="28"/>
+          <w:lang w:val="en-US"/>
+        </w:rPr>
+        <w:t>PowerShell</w:t>
+      </w:r>
+      <w:r>
+        <w:rPr>
+          <w:sz w:val="28"/>
+        </w:rPr>
+        <w:t>».</w:t>
+      </w:r>
+    </w:p>
+    <w:p>
+      <w:pPr>
+        <w:spacing w:line="360" w:lineRule="auto"/>
+        <w:ind w:firstLine="709"/>
+        <w:jc w:val="both"/>
+        <w:rPr>
+          <w:sz w:val="28"/>
+        </w:rPr>
+      </w:pPr>
+      <w:r>
+        <w:rPr>
+          <w:sz w:val="28"/>
+        </w:rPr>
+        <w:t xml:space="preserve">Вначале выполнения данной лабораторной работы </w:t>
+      </w:r>
+      <w:r>
+        <w:rPr>
+          <w:sz w:val="28"/>
+        </w:rPr>
+        <w:t xml:space="preserve">я установил веб-сервер </w:t>
+      </w:r>
+      <w:r>
+        <w:rPr>
+          <w:sz w:val="28"/>
+          <w:lang w:val="en-US"/>
+        </w:rPr>
+        <w:t xml:space="preserve">Apache </w:t>
+      </w:r>
+      <w:r>
+        <w:rPr>
+          <w:sz w:val="28"/>
+        </w:rPr>
+        <w:t xml:space="preserve">через официальный сайт и отредактировал конфиги </w:t>
+      </w:r>
+      <w:proofErr w:type="spellStart"/>
+      <w:r>
+        <w:rPr>
+          <w:sz w:val="28"/>
+          <w:lang w:val="en-US"/>
+        </w:rPr>
+        <w:t>httpd.conf</w:t>
+      </w:r>
+      <w:proofErr w:type="spellEnd"/>
+      <w:r>
+        <w:rPr>
+          <w:sz w:val="28"/>
+          <w:lang w:val="en-US"/>
+        </w:rPr>
+        <w:t xml:space="preserve"> </w:t>
+      </w:r>
+      <w:r>
+        <w:rPr>
+          <w:sz w:val="28"/>
+        </w:rPr>
+        <w:t xml:space="preserve">и </w:t>
+      </w:r>
+      <w:proofErr w:type="spellStart"/>
+      <w:r>
+        <w:rPr>
+          <w:sz w:val="28"/>
+        </w:rPr>
+        <w:t>httpd-vhosts.conf</w:t>
+      </w:r>
+      <w:proofErr w:type="spellEnd"/>
+      <w:r>
+        <w:rPr>
+          <w:sz w:val="28"/>
+          <w:lang w:val="en-US"/>
+        </w:rPr>
+        <w:t xml:space="preserve"> </w:t>
+      </w:r>
+      <w:r>
+        <w:rPr>
+          <w:sz w:val="28"/>
+        </w:rPr>
+        <w:t xml:space="preserve">в соответствии с методическим указанием. </w:t>
+      </w:r>
+    </w:p>
+    <w:p>
+      <w:pPr>
+        <w:spacing w:line="360" w:lineRule="auto"/>
+        <w:jc w:val="both"/>
+        <w:rPr>
+          <w:sz w:val="28"/>
+          <w:lang w:val="en-US"/>
+        </w:rPr>
+      </w:pPr>
+      <w:r>
+        <w:rPr>
+          <w:sz w:val="28"/>
+        </w:rPr>
+        <w:t xml:space="preserve">Листинг </w:t>
+      </w:r>
+      <w:proofErr w:type="spellStart"/>
+      <w:r>
+        <w:rPr>
+          <w:sz w:val="28"/>
+          <w:lang w:val="en-US"/>
+        </w:rPr>
+        <w:t>httpd.conf</w:t>
+      </w:r>
+      <w:proofErr w:type="spellEnd"/>
+      <w:r>
+        <w:rPr>
+          <w:sz w:val="28"/>
+          <w:lang w:val="en-US"/>
+        </w:rPr>
+        <w:t>:</w:t>
+      </w:r>
+    </w:p>
+    <w:p>
+      <w:pPr>
+        <w:spacing w:line="360" w:lineRule="auto"/>
+        <w:jc w:val="both"/>
+        <w:rPr>
+          <w:rFonts w:ascii="Courier New" w:hAnsi="Courier New" w:cs="Courier New"/>
+          <w:sz w:val="20"/>
+        </w:rPr>
+      </w:pPr>
+      <w:proofErr w:type="spellStart"/>
+      <w:r>
+        <w:rPr>
+          <w:rFonts w:ascii="Courier New" w:hAnsi="Courier New" w:cs="Courier New"/>
+          <w:sz w:val="20"/>
+        </w:rPr>
+        <w:t>Define</w:t>
+      </w:r>
+      <w:proofErr w:type="spellEnd"/>
+      <w:r>
+        <w:rPr>
+          <w:rFonts w:ascii="Courier New" w:hAnsi="Courier New" w:cs="Courier New"/>
+          <w:sz w:val="20"/>
+        </w:rPr>
+        <w:t xml:space="preserve"> SRVROOT "D:/university-3c5s/network/lab-6/Apache24/"</w:t>
+      </w:r>
+    </w:p>
+    <w:p>
+      <w:pPr>
+        <w:spacing w:line="360" w:lineRule="auto"/>
+        <w:jc w:val="both"/>
+        <w:rPr>
+          <w:rFonts w:ascii="Courier New" w:hAnsi="Courier New" w:cs="Courier New"/>
+          <w:sz w:val="20"/>
+        </w:rPr>
+      </w:pPr>
+    </w:p>
+    <w:p>
+      <w:pPr>
+        <w:spacing w:line="360" w:lineRule="auto"/>
+        <w:jc w:val="both"/>
+        <w:rPr>
+          <w:rFonts w:ascii="Courier New" w:hAnsi="Courier New" w:cs="Courier New"/>
+          <w:sz w:val="20"/>
+        </w:rPr>
+      </w:pPr>
+      <w:proofErr w:type="spellStart"/>
+      <w:r>
+        <w:rPr>
+          <w:rFonts w:ascii="Courier New" w:hAnsi="Courier New" w:cs="Courier New"/>
+          <w:sz w:val="20"/>
+        </w:rPr>
+        <w:t>ServerRoot</w:t>
+      </w:r>
+      <w:proofErr w:type="spellEnd"/>
+      <w:r>
+        <w:rPr>
+          <w:rFonts w:ascii="Courier New" w:hAnsi="Courier New" w:cs="Courier New"/>
+          <w:sz w:val="20"/>
+        </w:rPr>
+        <w:t xml:space="preserve"> "${SRVROOT}"</w:t>
+      </w:r>
+    </w:p>
+    <w:p>
+      <w:pPr>
+        <w:spacing w:line="360" w:lineRule="auto"/>
+        <w:jc w:val="both"/>
+        <w:rPr>
+          <w:rFonts w:ascii="Courier New" w:hAnsi="Courier New" w:cs="Courier New"/>
+          <w:sz w:val="20"/>
+        </w:rPr>
+      </w:pPr>
+    </w:p>
+    <w:p>
+      <w:pPr>
+        <w:spacing w:line="360" w:lineRule="auto"/>
+        <w:jc w:val="both"/>
+        <w:rPr>
+          <w:rFonts w:ascii="Courier New" w:hAnsi="Courier New" w:cs="Courier New"/>
+          <w:sz w:val="20"/>
+        </w:rPr>
+      </w:pPr>
+      <w:proofErr w:type="spellStart"/>
+      <w:r>
+        <w:rPr>
+          <w:rFonts w:ascii="Courier New" w:hAnsi="Courier New" w:cs="Courier New"/>
+          <w:sz w:val="20"/>
+        </w:rPr>
+        <w:t>Listen</w:t>
+      </w:r>
+      <w:proofErr w:type="spellEnd"/>
+      <w:r>
+        <w:rPr>
+          <w:rFonts w:ascii="Courier New" w:hAnsi="Courier New" w:cs="Courier New"/>
+          <w:sz w:val="20"/>
+        </w:rPr>
+        <w:t xml:space="preserve"> 8888</w:t>
+      </w:r>
+    </w:p>
+    <w:p>
+      <w:pPr>
+        <w:spacing w:line="360" w:lineRule="auto"/>
+        <w:jc w:val="both"/>
+        <w:rPr>
+          <w:rFonts w:ascii="Courier New" w:hAnsi="Courier New" w:cs="Courier New"/>
+          <w:sz w:val="20"/>
+          <w:lang w:val="en-US"/>
+        </w:rPr>
+      </w:pPr>
+    </w:p>
+    <w:p>
+      <w:pPr>
+        <w:spacing w:line="360" w:lineRule="auto"/>
+        <w:jc w:val="both"/>
+        <w:rPr>
+          <w:rFonts w:ascii="Courier New" w:hAnsi="Courier New" w:cs="Courier New"/>
+          <w:sz w:val="20"/>
+        </w:rPr>
+      </w:pPr>
+      <w:r>
+        <w:rPr>
+          <w:rFonts w:ascii="Courier New" w:hAnsi="Courier New" w:cs="Courier New"/>
+          <w:sz w:val="20"/>
+        </w:rPr>
+        <w:t>&lt;</w:t>
+      </w:r>
+      <w:proofErr w:type="spellStart"/>
+      <w:r>
+        <w:rPr>
+          <w:rFonts w:ascii="Courier New" w:hAnsi="Courier New" w:cs="Courier New"/>
+          <w:sz w:val="20"/>
+        </w:rPr>
+        <w:t>IfModule</w:t>
+      </w:r>
+      <w:proofErr w:type="spellEnd"/>
+      <w:r>
+        <w:rPr>
+          <w:rFonts w:ascii="Courier New" w:hAnsi="Courier New" w:cs="Courier New"/>
+          <w:sz w:val="20"/>
+        </w:rPr>
+        <w:t xml:space="preserve"> </w:t>
+      </w:r>
+      <w:proofErr w:type="spellStart"/>
+      <w:r>
+        <w:rPr>
+          <w:rFonts w:ascii="Courier New" w:hAnsi="Courier New" w:cs="Courier New"/>
+          <w:sz w:val="20"/>
+        </w:rPr>
+        <w:t>unixd_module</w:t>
+      </w:r>
+      <w:proofErr w:type="spellEnd"/>
+      <w:r>
+        <w:rPr>
+          <w:rFonts w:ascii="Courier New" w:hAnsi="Courier New" w:cs="Courier New"/>
+          <w:sz w:val="20"/>
+        </w:rPr>
+        <w:t>&gt;</w:t>
+      </w:r>
+    </w:p>
+    <w:p>
+      <w:pPr>
+        <w:spacing w:line="360" w:lineRule="auto"/>
+        <w:jc w:val="both"/>
+        <w:rPr>
+          <w:rFonts w:ascii="Courier New" w:hAnsi="Courier New" w:cs="Courier New"/>
+          <w:sz w:val="20"/>
+        </w:rPr>
+      </w:pPr>
+      <w:r>
+        <w:rPr>
+          <w:rFonts w:ascii="Courier New" w:hAnsi="Courier New" w:cs="Courier New"/>
+          <w:sz w:val="20"/>
+        </w:rPr>
+        <w:t xml:space="preserve">    User </w:t>
+      </w:r>
+      <w:proofErr w:type="spellStart"/>
+      <w:r>
+        <w:rPr>
+          <w:rFonts w:ascii="Courier New" w:hAnsi="Courier New" w:cs="Courier New"/>
+          <w:sz w:val="20"/>
+        </w:rPr>
+        <w:t>daemon</w:t>
+      </w:r>
+      <w:proofErr w:type="spellEnd"/>
+    </w:p>
+    <w:p>
+      <w:pPr>
+        <w:spacing w:line="360" w:lineRule="auto"/>
+        <w:jc w:val="both"/>
+        <w:rPr>
+          <w:rFonts w:ascii="Courier New" w:hAnsi="Courier New" w:cs="Courier New"/>
+          <w:sz w:val="20"/>
+        </w:rPr>
+      </w:pPr>
+      <w:r>
+        <w:rPr>
+          <w:rFonts w:ascii="Courier New" w:hAnsi="Courier New" w:cs="Courier New"/>
+          <w:sz w:val="20"/>
+        </w:rPr>
+        <w:t xml:space="preserve">    Group </w:t>
+      </w:r>
+      <w:proofErr w:type="spellStart"/>
+      <w:r>
+        <w:rPr>
+          <w:rFonts w:ascii="Courier New" w:hAnsi="Courier New" w:cs="Courier New"/>
+          <w:sz w:val="20"/>
+        </w:rPr>
+        <w:t>daemon</w:t>
+      </w:r>
+      <w:proofErr w:type="spellEnd"/>
+    </w:p>
+    <w:p>
+      <w:pPr>
+        <w:spacing w:line="360" w:lineRule="auto"/>
+        <w:jc w:val="both"/>
+        <w:rPr>
+          <w:rFonts w:ascii="Courier New" w:hAnsi="Courier New" w:cs="Courier New"/>
+          <w:sz w:val="20"/>
+        </w:rPr>
+      </w:pPr>
+      <w:r>
+        <w:rPr>
+          <w:rFonts w:ascii="Courier New" w:hAnsi="Courier New" w:cs="Courier New"/>
+          <w:sz w:val="20"/>
+        </w:rPr>
+        <w:t>&lt;/</w:t>
+      </w:r>
+      <w:proofErr w:type="spellStart"/>
+      <w:r>
+        <w:rPr>
+          <w:rFonts w:ascii="Courier New" w:hAnsi="Courier New" w:cs="Courier New"/>
+          <w:sz w:val="20"/>
+        </w:rPr>
+        <w:t>IfModule</w:t>
+      </w:r>
+      <w:proofErr w:type="spellEnd"/>
+      <w:r>
+        <w:rPr>
+          <w:rFonts w:ascii="Courier New" w:hAnsi="Courier New" w:cs="Courier New"/>
+          <w:sz w:val="20"/>
+        </w:rPr>
+        <w:t>&gt;</w:t>
+      </w:r>
+    </w:p>
+    <w:p>
+      <w:pPr>
+        <w:spacing w:line="360" w:lineRule="auto"/>
+        <w:jc w:val="both"/>
+        <w:rPr>
+          <w:rFonts w:ascii="Courier New" w:hAnsi="Courier New" w:cs="Courier New"/>
+          <w:sz w:val="20"/>
+        </w:rPr>
+      </w:pPr>
+    </w:p>
+    <w:p>
+      <w:pPr>
+        <w:spacing w:line="360" w:lineRule="auto"/>
+        <w:jc w:val="both"/>
+        <w:rPr>
+          <w:rFonts w:ascii="Courier New" w:hAnsi="Courier New" w:cs="Courier New"/>
+          <w:sz w:val="20"/>
+        </w:rPr>
+      </w:pPr>
+      <w:proofErr w:type="spellStart"/>
+      <w:r>
+        <w:rPr>
+          <w:rFonts w:ascii="Courier New" w:hAnsi="Courier New" w:cs="Courier New"/>
+          <w:sz w:val="20"/>
+        </w:rPr>
+        <w:t>ServerAdmin</w:t>
+      </w:r>
+      <w:proofErr w:type="spellEnd"/>
+      <w:r>
+        <w:rPr>
+          <w:rFonts w:ascii="Courier New" w:hAnsi="Courier New" w:cs="Courier New"/>
+          <w:sz w:val="20"/>
+        </w:rPr>
+        <w:t xml:space="preserve"> admin@example.com</w:t>
+      </w:r>
+    </w:p>
+    <w:p>
+      <w:pPr>
+        <w:spacing w:line="360" w:lineRule="auto"/>
+        <w:jc w:val="both"/>
+        <w:rPr>
+          <w:rFonts w:ascii="Courier New" w:hAnsi="Courier New" w:cs="Courier New"/>
+          <w:sz w:val="20"/>
+        </w:rPr>
+      </w:pPr>
+    </w:p>
+    <w:p>
+      <w:pPr>
+        <w:spacing w:line="360" w:lineRule="auto"/>
+        <w:jc w:val="both"/>
+        <w:rPr>
+          <w:rFonts w:ascii="Courier New" w:hAnsi="Courier New" w:cs="Courier New"/>
+          <w:sz w:val="20"/>
+        </w:rPr>
+      </w:pPr>
+      <w:proofErr w:type="spellStart"/>
+      <w:r>
+        <w:rPr>
+          <w:rFonts w:ascii="Courier New" w:hAnsi="Courier New" w:cs="Courier New"/>
+          <w:sz w:val="20"/>
+        </w:rPr>
+        <w:t>ServerName</w:t>
+      </w:r>
+      <w:proofErr w:type="spellEnd"/>
+      <w:r>
+        <w:rPr>
+          <w:rFonts w:ascii="Courier New" w:hAnsi="Courier New" w:cs="Courier New"/>
+          <w:sz w:val="20"/>
+        </w:rPr>
+        <w:t xml:space="preserve"> localhost:8888</w:t>
+      </w:r>
+    </w:p>
+    <w:p>
+      <w:pPr>
+        <w:spacing w:line="360" w:lineRule="auto"/>
+        <w:jc w:val="both"/>
+        <w:rPr>
+          <w:rFonts w:ascii="Courier New" w:hAnsi="Courier New" w:cs="Courier New"/>
+          <w:sz w:val="20"/>
+        </w:rPr>
+      </w:pPr>
+    </w:p>
+    <w:p>
+      <w:pPr>
+        <w:spacing w:line="360" w:lineRule="auto"/>
+        <w:jc w:val="both"/>
+        <w:rPr>
+          <w:rFonts w:ascii="Courier New" w:hAnsi="Courier New" w:cs="Courier New"/>
+          <w:sz w:val="20"/>
+        </w:rPr>
+      </w:pPr>
+      <w:r>
+        <w:rPr>
+          <w:rFonts w:ascii="Courier New" w:hAnsi="Courier New" w:cs="Courier New"/>
+          <w:sz w:val="20"/>
+        </w:rPr>
+        <w:t>&lt;Directory /&gt;</w:t>
+      </w:r>
+    </w:p>
+    <w:p>
+      <w:pPr>
+        <w:spacing w:line="360" w:lineRule="auto"/>
+        <w:jc w:val="both"/>
+        <w:rPr>
+          <w:rFonts w:ascii="Courier New" w:hAnsi="Courier New" w:cs="Courier New"/>
+          <w:sz w:val="20"/>
+        </w:rPr>
+      </w:pPr>
+      <w:r>
+        <w:rPr>
+          <w:rFonts w:ascii="Courier New" w:hAnsi="Courier New" w:cs="Courier New"/>
+          <w:sz w:val="20"/>
+        </w:rPr>
+        <w:t xml:space="preserve">    </w:t>
+      </w:r>
+      <w:proofErr w:type="spellStart"/>
+      <w:r>
+        <w:rPr>
+          <w:rFonts w:ascii="Courier New" w:hAnsi="Courier New" w:cs="Courier New"/>
+          <w:sz w:val="20"/>
+        </w:rPr>
+        <w:t>Options</w:t>
+      </w:r>
+      <w:proofErr w:type="spellEnd"/>
+      <w:r>
+        <w:rPr>
+          <w:rFonts w:ascii="Courier New" w:hAnsi="Courier New" w:cs="Courier New"/>
+          <w:sz w:val="20"/>
+        </w:rPr>
+        <w:t xml:space="preserve"> </w:t>
+      </w:r>
+      <w:proofErr w:type="spellStart"/>
+      <w:r>
+        <w:rPr>
+          <w:rFonts w:ascii="Courier New" w:hAnsi="Courier New" w:cs="Courier New"/>
+          <w:sz w:val="20"/>
+        </w:rPr>
+        <w:t>Includes</w:t>
+      </w:r>
+      <w:proofErr w:type="spellEnd"/>
+      <w:r>
+        <w:rPr>
+          <w:rFonts w:ascii="Courier New" w:hAnsi="Courier New" w:cs="Courier New"/>
+          <w:sz w:val="20"/>
+        </w:rPr>
+        <w:t xml:space="preserve"> </w:t>
+      </w:r>
+      <w:proofErr w:type="spellStart"/>
+      <w:r>
+        <w:rPr>
+          <w:rFonts w:ascii="Courier New" w:hAnsi="Courier New" w:cs="Courier New"/>
+          <w:sz w:val="20"/>
+        </w:rPr>
+        <w:t>Indexes</w:t>
+      </w:r>
+      <w:proofErr w:type="spellEnd"/>
+      <w:r>
+        <w:rPr>
+          <w:rFonts w:ascii="Courier New" w:hAnsi="Courier New" w:cs="Courier New"/>
+          <w:sz w:val="20"/>
+        </w:rPr>
+        <w:t xml:space="preserve"> </w:t>
+      </w:r>
+      <w:proofErr w:type="spellStart"/>
+      <w:r>
+        <w:rPr>
+          <w:rFonts w:ascii="Courier New" w:hAnsi="Courier New" w:cs="Courier New"/>
+          <w:sz w:val="20"/>
+        </w:rPr>
+        <w:t>FollowSymLinks</w:t>
+      </w:r>
+      <w:proofErr w:type="spellEnd"/>
+    </w:p>
+    <w:p>
+      <w:pPr>
+        <w:spacing w:line="360" w:lineRule="auto"/>
+        <w:jc w:val="both"/>
+        <w:rPr>
+          <w:rFonts w:ascii="Courier New" w:hAnsi="Courier New" w:cs="Courier New"/>
+          <w:sz w:val="20"/>
+        </w:rPr>
+      </w:pPr>
+      <w:r>
+        <w:rPr>
+          <w:rFonts w:ascii="Courier New" w:hAnsi="Courier New" w:cs="Courier New"/>
+          <w:sz w:val="20"/>
+        </w:rPr>
+        <w:t xml:space="preserve">    </w:t>
+      </w:r>
+      <w:proofErr w:type="spellStart"/>
+      <w:r>
+        <w:rPr>
+          <w:rFonts w:ascii="Courier New" w:hAnsi="Courier New" w:cs="Courier New"/>
+          <w:sz w:val="20"/>
+        </w:rPr>
+        <w:t>AllowOverride</w:t>
+      </w:r>
+      <w:proofErr w:type="spellEnd"/>
+      <w:r>
+        <w:rPr>
+          <w:rFonts w:ascii="Courier New" w:hAnsi="Courier New" w:cs="Courier New"/>
+          <w:sz w:val="20"/>
+        </w:rPr>
+        <w:t xml:space="preserve"> All</w:t>
+      </w:r>
+    </w:p>
+    <w:p>
+      <w:pPr>
+        <w:spacing w:line="360" w:lineRule="auto"/>
+        <w:jc w:val="both"/>
+        <w:rPr>
+          <w:rFonts w:ascii="Courier New" w:hAnsi="Courier New" w:cs="Courier New"/>
+          <w:sz w:val="20"/>
+        </w:rPr>
+      </w:pPr>
+      <w:r>
+        <w:rPr>
+          <w:rFonts w:ascii="Courier New" w:hAnsi="Courier New" w:cs="Courier New"/>
+          <w:sz w:val="20"/>
+        </w:rPr>
+        <w:t xml:space="preserve">    </w:t>
+      </w:r>
+      <w:proofErr w:type="spellStart"/>
+      <w:r>
+        <w:rPr>
+          <w:rFonts w:ascii="Courier New" w:hAnsi="Courier New" w:cs="Courier New"/>
+          <w:sz w:val="20"/>
+        </w:rPr>
+        <w:t>Allow</w:t>
+      </w:r>
+      <w:proofErr w:type="spellEnd"/>
+      <w:r>
+        <w:rPr>
+          <w:rFonts w:ascii="Courier New" w:hAnsi="Courier New" w:cs="Courier New"/>
+          <w:sz w:val="20"/>
+        </w:rPr>
+        <w:t xml:space="preserve"> </w:t>
+      </w:r>
+      <w:proofErr w:type="spellStart"/>
+      <w:r>
+        <w:rPr>
+          <w:rFonts w:ascii="Courier New" w:hAnsi="Courier New" w:cs="Courier New"/>
+          <w:sz w:val="20"/>
+        </w:rPr>
+        <w:t>from</w:t>
+      </w:r>
+      <w:proofErr w:type="spellEnd"/>
+      <w:r>
+        <w:rPr>
+          <w:rFonts w:ascii="Courier New" w:hAnsi="Courier New" w:cs="Courier New"/>
+          <w:sz w:val="20"/>
+        </w:rPr>
+        <w:t xml:space="preserve"> </w:t>
+      </w:r>
+      <w:proofErr w:type="spellStart"/>
+      <w:r>
+        <w:rPr>
+          <w:rFonts w:ascii="Courier New" w:hAnsi="Courier New" w:cs="Courier New"/>
+          <w:sz w:val="20"/>
+        </w:rPr>
+        <w:t>all</w:t>
+      </w:r>
+      <w:proofErr w:type="spellEnd"/>
+    </w:p>
+    <w:p>
+      <w:pPr>
+        <w:spacing w:line="360" w:lineRule="auto"/>
+        <w:jc w:val="both"/>
+        <w:rPr>
+          <w:rFonts w:ascii="Courier New" w:hAnsi="Courier New" w:cs="Courier New"/>
+          <w:sz w:val="20"/>
+        </w:rPr>
+      </w:pPr>
+      <w:r>
+        <w:rPr>
+          <w:rFonts w:ascii="Courier New" w:hAnsi="Courier New" w:cs="Courier New"/>
+          <w:sz w:val="20"/>
+        </w:rPr>
+        <w:t>&lt;/Directory&gt;</w:t>
+      </w:r>
+    </w:p>
+    <w:p>
+      <w:pPr>
+        <w:spacing w:line="360" w:lineRule="auto"/>
+        <w:jc w:val="both"/>
+        <w:rPr>
+          <w:rFonts w:ascii="Courier New" w:hAnsi="Courier New" w:cs="Courier New"/>
+          <w:sz w:val="20"/>
+        </w:rPr>
+      </w:pPr>
+    </w:p>
+    <w:p>
+      <w:pPr>
+        <w:spacing w:line="360" w:lineRule="auto"/>
+        <w:jc w:val="both"/>
+        <w:rPr>
+          <w:rFonts w:ascii="Courier New" w:hAnsi="Courier New" w:cs="Courier New"/>
+          <w:sz w:val="20"/>
+        </w:rPr>
+      </w:pPr>
+      <w:proofErr w:type="spellStart"/>
+      <w:r>
+        <w:rPr>
+          <w:rFonts w:ascii="Courier New" w:hAnsi="Courier New" w:cs="Courier New"/>
+          <w:sz w:val="20"/>
+        </w:rPr>
+        <w:t>DocumentRoot</w:t>
+      </w:r>
+      <w:proofErr w:type="spellEnd"/>
+      <w:r>
+        <w:rPr>
+          <w:rFonts w:ascii="Courier New" w:hAnsi="Courier New" w:cs="Courier New"/>
+          <w:sz w:val="20"/>
+        </w:rPr>
+        <w:t xml:space="preserve"> "${SRVROOT}"</w:t>
+      </w:r>
+    </w:p>
+    <w:p>
+      <w:pPr>
+        <w:spacing w:line="360" w:lineRule="auto"/>
+        <w:jc w:val="both"/>
+        <w:rPr>
+          <w:rFonts w:ascii="Courier New" w:hAnsi="Courier New" w:cs="Courier New"/>
+          <w:sz w:val="20"/>
+        </w:rPr>
+      </w:pPr>
+    </w:p>
+    <w:p>
+      <w:pPr>
+        <w:spacing w:line="360" w:lineRule="auto"/>
+        <w:jc w:val="both"/>
+        <w:rPr>
+          <w:rFonts w:ascii="Courier New" w:hAnsi="Courier New" w:cs="Courier New"/>
+          <w:sz w:val="20"/>
+        </w:rPr>
+      </w:pPr>
+      <w:r>
+        <w:rPr>
+          <w:rFonts w:ascii="Courier New" w:hAnsi="Courier New" w:cs="Courier New"/>
+          <w:sz w:val="20"/>
+        </w:rPr>
+        <w:t>&lt;</w:t>
+      </w:r>
+      <w:proofErr w:type="spellStart"/>
+      <w:r>
+        <w:rPr>
+          <w:rFonts w:ascii="Courier New" w:hAnsi="Courier New" w:cs="Courier New"/>
+          <w:sz w:val="20"/>
+        </w:rPr>
+        <w:t>IfModule</w:t>
+      </w:r>
+      <w:proofErr w:type="spellEnd"/>
+      <w:r>
+        <w:rPr>
+          <w:rFonts w:ascii="Courier New" w:hAnsi="Courier New" w:cs="Courier New"/>
+          <w:sz w:val="20"/>
+        </w:rPr>
+        <w:t xml:space="preserve"> </w:t>
+      </w:r>
+      <w:proofErr w:type="spellStart"/>
+      <w:r>
+        <w:rPr>
+          <w:rFonts w:ascii="Courier New" w:hAnsi="Courier New" w:cs="Courier New"/>
+          <w:sz w:val="20"/>
+        </w:rPr>
+        <w:t>dir_module</w:t>
+      </w:r>
+      <w:proofErr w:type="spellEnd"/>
+      <w:r>
+        <w:rPr>
+          <w:rFonts w:ascii="Courier New" w:hAnsi="Courier New" w:cs="Courier New"/>
+          <w:sz w:val="20"/>
+        </w:rPr>
+        <w:t>&gt;</w:t>
+      </w:r>
+    </w:p>
+    <w:p>
+      <w:pPr>
+        <w:spacing w:line="360" w:lineRule="auto"/>
+        <w:jc w:val="both"/>
+        <w:rPr>
+          <w:rFonts w:ascii="Courier New" w:hAnsi="Courier New" w:cs="Courier New"/>
+          <w:sz w:val="20"/>
+        </w:rPr>
+      </w:pPr>
+      <w:r>
+        <w:rPr>
+          <w:rFonts w:ascii="Courier New" w:hAnsi="Courier New" w:cs="Courier New"/>
+          <w:sz w:val="20"/>
+        </w:rPr>
+        <w:lastRenderedPageBreak/>
+        <w:t xml:space="preserve">    </w:t>
+      </w:r>
+      <w:proofErr w:type="spellStart"/>
+      <w:r>
+        <w:rPr>
+          <w:rFonts w:ascii="Courier New" w:hAnsi="Courier New" w:cs="Courier New"/>
+          <w:sz w:val="20"/>
+        </w:rPr>
+        <w:t>DirectoryIndex</w:t>
+      </w:r>
+      <w:proofErr w:type="spellEnd"/>
+      <w:r>
+        <w:rPr>
+          <w:rFonts w:ascii="Courier New" w:hAnsi="Courier New" w:cs="Courier New"/>
+          <w:sz w:val="20"/>
+        </w:rPr>
+        <w:t xml:space="preserve"> index.html index.htm index.shtml </w:t>
+      </w:r>
+      <w:proofErr w:type="spellStart"/>
+      <w:r>
+        <w:rPr>
+          <w:rFonts w:ascii="Courier New" w:hAnsi="Courier New" w:cs="Courier New"/>
+          <w:sz w:val="20"/>
+        </w:rPr>
+        <w:t>index.php</w:t>
+      </w:r>
+      <w:proofErr w:type="spellEnd"/>
+    </w:p>
+    <w:p>
+      <w:pPr>
+        <w:spacing w:line="360" w:lineRule="auto"/>
+        <w:jc w:val="both"/>
+        <w:rPr>
+          <w:rFonts w:ascii="Courier New" w:hAnsi="Courier New" w:cs="Courier New"/>
+          <w:sz w:val="20"/>
+        </w:rPr>
+      </w:pPr>
+      <w:r>
+        <w:rPr>
+          <w:rFonts w:ascii="Courier New" w:hAnsi="Courier New" w:cs="Courier New"/>
+          <w:sz w:val="20"/>
+        </w:rPr>
+        <w:t>&lt;/</w:t>
+      </w:r>
+      <w:proofErr w:type="spellStart"/>
+      <w:r>
+        <w:rPr>
+          <w:rFonts w:ascii="Courier New" w:hAnsi="Courier New" w:cs="Courier New"/>
+          <w:sz w:val="20"/>
+        </w:rPr>
+        <w:t>IfModule</w:t>
+      </w:r>
+      <w:proofErr w:type="spellEnd"/>
+      <w:r>
+        <w:rPr>
+          <w:rFonts w:ascii="Courier New" w:hAnsi="Courier New" w:cs="Courier New"/>
+          <w:sz w:val="20"/>
+        </w:rPr>
+        <w:t>&gt;</w:t>
+      </w:r>
+    </w:p>
+    <w:p>
+      <w:pPr>
+        <w:spacing w:line="360" w:lineRule="auto"/>
+        <w:jc w:val="both"/>
+        <w:rPr>
+          <w:rFonts w:ascii="Courier New" w:hAnsi="Courier New" w:cs="Courier New"/>
+          <w:sz w:val="20"/>
+        </w:rPr>
+      </w:pPr>
+    </w:p>
+    <w:p>
+      <w:pPr>
+        <w:spacing w:line="360" w:lineRule="auto"/>
+        <w:jc w:val="both"/>
+        <w:rPr>
+          <w:rFonts w:ascii="Courier New" w:hAnsi="Courier New" w:cs="Courier New"/>
+          <w:sz w:val="20"/>
+        </w:rPr>
+      </w:pPr>
+      <w:r>
+        <w:rPr>
+          <w:rFonts w:ascii="Courier New" w:hAnsi="Courier New" w:cs="Courier New"/>
+          <w:sz w:val="20"/>
+        </w:rPr>
+        <w:t>&lt;Files ".</w:t>
+      </w:r>
+      <w:proofErr w:type="spellStart"/>
+      <w:r>
+        <w:rPr>
+          <w:rFonts w:ascii="Courier New" w:hAnsi="Courier New" w:cs="Courier New"/>
+          <w:sz w:val="20"/>
+        </w:rPr>
+        <w:t>ht</w:t>
+      </w:r>
+      <w:proofErr w:type="spellEnd"/>
+      <w:r>
+        <w:rPr>
+          <w:rFonts w:ascii="Courier New" w:hAnsi="Courier New" w:cs="Courier New"/>
+          <w:sz w:val="20"/>
+        </w:rPr>
+        <w:t>*"&gt;</w:t>
+      </w:r>
+    </w:p>
+    <w:p>
+      <w:pPr>
+        <w:spacing w:line="360" w:lineRule="auto"/>
+        <w:jc w:val="both"/>
+        <w:rPr>
+          <w:rFonts w:ascii="Courier New" w:hAnsi="Courier New" w:cs="Courier New"/>
+          <w:sz w:val="20"/>
+        </w:rPr>
+      </w:pPr>
+      <w:r>
+        <w:rPr>
+          <w:rFonts w:ascii="Courier New" w:hAnsi="Courier New" w:cs="Courier New"/>
+          <w:sz w:val="20"/>
+        </w:rPr>
+        <w:t xml:space="preserve">    </w:t>
+      </w:r>
+      <w:proofErr w:type="spellStart"/>
+      <w:r>
+        <w:rPr>
+          <w:rFonts w:ascii="Courier New" w:hAnsi="Courier New" w:cs="Courier New"/>
+          <w:sz w:val="20"/>
+        </w:rPr>
+        <w:t>Require</w:t>
+      </w:r>
+      <w:proofErr w:type="spellEnd"/>
+      <w:r>
+        <w:rPr>
+          <w:rFonts w:ascii="Courier New" w:hAnsi="Courier New" w:cs="Courier New"/>
+          <w:sz w:val="20"/>
+        </w:rPr>
+        <w:t xml:space="preserve"> </w:t>
+      </w:r>
+      <w:proofErr w:type="spellStart"/>
+      <w:r>
+        <w:rPr>
+          <w:rFonts w:ascii="Courier New" w:hAnsi="Courier New" w:cs="Courier New"/>
+          <w:sz w:val="20"/>
+        </w:rPr>
+        <w:t>all</w:t>
+      </w:r>
+      <w:proofErr w:type="spellEnd"/>
+      <w:r>
+        <w:rPr>
+          <w:rFonts w:ascii="Courier New" w:hAnsi="Courier New" w:cs="Courier New"/>
+          <w:sz w:val="20"/>
+        </w:rPr>
+        <w:t xml:space="preserve"> </w:t>
+      </w:r>
+      <w:proofErr w:type="spellStart"/>
+      <w:r>
+        <w:rPr>
+          <w:rFonts w:ascii="Courier New" w:hAnsi="Courier New" w:cs="Courier New"/>
+          <w:sz w:val="20"/>
+        </w:rPr>
+        <w:t>denied</w:t>
+      </w:r>
+      <w:proofErr w:type="spellEnd"/>
+    </w:p>
+    <w:p>
+      <w:pPr>
+        <w:spacing w:line="360" w:lineRule="auto"/>
+        <w:jc w:val="both"/>
+        <w:rPr>
+          <w:rFonts w:ascii="Courier New" w:hAnsi="Courier New" w:cs="Courier New"/>
+          <w:sz w:val="20"/>
+        </w:rPr>
+      </w:pPr>
+      <w:r>
+        <w:rPr>
+          <w:rFonts w:ascii="Courier New" w:hAnsi="Courier New" w:cs="Courier New"/>
+          <w:sz w:val="20"/>
+        </w:rPr>
+        <w:t>&lt;/Files&gt;</w:t>
+      </w:r>
+    </w:p>
+    <w:p>
+      <w:pPr>
+        <w:spacing w:line="360" w:lineRule="auto"/>
+        <w:jc w:val="both"/>
+        <w:rPr>
+          <w:rFonts w:ascii="Courier New" w:hAnsi="Courier New" w:cs="Courier New"/>
+          <w:sz w:val="20"/>
+        </w:rPr>
+      </w:pPr>
+    </w:p>
+    <w:p>
+      <w:pPr>
+        <w:spacing w:line="360" w:lineRule="auto"/>
+        <w:jc w:val="both"/>
+        <w:rPr>
+          <w:rFonts w:ascii="Courier New" w:hAnsi="Courier New" w:cs="Courier New"/>
+          <w:sz w:val="20"/>
+        </w:rPr>
+      </w:pPr>
+      <w:proofErr w:type="spellStart"/>
+      <w:r>
+        <w:rPr>
+          <w:rFonts w:ascii="Courier New" w:hAnsi="Courier New" w:cs="Courier New"/>
+          <w:sz w:val="20"/>
+        </w:rPr>
+        <w:t>ErrorLog</w:t>
+      </w:r>
+      <w:proofErr w:type="spellEnd"/>
+      <w:r>
+        <w:rPr>
+          <w:rFonts w:ascii="Courier New" w:hAnsi="Courier New" w:cs="Courier New"/>
+          <w:sz w:val="20"/>
+        </w:rPr>
+        <w:t xml:space="preserve"> "${SRVROOT}/</w:t>
+      </w:r>
+      <w:proofErr w:type="spellStart"/>
+      <w:r>
+        <w:rPr>
+          <w:rFonts w:ascii="Courier New" w:hAnsi="Courier New" w:cs="Courier New"/>
+          <w:sz w:val="20"/>
+        </w:rPr>
+        <w:t>logs</w:t>
+      </w:r>
+      <w:proofErr w:type="spellEnd"/>
+      <w:r>
+        <w:rPr>
+          <w:rFonts w:ascii="Courier New" w:hAnsi="Courier New" w:cs="Courier New"/>
+          <w:sz w:val="20"/>
+        </w:rPr>
+        <w:t>/error.log"</w:t>
+      </w:r>
+    </w:p>
+    <w:p>
+      <w:pPr>
+        <w:spacing w:line="360" w:lineRule="auto"/>
+        <w:jc w:val="both"/>
+        <w:rPr>
+          <w:rFonts w:ascii="Courier New" w:hAnsi="Courier New" w:cs="Courier New"/>
+          <w:sz w:val="20"/>
+        </w:rPr>
+      </w:pPr>
+    </w:p>
+    <w:p>
+      <w:pPr>
+        <w:spacing w:line="360" w:lineRule="auto"/>
+        <w:jc w:val="both"/>
+        <w:rPr>
+          <w:rFonts w:ascii="Courier New" w:hAnsi="Courier New" w:cs="Courier New"/>
+          <w:sz w:val="20"/>
+        </w:rPr>
+      </w:pPr>
+      <w:proofErr w:type="spellStart"/>
+      <w:r>
+        <w:rPr>
+          <w:rFonts w:ascii="Courier New" w:hAnsi="Courier New" w:cs="Courier New"/>
+          <w:sz w:val="20"/>
+        </w:rPr>
+        <w:t>LogLevel</w:t>
+      </w:r>
+      <w:proofErr w:type="spellEnd"/>
+      <w:r>
+        <w:rPr>
+          <w:rFonts w:ascii="Courier New" w:hAnsi="Courier New" w:cs="Courier New"/>
+          <w:sz w:val="20"/>
+        </w:rPr>
+        <w:t xml:space="preserve"> </w:t>
+      </w:r>
+      <w:proofErr w:type="spellStart"/>
+      <w:r>
+        <w:rPr>
+          <w:rFonts w:ascii="Courier New" w:hAnsi="Courier New" w:cs="Courier New"/>
+          <w:sz w:val="20"/>
+        </w:rPr>
+        <w:t>warn</w:t>
+      </w:r>
+      <w:proofErr w:type="spellEnd"/>
+    </w:p>
+    <w:p>
+      <w:pPr>
+        <w:spacing w:line="360" w:lineRule="auto"/>
+        <w:jc w:val="both"/>
+        <w:rPr>
+          <w:rFonts w:ascii="Courier New" w:hAnsi="Courier New" w:cs="Courier New"/>
+          <w:sz w:val="20"/>
+        </w:rPr>
+      </w:pPr>
+    </w:p>
+    <w:p>
+      <w:pPr>
+        <w:spacing w:line="360" w:lineRule="auto"/>
+        <w:jc w:val="both"/>
+        <w:rPr>
+          <w:rFonts w:ascii="Courier New" w:hAnsi="Courier New" w:cs="Courier New"/>
+          <w:sz w:val="20"/>
+        </w:rPr>
+      </w:pPr>
+      <w:r>
+        <w:rPr>
+          <w:rFonts w:ascii="Courier New" w:hAnsi="Courier New" w:cs="Courier New"/>
+          <w:sz w:val="20"/>
+        </w:rPr>
+        <w:t>&lt;</w:t>
+      </w:r>
+      <w:proofErr w:type="spellStart"/>
+      <w:r>
+        <w:rPr>
+          <w:rFonts w:ascii="Courier New" w:hAnsi="Courier New" w:cs="Courier New"/>
+          <w:sz w:val="20"/>
+        </w:rPr>
+        <w:t>IfModule</w:t>
+      </w:r>
+      <w:proofErr w:type="spellEnd"/>
+      <w:r>
+        <w:rPr>
+          <w:rFonts w:ascii="Courier New" w:hAnsi="Courier New" w:cs="Courier New"/>
+          <w:sz w:val="20"/>
+        </w:rPr>
+        <w:t xml:space="preserve"> </w:t>
+      </w:r>
+      <w:proofErr w:type="spellStart"/>
+      <w:r>
+        <w:rPr>
+          <w:rFonts w:ascii="Courier New" w:hAnsi="Courier New" w:cs="Courier New"/>
+          <w:sz w:val="20"/>
+        </w:rPr>
+        <w:t>log_config_module</w:t>
+      </w:r>
+      <w:proofErr w:type="spellEnd"/>
+      <w:r>
+        <w:rPr>
+          <w:rFonts w:ascii="Courier New" w:hAnsi="Courier New" w:cs="Courier New"/>
+          <w:sz w:val="20"/>
+        </w:rPr>
+        <w:t>&gt;</w:t>
+      </w:r>
+    </w:p>
+    <w:p>
+      <w:pPr>
+        <w:spacing w:line="360" w:lineRule="auto"/>
+        <w:jc w:val="both"/>
+        <w:rPr>
+          <w:rFonts w:ascii="Courier New" w:hAnsi="Courier New" w:cs="Courier New"/>
+          <w:sz w:val="20"/>
+        </w:rPr>
+      </w:pPr>
+      <w:r>
+        <w:rPr>
+          <w:rFonts w:ascii="Courier New" w:hAnsi="Courier New" w:cs="Courier New"/>
+          <w:sz w:val="20"/>
+        </w:rPr>
+        <w:t xml:space="preserve">    </w:t>
+      </w:r>
+      <w:proofErr w:type="spellStart"/>
+      <w:r>
+        <w:rPr>
+          <w:rFonts w:ascii="Courier New" w:hAnsi="Courier New" w:cs="Courier New"/>
+          <w:sz w:val="20"/>
+        </w:rPr>
+        <w:t>LogFormat</w:t>
+      </w:r>
+      <w:proofErr w:type="spellEnd"/>
+      <w:r>
+        <w:rPr>
+          <w:rFonts w:ascii="Courier New" w:hAnsi="Courier New" w:cs="Courier New"/>
+          <w:sz w:val="20"/>
+        </w:rPr>
+        <w:t xml:space="preserve"> "%h %l %u %t \"%r\" </w:t>
+      </w:r>
+      <w:proofErr w:type="gramStart"/>
+      <w:r>
+        <w:rPr>
+          <w:rFonts w:ascii="Courier New" w:hAnsi="Courier New" w:cs="Courier New"/>
+          <w:sz w:val="20"/>
+        </w:rPr>
+        <w:t>%&gt;s</w:t>
+      </w:r>
+      <w:proofErr w:type="gramEnd"/>
+      <w:r>
+        <w:rPr>
+          <w:rFonts w:ascii="Courier New" w:hAnsi="Courier New" w:cs="Courier New"/>
+          <w:sz w:val="20"/>
+        </w:rPr>
+        <w:t xml:space="preserve"> %b \"%{</w:t>
+      </w:r>
+      <w:proofErr w:type="spellStart"/>
+      <w:r>
+        <w:rPr>
+          <w:rFonts w:ascii="Courier New" w:hAnsi="Courier New" w:cs="Courier New"/>
+          <w:sz w:val="20"/>
+        </w:rPr>
+        <w:t>Referer</w:t>
+      </w:r>
+      <w:proofErr w:type="spellEnd"/>
+      <w:r>
+        <w:rPr>
+          <w:rFonts w:ascii="Courier New" w:hAnsi="Courier New" w:cs="Courier New"/>
+          <w:sz w:val="20"/>
+        </w:rPr>
+        <w:t xml:space="preserve">}i\" \"%{User-Agent}i\"" </w:t>
+      </w:r>
+      <w:proofErr w:type="spellStart"/>
+      <w:r>
+        <w:rPr>
+          <w:rFonts w:ascii="Courier New" w:hAnsi="Courier New" w:cs="Courier New"/>
+          <w:sz w:val="20"/>
+        </w:rPr>
+        <w:t>combined</w:t>
+      </w:r>
+      <w:proofErr w:type="spellEnd"/>
+    </w:p>
+    <w:p>
+      <w:pPr>
+        <w:spacing w:line="360" w:lineRule="auto"/>
+        <w:jc w:val="both"/>
+        <w:rPr>
+          <w:rFonts w:ascii="Courier New" w:hAnsi="Courier New" w:cs="Courier New"/>
+          <w:sz w:val="20"/>
+        </w:rPr>
+      </w:pPr>
+      <w:r>
+        <w:rPr>
+          <w:rFonts w:ascii="Courier New" w:hAnsi="Courier New" w:cs="Courier New"/>
+          <w:sz w:val="20"/>
+        </w:rPr>
+        <w:t xml:space="preserve">    </w:t>
+      </w:r>
+      <w:proofErr w:type="spellStart"/>
+      <w:r>
+        <w:rPr>
+          <w:rFonts w:ascii="Courier New" w:hAnsi="Courier New" w:cs="Courier New"/>
+          <w:sz w:val="20"/>
+        </w:rPr>
+        <w:t>LogFormat</w:t>
+      </w:r>
+      <w:proofErr w:type="spellEnd"/>
+      <w:r>
+        <w:rPr>
+          <w:rFonts w:ascii="Courier New" w:hAnsi="Courier New" w:cs="Courier New"/>
+          <w:sz w:val="20"/>
+        </w:rPr>
+        <w:t xml:space="preserve"> "%h %l %u %t \"%r\" </w:t>
+      </w:r>
+      <w:proofErr w:type="gramStart"/>
+      <w:r>
+        <w:rPr>
+          <w:rFonts w:ascii="Courier New" w:hAnsi="Courier New" w:cs="Courier New"/>
+          <w:sz w:val="20"/>
+        </w:rPr>
+        <w:t>%&gt;s</w:t>
+      </w:r>
+      <w:proofErr w:type="gramEnd"/>
+      <w:r>
+        <w:rPr>
+          <w:rFonts w:ascii="Courier New" w:hAnsi="Courier New" w:cs="Courier New"/>
+          <w:sz w:val="20"/>
+        </w:rPr>
+        <w:t xml:space="preserve"> %b" </w:t>
+      </w:r>
+      <w:proofErr w:type="spellStart"/>
+      <w:r>
+        <w:rPr>
+          <w:rFonts w:ascii="Courier New" w:hAnsi="Courier New" w:cs="Courier New"/>
+          <w:sz w:val="20"/>
+        </w:rPr>
+        <w:t>common</w:t>
+      </w:r>
+      <w:proofErr w:type="spellEnd"/>
+    </w:p>
+    <w:p>
+      <w:pPr>
+        <w:spacing w:line="360" w:lineRule="auto"/>
+        <w:jc w:val="both"/>
+        <w:rPr>
+          <w:rFonts w:ascii="Courier New" w:hAnsi="Courier New" w:cs="Courier New"/>
+          <w:sz w:val="20"/>
+        </w:rPr>
+      </w:pPr>
+    </w:p>
+    <w:p>
+      <w:pPr>
+        <w:spacing w:line="360" w:lineRule="auto"/>
+        <w:jc w:val="both"/>
+        <w:rPr>
+          <w:rFonts w:ascii="Courier New" w:hAnsi="Courier New" w:cs="Courier New"/>
+          <w:sz w:val="20"/>
+        </w:rPr>
+      </w:pPr>
+      <w:r>
+        <w:rPr>
+          <w:rFonts w:ascii="Courier New" w:hAnsi="Courier New" w:cs="Courier New"/>
+          <w:sz w:val="20"/>
+        </w:rPr>
+        <w:t>    &lt;</w:t>
+      </w:r>
+      <w:proofErr w:type="spellStart"/>
+      <w:r>
+        <w:rPr>
+          <w:rFonts w:ascii="Courier New" w:hAnsi="Courier New" w:cs="Courier New"/>
+          <w:sz w:val="20"/>
+        </w:rPr>
+        <w:t>IfModule</w:t>
+      </w:r>
+      <w:proofErr w:type="spellEnd"/>
+      <w:r>
+        <w:rPr>
+          <w:rFonts w:ascii="Courier New" w:hAnsi="Courier New" w:cs="Courier New"/>
+          <w:sz w:val="20"/>
+        </w:rPr>
+        <w:t xml:space="preserve"> </w:t>
+      </w:r>
+      <w:proofErr w:type="spellStart"/>
+      <w:r>
+        <w:rPr>
+          <w:rFonts w:ascii="Courier New" w:hAnsi="Courier New" w:cs="Courier New"/>
+          <w:sz w:val="20"/>
+        </w:rPr>
+        <w:t>logio_module</w:t>
+      </w:r>
+      <w:proofErr w:type="spellEnd"/>
+      <w:r>
+        <w:rPr>
+          <w:rFonts w:ascii="Courier New" w:hAnsi="Courier New" w:cs="Courier New"/>
+          <w:sz w:val="20"/>
+        </w:rPr>
+        <w:t>&gt;</w:t>
+      </w:r>
+    </w:p>
+    <w:p>
+      <w:pPr>
+        <w:spacing w:line="360" w:lineRule="auto"/>
+        <w:jc w:val="both"/>
+        <w:rPr>
+          <w:rFonts w:ascii="Courier New" w:hAnsi="Courier New" w:cs="Courier New"/>
+          <w:sz w:val="20"/>
+        </w:rPr>
+      </w:pPr>
+      <w:r>
+        <w:rPr>
+          <w:rFonts w:ascii="Courier New" w:hAnsi="Courier New" w:cs="Courier New"/>
+          <w:sz w:val="20"/>
+        </w:rPr>
+        <w:t xml:space="preserve">      </w:t>
+      </w:r>
+      <w:proofErr w:type="spellStart"/>
+      <w:r>
+        <w:rPr>
+          <w:rFonts w:ascii="Courier New" w:hAnsi="Courier New" w:cs="Courier New"/>
+          <w:sz w:val="20"/>
+        </w:rPr>
+        <w:t>LogFormat</w:t>
+      </w:r>
+      <w:proofErr w:type="spellEnd"/>
+      <w:r>
+        <w:rPr>
+          <w:rFonts w:ascii="Courier New" w:hAnsi="Courier New" w:cs="Courier New"/>
+          <w:sz w:val="20"/>
+        </w:rPr>
+        <w:t xml:space="preserve"> "%h %l %u %t \"%r\" </w:t>
+      </w:r>
+      <w:proofErr w:type="gramStart"/>
+      <w:r>
+        <w:rPr>
+          <w:rFonts w:ascii="Courier New" w:hAnsi="Courier New" w:cs="Courier New"/>
+          <w:sz w:val="20"/>
+        </w:rPr>
+        <w:t>%&gt;s</w:t>
+      </w:r>
+      <w:proofErr w:type="gramEnd"/>
+      <w:r>
+        <w:rPr>
+          <w:rFonts w:ascii="Courier New" w:hAnsi="Courier New" w:cs="Courier New"/>
+          <w:sz w:val="20"/>
+        </w:rPr>
+        <w:t xml:space="preserve"> %b \"%{</w:t>
+      </w:r>
+      <w:proofErr w:type="spellStart"/>
+      <w:r>
+        <w:rPr>
+          <w:rFonts w:ascii="Courier New" w:hAnsi="Courier New" w:cs="Courier New"/>
+          <w:sz w:val="20"/>
+        </w:rPr>
+        <w:t>Referer</w:t>
+      </w:r>
+      <w:proofErr w:type="spellEnd"/>
+      <w:r>
+        <w:rPr>
+          <w:rFonts w:ascii="Courier New" w:hAnsi="Courier New" w:cs="Courier New"/>
+          <w:sz w:val="20"/>
+        </w:rPr>
+        <w:t xml:space="preserve">}i\" \"%{User-Agent}i\" %I %O" </w:t>
+      </w:r>
+      <w:proofErr w:type="spellStart"/>
+      <w:r>
+        <w:rPr>
+          <w:rFonts w:ascii="Courier New" w:hAnsi="Courier New" w:cs="Courier New"/>
+          <w:sz w:val="20"/>
+        </w:rPr>
+        <w:t>combinedio</w:t>
+      </w:r>
+      <w:proofErr w:type="spellEnd"/>
+    </w:p>
+    <w:p>
+      <w:pPr>
+        <w:spacing w:line="360" w:lineRule="auto"/>
+        <w:jc w:val="both"/>
+        <w:rPr>
+          <w:rFonts w:ascii="Courier New" w:hAnsi="Courier New" w:cs="Courier New"/>
+          <w:sz w:val="20"/>
+        </w:rPr>
+      </w:pPr>
+      <w:r>
+        <w:rPr>
+          <w:rFonts w:ascii="Courier New" w:hAnsi="Courier New" w:cs="Courier New"/>
+          <w:sz w:val="20"/>
+        </w:rPr>
+        <w:t>    &lt;/</w:t>
+      </w:r>
+      <w:proofErr w:type="spellStart"/>
+      <w:r>
+        <w:rPr>
+          <w:rFonts w:ascii="Courier New" w:hAnsi="Courier New" w:cs="Courier New"/>
+          <w:sz w:val="20"/>
+        </w:rPr>
+        <w:t>IfModule</w:t>
+      </w:r>
+      <w:proofErr w:type="spellEnd"/>
+      <w:r>
+        <w:rPr>
+          <w:rFonts w:ascii="Courier New" w:hAnsi="Courier New" w:cs="Courier New"/>
+          <w:sz w:val="20"/>
+        </w:rPr>
+        <w:t>&gt;</w:t>
+      </w:r>
+    </w:p>
+    <w:p>
+      <w:pPr>
+        <w:spacing w:line="360" w:lineRule="auto"/>
+        <w:jc w:val="both"/>
+        <w:rPr>
+          <w:rFonts w:ascii="Courier New" w:hAnsi="Courier New" w:cs="Courier New"/>
+          <w:sz w:val="20"/>
+        </w:rPr>
+      </w:pPr>
+    </w:p>
+    <w:p>
+      <w:pPr>
+        <w:spacing w:line="360" w:lineRule="auto"/>
+        <w:jc w:val="both"/>
+        <w:rPr>
+          <w:rFonts w:ascii="Courier New" w:hAnsi="Courier New" w:cs="Courier New"/>
+          <w:sz w:val="20"/>
+        </w:rPr>
+      </w:pPr>
+      <w:r>
+        <w:rPr>
+          <w:rFonts w:ascii="Courier New" w:hAnsi="Courier New" w:cs="Courier New"/>
+          <w:sz w:val="20"/>
+        </w:rPr>
+        <w:t xml:space="preserve">    </w:t>
+      </w:r>
+      <w:proofErr w:type="spellStart"/>
+      <w:r>
+        <w:rPr>
+          <w:rFonts w:ascii="Courier New" w:hAnsi="Courier New" w:cs="Courier New"/>
+          <w:sz w:val="20"/>
+        </w:rPr>
+        <w:t>CustomLog</w:t>
+      </w:r>
+      <w:proofErr w:type="spellEnd"/>
+      <w:r>
+        <w:rPr>
+          <w:rFonts w:ascii="Courier New" w:hAnsi="Courier New" w:cs="Courier New"/>
+          <w:sz w:val="20"/>
+        </w:rPr>
+        <w:t xml:space="preserve"> "${SRVROOT}/</w:t>
+      </w:r>
+      <w:proofErr w:type="spellStart"/>
+      <w:r>
+        <w:rPr>
+          <w:rFonts w:ascii="Courier New" w:hAnsi="Courier New" w:cs="Courier New"/>
+          <w:sz w:val="20"/>
+        </w:rPr>
+        <w:t>logs</w:t>
+      </w:r>
+      <w:proofErr w:type="spellEnd"/>
+      <w:r>
+        <w:rPr>
+          <w:rFonts w:ascii="Courier New" w:hAnsi="Courier New" w:cs="Courier New"/>
+          <w:sz w:val="20"/>
+        </w:rPr>
+        <w:t xml:space="preserve">/access.log" </w:t>
+      </w:r>
+      <w:proofErr w:type="spellStart"/>
+      <w:r>
+        <w:rPr>
+          <w:rFonts w:ascii="Courier New" w:hAnsi="Courier New" w:cs="Courier New"/>
+          <w:sz w:val="20"/>
+        </w:rPr>
+        <w:t>common</w:t>
+      </w:r>
+      <w:proofErr w:type="spellEnd"/>
+    </w:p>
+    <w:p>
+      <w:pPr>
+        <w:spacing w:line="360" w:lineRule="auto"/>
+        <w:jc w:val="both"/>
+        <w:rPr>
+          <w:rFonts w:ascii="Courier New" w:hAnsi="Courier New" w:cs="Courier New"/>
+          <w:sz w:val="20"/>
+        </w:rPr>
+      </w:pPr>
+      <w:r>
+        <w:rPr>
+          <w:rFonts w:ascii="Courier New" w:hAnsi="Courier New" w:cs="Courier New"/>
+          <w:sz w:val="20"/>
+        </w:rPr>
+        <w:t>&lt;/</w:t>
+      </w:r>
+      <w:proofErr w:type="spellStart"/>
+      <w:r>
+        <w:rPr>
+          <w:rFonts w:ascii="Courier New" w:hAnsi="Courier New" w:cs="Courier New"/>
+          <w:sz w:val="20"/>
+        </w:rPr>
+        <w:t>IfModule</w:t>
+      </w:r>
+      <w:proofErr w:type="spellEnd"/>
+      <w:r>
+        <w:rPr>
+          <w:rFonts w:ascii="Courier New" w:hAnsi="Courier New" w:cs="Courier New"/>
+          <w:sz w:val="20"/>
+        </w:rPr>
+        <w:t>&gt;</w:t>
+      </w:r>
+    </w:p>
+    <w:p>
+      <w:pPr>
+        <w:spacing w:line="360" w:lineRule="auto"/>
+        <w:jc w:val="both"/>
+        <w:rPr>
+          <w:rFonts w:ascii="Courier New" w:hAnsi="Courier New" w:cs="Courier New"/>
+          <w:sz w:val="20"/>
+        </w:rPr>
+      </w:pPr>
+    </w:p>
+    <w:p>
+      <w:pPr>
+        <w:spacing w:line="360" w:lineRule="auto"/>
+        <w:jc w:val="both"/>
+        <w:rPr>
+          <w:rFonts w:ascii="Courier New" w:hAnsi="Courier New" w:cs="Courier New"/>
+          <w:sz w:val="20"/>
+        </w:rPr>
+      </w:pPr>
+      <w:r>
+        <w:rPr>
+          <w:rFonts w:ascii="Courier New" w:hAnsi="Courier New" w:cs="Courier New"/>
+          <w:sz w:val="20"/>
+        </w:rPr>
+        <w:t>&lt;</w:t>
+      </w:r>
+      <w:proofErr w:type="spellStart"/>
+      <w:r>
+        <w:rPr>
+          <w:rFonts w:ascii="Courier New" w:hAnsi="Courier New" w:cs="Courier New"/>
+          <w:sz w:val="20"/>
+        </w:rPr>
+        <w:t>IfModule</w:t>
+      </w:r>
+      <w:proofErr w:type="spellEnd"/>
+      <w:r>
+        <w:rPr>
+          <w:rFonts w:ascii="Courier New" w:hAnsi="Courier New" w:cs="Courier New"/>
+          <w:sz w:val="20"/>
+        </w:rPr>
+        <w:t xml:space="preserve"> </w:t>
+      </w:r>
+      <w:proofErr w:type="spellStart"/>
+      <w:r>
+        <w:rPr>
+          <w:rFonts w:ascii="Courier New" w:hAnsi="Courier New" w:cs="Courier New"/>
+          <w:sz w:val="20"/>
+        </w:rPr>
+        <w:t>alias_module</w:t>
+      </w:r>
+      <w:proofErr w:type="spellEnd"/>
+      <w:r>
+        <w:rPr>
+          <w:rFonts w:ascii="Courier New" w:hAnsi="Courier New" w:cs="Courier New"/>
+          <w:sz w:val="20"/>
+        </w:rPr>
+        <w:t>&gt;</w:t>
+      </w:r>
+    </w:p>
+    <w:p>
+      <w:pPr>
+        <w:spacing w:line="360" w:lineRule="auto"/>
+        <w:jc w:val="both"/>
+        <w:rPr>
+          <w:rFonts w:ascii="Courier New" w:hAnsi="Courier New" w:cs="Courier New"/>
+          <w:sz w:val="20"/>
+        </w:rPr>
+      </w:pPr>
+      <w:r>
+        <w:rPr>
+          <w:rFonts w:ascii="Courier New" w:hAnsi="Courier New" w:cs="Courier New"/>
+          <w:sz w:val="20"/>
+        </w:rPr>
+        <w:t xml:space="preserve">    </w:t>
+      </w:r>
+      <w:proofErr w:type="spellStart"/>
+      <w:r>
+        <w:rPr>
+          <w:rFonts w:ascii="Courier New" w:hAnsi="Courier New" w:cs="Courier New"/>
+          <w:sz w:val="20"/>
+        </w:rPr>
+        <w:t>ScriptAlias</w:t>
+      </w:r>
+      <w:proofErr w:type="spellEnd"/>
+      <w:r>
+        <w:rPr>
+          <w:rFonts w:ascii="Courier New" w:hAnsi="Courier New" w:cs="Courier New"/>
+          <w:sz w:val="20"/>
+        </w:rPr>
+        <w:t xml:space="preserve"> /</w:t>
+      </w:r>
+      <w:proofErr w:type="spellStart"/>
+      <w:r>
+        <w:rPr>
+          <w:rFonts w:ascii="Courier New" w:hAnsi="Courier New" w:cs="Courier New"/>
+          <w:sz w:val="20"/>
+        </w:rPr>
+        <w:t>cgi-bin</w:t>
+      </w:r>
+      <w:proofErr w:type="spellEnd"/>
+      <w:r>
+        <w:rPr>
+          <w:rFonts w:ascii="Courier New" w:hAnsi="Courier New" w:cs="Courier New"/>
+          <w:sz w:val="20"/>
+        </w:rPr>
+        <w:t>/ "${SRVROOT}/</w:t>
+      </w:r>
+      <w:proofErr w:type="spellStart"/>
+      <w:r>
+        <w:rPr>
+          <w:rFonts w:ascii="Courier New" w:hAnsi="Courier New" w:cs="Courier New"/>
+          <w:sz w:val="20"/>
+        </w:rPr>
+        <w:t>cgi-bin</w:t>
+      </w:r>
+      <w:proofErr w:type="spellEnd"/>
+      <w:r>
+        <w:rPr>
+          <w:rFonts w:ascii="Courier New" w:hAnsi="Courier New" w:cs="Courier New"/>
+          <w:sz w:val="20"/>
+        </w:rPr>
+        <w:t>/"</w:t>
+      </w:r>
+    </w:p>
+    <w:p>
+      <w:pPr>
+        <w:spacing w:line="360" w:lineRule="auto"/>
+        <w:jc w:val="both"/>
+        <w:rPr>
+          <w:rFonts w:ascii="Courier New" w:hAnsi="Courier New" w:cs="Courier New"/>
+          <w:sz w:val="20"/>
+        </w:rPr>
+      </w:pPr>
+    </w:p>
+    <w:p>
+      <w:pPr>
+        <w:spacing w:line="360" w:lineRule="auto"/>
+        <w:jc w:val="both"/>
+        <w:rPr>
+          <w:rFonts w:ascii="Courier New" w:hAnsi="Courier New" w:cs="Courier New"/>
+          <w:sz w:val="20"/>
+        </w:rPr>
+      </w:pPr>
+      <w:r>
+        <w:rPr>
+          <w:rFonts w:ascii="Courier New" w:hAnsi="Courier New" w:cs="Courier New"/>
+          <w:sz w:val="20"/>
+        </w:rPr>
+        <w:t>&lt;/</w:t>
+      </w:r>
+      <w:proofErr w:type="spellStart"/>
+      <w:r>
+        <w:rPr>
+          <w:rFonts w:ascii="Courier New" w:hAnsi="Courier New" w:cs="Courier New"/>
+          <w:sz w:val="20"/>
+        </w:rPr>
+        <w:t>IfModule</w:t>
+      </w:r>
+      <w:proofErr w:type="spellEnd"/>
+      <w:r>
+        <w:rPr>
+          <w:rFonts w:ascii="Courier New" w:hAnsi="Courier New" w:cs="Courier New"/>
+          <w:sz w:val="20"/>
+        </w:rPr>
+        <w:t>&gt;</w:t>
+      </w:r>
+    </w:p>
+    <w:p>
+      <w:pPr>
+        <w:spacing w:line="360" w:lineRule="auto"/>
+        <w:jc w:val="both"/>
+        <w:rPr>
+          <w:rFonts w:ascii="Courier New" w:hAnsi="Courier New" w:cs="Courier New"/>
+          <w:sz w:val="20"/>
+        </w:rPr>
+      </w:pPr>
+    </w:p>
+    <w:p>
+      <w:pPr>
+        <w:spacing w:line="360" w:lineRule="auto"/>
+        <w:jc w:val="both"/>
+        <w:rPr>
+          <w:rFonts w:ascii="Courier New" w:hAnsi="Courier New" w:cs="Courier New"/>
+          <w:sz w:val="20"/>
+        </w:rPr>
+      </w:pPr>
+      <w:r>
+        <w:rPr>
+          <w:rFonts w:ascii="Courier New" w:hAnsi="Courier New" w:cs="Courier New"/>
+          <w:sz w:val="20"/>
+        </w:rPr>
+        <w:t>&lt;</w:t>
+      </w:r>
+      <w:proofErr w:type="spellStart"/>
+      <w:r>
+        <w:rPr>
+          <w:rFonts w:ascii="Courier New" w:hAnsi="Courier New" w:cs="Courier New"/>
+          <w:sz w:val="20"/>
+        </w:rPr>
+        <w:t>IfModule</w:t>
+      </w:r>
+      <w:proofErr w:type="spellEnd"/>
+      <w:r>
+        <w:rPr>
+          <w:rFonts w:ascii="Courier New" w:hAnsi="Courier New" w:cs="Courier New"/>
+          <w:sz w:val="20"/>
+        </w:rPr>
+        <w:t xml:space="preserve"> </w:t>
+      </w:r>
+      <w:proofErr w:type="spellStart"/>
+      <w:r>
+        <w:rPr>
+          <w:rFonts w:ascii="Courier New" w:hAnsi="Courier New" w:cs="Courier New"/>
+          <w:sz w:val="20"/>
+        </w:rPr>
+        <w:t>cgid_module</w:t>
+      </w:r>
+      <w:proofErr w:type="spellEnd"/>
+      <w:r>
+        <w:rPr>
+          <w:rFonts w:ascii="Courier New" w:hAnsi="Courier New" w:cs="Courier New"/>
+          <w:sz w:val="20"/>
+        </w:rPr>
+        <w:t>&gt;</w:t>
+      </w:r>
+    </w:p>
+    <w:p>
+      <w:pPr>
+        <w:spacing w:line="360" w:lineRule="auto"/>
+        <w:jc w:val="both"/>
+        <w:rPr>
+          <w:rFonts w:ascii="Courier New" w:hAnsi="Courier New" w:cs="Courier New"/>
+          <w:sz w:val="20"/>
+        </w:rPr>
+      </w:pPr>
+    </w:p>
+    <w:p>
+      <w:pPr>
+        <w:spacing w:line="360" w:lineRule="auto"/>
+        <w:jc w:val="both"/>
+        <w:rPr>
+          <w:rFonts w:ascii="Courier New" w:hAnsi="Courier New" w:cs="Courier New"/>
+          <w:sz w:val="20"/>
+        </w:rPr>
+      </w:pPr>
+      <w:r>
+        <w:rPr>
+          <w:rFonts w:ascii="Courier New" w:hAnsi="Courier New" w:cs="Courier New"/>
+          <w:sz w:val="20"/>
+        </w:rPr>
+        <w:t>&lt;/</w:t>
+      </w:r>
+      <w:proofErr w:type="spellStart"/>
+      <w:r>
+        <w:rPr>
+          <w:rFonts w:ascii="Courier New" w:hAnsi="Courier New" w:cs="Courier New"/>
+          <w:sz w:val="20"/>
+        </w:rPr>
+        <w:t>IfModule</w:t>
+      </w:r>
+      <w:proofErr w:type="spellEnd"/>
+      <w:r>
+        <w:rPr>
+          <w:rFonts w:ascii="Courier New" w:hAnsi="Courier New" w:cs="Courier New"/>
+          <w:sz w:val="20"/>
+        </w:rPr>
+        <w:t>&gt;</w:t>
+      </w:r>
+    </w:p>
+    <w:p>
+      <w:pPr>
+        <w:spacing w:line="360" w:lineRule="auto"/>
+        <w:jc w:val="both"/>
+        <w:rPr>
+          <w:rFonts w:ascii="Courier New" w:hAnsi="Courier New" w:cs="Courier New"/>
+          <w:sz w:val="20"/>
+        </w:rPr>
+      </w:pPr>
+    </w:p>
+    <w:p>
+      <w:pPr>
+        <w:spacing w:line="360" w:lineRule="auto"/>
+        <w:jc w:val="both"/>
+        <w:rPr>
+          <w:rFonts w:ascii="Courier New" w:hAnsi="Courier New" w:cs="Courier New"/>
+          <w:sz w:val="20"/>
+        </w:rPr>
+      </w:pPr>
+      <w:r>
+        <w:rPr>
+          <w:rFonts w:ascii="Courier New" w:hAnsi="Courier New" w:cs="Courier New"/>
+          <w:sz w:val="20"/>
+        </w:rPr>
+        <w:t>&lt;Directory "${SRVROOT}/</w:t>
+      </w:r>
+      <w:proofErr w:type="spellStart"/>
+      <w:r>
+        <w:rPr>
+          <w:rFonts w:ascii="Courier New" w:hAnsi="Courier New" w:cs="Courier New"/>
+          <w:sz w:val="20"/>
+        </w:rPr>
+        <w:t>cgi-bin</w:t>
+      </w:r>
+      <w:proofErr w:type="spellEnd"/>
+      <w:r>
+        <w:rPr>
+          <w:rFonts w:ascii="Courier New" w:hAnsi="Courier New" w:cs="Courier New"/>
+          <w:sz w:val="20"/>
+        </w:rPr>
+        <w:t>"&gt;</w:t>
+      </w:r>
+    </w:p>
+    <w:p>
+      <w:pPr>
+        <w:spacing w:line="360" w:lineRule="auto"/>
+        <w:jc w:val="both"/>
+        <w:rPr>
+          <w:rFonts w:ascii="Courier New" w:hAnsi="Courier New" w:cs="Courier New"/>
+          <w:sz w:val="20"/>
+        </w:rPr>
+      </w:pPr>
+      <w:r>
+        <w:rPr>
+          <w:rFonts w:ascii="Courier New" w:hAnsi="Courier New" w:cs="Courier New"/>
+          <w:sz w:val="20"/>
+        </w:rPr>
+        <w:t xml:space="preserve">    </w:t>
+      </w:r>
+      <w:proofErr w:type="spellStart"/>
+      <w:r>
+        <w:rPr>
+          <w:rFonts w:ascii="Courier New" w:hAnsi="Courier New" w:cs="Courier New"/>
+          <w:sz w:val="20"/>
+        </w:rPr>
+        <w:t>AllowOverride</w:t>
+      </w:r>
+      <w:proofErr w:type="spellEnd"/>
+      <w:r>
+        <w:rPr>
+          <w:rFonts w:ascii="Courier New" w:hAnsi="Courier New" w:cs="Courier New"/>
+          <w:sz w:val="20"/>
+        </w:rPr>
+        <w:t xml:space="preserve"> </w:t>
+      </w:r>
+      <w:proofErr w:type="spellStart"/>
+      <w:r>
+        <w:rPr>
+          <w:rFonts w:ascii="Courier New" w:hAnsi="Courier New" w:cs="Courier New"/>
+          <w:sz w:val="20"/>
+        </w:rPr>
+        <w:t>None</w:t>
+      </w:r>
+      <w:proofErr w:type="spellEnd"/>
+    </w:p>
+    <w:p>
+      <w:pPr>
+        <w:spacing w:line="360" w:lineRule="auto"/>
+        <w:jc w:val="both"/>
+        <w:rPr>
+          <w:rFonts w:ascii="Courier New" w:hAnsi="Courier New" w:cs="Courier New"/>
+          <w:sz w:val="20"/>
+        </w:rPr>
+      </w:pPr>
+      <w:r>
+        <w:rPr>
+          <w:rFonts w:ascii="Courier New" w:hAnsi="Courier New" w:cs="Courier New"/>
+          <w:sz w:val="20"/>
+        </w:rPr>
+        <w:t xml:space="preserve">    </w:t>
+      </w:r>
+      <w:proofErr w:type="spellStart"/>
+      <w:r>
+        <w:rPr>
+          <w:rFonts w:ascii="Courier New" w:hAnsi="Courier New" w:cs="Courier New"/>
+          <w:sz w:val="20"/>
+        </w:rPr>
+        <w:t>Options</w:t>
+      </w:r>
+      <w:proofErr w:type="spellEnd"/>
+      <w:r>
+        <w:rPr>
+          <w:rFonts w:ascii="Courier New" w:hAnsi="Courier New" w:cs="Courier New"/>
+          <w:sz w:val="20"/>
+        </w:rPr>
+        <w:t xml:space="preserve"> </w:t>
+      </w:r>
+      <w:proofErr w:type="spellStart"/>
+      <w:r>
+        <w:rPr>
+          <w:rFonts w:ascii="Courier New" w:hAnsi="Courier New" w:cs="Courier New"/>
+          <w:sz w:val="20"/>
+        </w:rPr>
+        <w:t>None</w:t>
+      </w:r>
+      <w:proofErr w:type="spellEnd"/>
+    </w:p>
+    <w:p>
+      <w:pPr>
+        <w:spacing w:line="360" w:lineRule="auto"/>
+        <w:jc w:val="both"/>
+        <w:rPr>
+          <w:rFonts w:ascii="Courier New" w:hAnsi="Courier New" w:cs="Courier New"/>
+          <w:sz w:val="20"/>
+        </w:rPr>
+      </w:pPr>
+      <w:r>
+        <w:rPr>
+          <w:rFonts w:ascii="Courier New" w:hAnsi="Courier New" w:cs="Courier New"/>
+          <w:sz w:val="20"/>
+        </w:rPr>
+        <w:t xml:space="preserve">    </w:t>
+      </w:r>
+      <w:proofErr w:type="spellStart"/>
+      <w:r>
+        <w:rPr>
+          <w:rFonts w:ascii="Courier New" w:hAnsi="Courier New" w:cs="Courier New"/>
+          <w:sz w:val="20"/>
+        </w:rPr>
+        <w:t>Require</w:t>
+      </w:r>
+      <w:proofErr w:type="spellEnd"/>
+      <w:r>
+        <w:rPr>
+          <w:rFonts w:ascii="Courier New" w:hAnsi="Courier New" w:cs="Courier New"/>
+          <w:sz w:val="20"/>
+        </w:rPr>
+        <w:t xml:space="preserve"> </w:t>
+      </w:r>
+      <w:proofErr w:type="spellStart"/>
+      <w:r>
+        <w:rPr>
+          <w:rFonts w:ascii="Courier New" w:hAnsi="Courier New" w:cs="Courier New"/>
+          <w:sz w:val="20"/>
+        </w:rPr>
+        <w:t>all</w:t>
+      </w:r>
+      <w:proofErr w:type="spellEnd"/>
+      <w:r>
+        <w:rPr>
+          <w:rFonts w:ascii="Courier New" w:hAnsi="Courier New" w:cs="Courier New"/>
+          <w:sz w:val="20"/>
+        </w:rPr>
+        <w:t xml:space="preserve"> </w:t>
+      </w:r>
+      <w:proofErr w:type="spellStart"/>
+      <w:r>
+        <w:rPr>
+          <w:rFonts w:ascii="Courier New" w:hAnsi="Courier New" w:cs="Courier New"/>
+          <w:sz w:val="20"/>
+        </w:rPr>
+        <w:t>granted</w:t>
+      </w:r>
+      <w:proofErr w:type="spellEnd"/>
+    </w:p>
+    <w:p>
+      <w:pPr>
+        <w:spacing w:line="360" w:lineRule="auto"/>
+        <w:jc w:val="both"/>
+        <w:rPr>
+          <w:rFonts w:ascii="Courier New" w:hAnsi="Courier New" w:cs="Courier New"/>
+          <w:sz w:val="20"/>
+        </w:rPr>
+      </w:pPr>
+      <w:r>
+        <w:rPr>
+          <w:rFonts w:ascii="Courier New" w:hAnsi="Courier New" w:cs="Courier New"/>
+          <w:sz w:val="20"/>
+        </w:rPr>
+        <w:t>&lt;/Directory&gt;</w:t>
+      </w:r>
+    </w:p>
+    <w:p>
+      <w:pPr>
+        <w:spacing w:line="360" w:lineRule="auto"/>
+        <w:jc w:val="both"/>
+        <w:rPr>
+          <w:rFonts w:ascii="Courier New" w:hAnsi="Courier New" w:cs="Courier New"/>
+          <w:sz w:val="20"/>
+        </w:rPr>
+      </w:pPr>
+    </w:p>
+    <w:p>
+      <w:pPr>
+        <w:spacing w:line="360" w:lineRule="auto"/>
+        <w:jc w:val="both"/>
+        <w:rPr>
+          <w:rFonts w:ascii="Courier New" w:hAnsi="Courier New" w:cs="Courier New"/>
+          <w:sz w:val="20"/>
+        </w:rPr>
+      </w:pPr>
+      <w:r>
+        <w:rPr>
+          <w:rFonts w:ascii="Courier New" w:hAnsi="Courier New" w:cs="Courier New"/>
+          <w:sz w:val="20"/>
+        </w:rPr>
+        <w:t>&lt;</w:t>
+      </w:r>
+      <w:proofErr w:type="spellStart"/>
+      <w:r>
+        <w:rPr>
+          <w:rFonts w:ascii="Courier New" w:hAnsi="Courier New" w:cs="Courier New"/>
+          <w:sz w:val="20"/>
+        </w:rPr>
+        <w:t>IfModule</w:t>
+      </w:r>
+      <w:proofErr w:type="spellEnd"/>
+      <w:r>
+        <w:rPr>
+          <w:rFonts w:ascii="Courier New" w:hAnsi="Courier New" w:cs="Courier New"/>
+          <w:sz w:val="20"/>
+        </w:rPr>
+        <w:t xml:space="preserve"> </w:t>
+      </w:r>
+      <w:proofErr w:type="spellStart"/>
+      <w:r>
+        <w:rPr>
+          <w:rFonts w:ascii="Courier New" w:hAnsi="Courier New" w:cs="Courier New"/>
+          <w:sz w:val="20"/>
+        </w:rPr>
+        <w:t>headers_module</w:t>
+      </w:r>
+      <w:proofErr w:type="spellEnd"/>
+      <w:r>
+        <w:rPr>
+          <w:rFonts w:ascii="Courier New" w:hAnsi="Courier New" w:cs="Courier New"/>
+          <w:sz w:val="20"/>
+        </w:rPr>
+        <w:t>&gt;</w:t>
+      </w:r>
+    </w:p>
+    <w:p>
+      <w:pPr>
+        <w:spacing w:line="360" w:lineRule="auto"/>
+        <w:jc w:val="both"/>
+        <w:rPr>
+          <w:rFonts w:ascii="Courier New" w:hAnsi="Courier New" w:cs="Courier New"/>
+          <w:sz w:val="20"/>
+        </w:rPr>
+      </w:pPr>
+      <w:r>
+        <w:rPr>
+          <w:rFonts w:ascii="Courier New" w:hAnsi="Courier New" w:cs="Courier New"/>
+          <w:sz w:val="20"/>
+        </w:rPr>
+        <w:t xml:space="preserve">    </w:t>
+      </w:r>
+      <w:proofErr w:type="spellStart"/>
+      <w:r>
+        <w:rPr>
+          <w:rFonts w:ascii="Courier New" w:hAnsi="Courier New" w:cs="Courier New"/>
+          <w:sz w:val="20"/>
+        </w:rPr>
+        <w:t>RequestHeader</w:t>
+      </w:r>
+      <w:proofErr w:type="spellEnd"/>
+      <w:r>
+        <w:rPr>
+          <w:rFonts w:ascii="Courier New" w:hAnsi="Courier New" w:cs="Courier New"/>
+          <w:sz w:val="20"/>
+        </w:rPr>
+        <w:t xml:space="preserve"> </w:t>
+      </w:r>
+      <w:proofErr w:type="spellStart"/>
+      <w:r>
+        <w:rPr>
+          <w:rFonts w:ascii="Courier New" w:hAnsi="Courier New" w:cs="Courier New"/>
+          <w:sz w:val="20"/>
+        </w:rPr>
+        <w:t>unset</w:t>
+      </w:r>
+      <w:proofErr w:type="spellEnd"/>
+      <w:r>
+        <w:rPr>
+          <w:rFonts w:ascii="Courier New" w:hAnsi="Courier New" w:cs="Courier New"/>
+          <w:sz w:val="20"/>
+        </w:rPr>
+        <w:t xml:space="preserve"> </w:t>
+      </w:r>
+      <w:proofErr w:type="spellStart"/>
+      <w:r>
+        <w:rPr>
+          <w:rFonts w:ascii="Courier New" w:hAnsi="Courier New" w:cs="Courier New"/>
+          <w:sz w:val="20"/>
+        </w:rPr>
+        <w:t>Proxy</w:t>
+      </w:r>
+      <w:proofErr w:type="spellEnd"/>
+      <w:r>
+        <w:rPr>
+          <w:rFonts w:ascii="Courier New" w:hAnsi="Courier New" w:cs="Courier New"/>
+          <w:sz w:val="20"/>
+        </w:rPr>
+        <w:t xml:space="preserve"> </w:t>
+      </w:r>
+      <w:proofErr w:type="spellStart"/>
+      <w:r>
+        <w:rPr>
+          <w:rFonts w:ascii="Courier New" w:hAnsi="Courier New" w:cs="Courier New"/>
+          <w:sz w:val="20"/>
+        </w:rPr>
+        <w:t>early</w:t>
+      </w:r>
+      <w:proofErr w:type="spellEnd"/>
+    </w:p>
+    <w:p>
+      <w:pPr>
+        <w:spacing w:line="360" w:lineRule="auto"/>
+        <w:jc w:val="both"/>
+        <w:rPr>
+          <w:rFonts w:ascii="Courier New" w:hAnsi="Courier New" w:cs="Courier New"/>
+          <w:sz w:val="20"/>
+        </w:rPr>
+      </w:pPr>
+      <w:r>
+        <w:rPr>
+          <w:rFonts w:ascii="Courier New" w:hAnsi="Courier New" w:cs="Courier New"/>
+          <w:sz w:val="20"/>
+        </w:rPr>
+        <w:t>&lt;/</w:t>
+      </w:r>
+      <w:proofErr w:type="spellStart"/>
+      <w:r>
+        <w:rPr>
+          <w:rFonts w:ascii="Courier New" w:hAnsi="Courier New" w:cs="Courier New"/>
+          <w:sz w:val="20"/>
+        </w:rPr>
+        <w:t>IfModule</w:t>
+      </w:r>
+      <w:proofErr w:type="spellEnd"/>
+      <w:r>
+        <w:rPr>
+          <w:rFonts w:ascii="Courier New" w:hAnsi="Courier New" w:cs="Courier New"/>
+          <w:sz w:val="20"/>
+        </w:rPr>
+        <w:t>&gt;</w:t>
+      </w:r>
+    </w:p>
+    <w:p>
+      <w:pPr>
+        <w:spacing w:line="360" w:lineRule="auto"/>
+        <w:jc w:val="both"/>
+        <w:rPr>
+          <w:rFonts w:ascii="Courier New" w:hAnsi="Courier New" w:cs="Courier New"/>
+          <w:sz w:val="20"/>
+        </w:rPr>
+      </w:pPr>
+    </w:p>
+    <w:p>
+      <w:pPr>
+        <w:spacing w:line="360" w:lineRule="auto"/>
+        <w:jc w:val="both"/>
+        <w:rPr>
+          <w:rFonts w:ascii="Courier New" w:hAnsi="Courier New" w:cs="Courier New"/>
+          <w:sz w:val="20"/>
+        </w:rPr>
+      </w:pPr>
+      <w:r>
+        <w:rPr>
+          <w:rFonts w:ascii="Courier New" w:hAnsi="Courier New" w:cs="Courier New"/>
+          <w:sz w:val="20"/>
+        </w:rPr>
+        <w:t>&lt;</w:t>
+      </w:r>
+      <w:proofErr w:type="spellStart"/>
+      <w:r>
+        <w:rPr>
+          <w:rFonts w:ascii="Courier New" w:hAnsi="Courier New" w:cs="Courier New"/>
+          <w:sz w:val="20"/>
+        </w:rPr>
+        <w:t>IfModule</w:t>
+      </w:r>
+      <w:proofErr w:type="spellEnd"/>
+      <w:r>
+        <w:rPr>
+          <w:rFonts w:ascii="Courier New" w:hAnsi="Courier New" w:cs="Courier New"/>
+          <w:sz w:val="20"/>
+        </w:rPr>
+        <w:t xml:space="preserve"> </w:t>
+      </w:r>
+      <w:proofErr w:type="spellStart"/>
+      <w:r>
+        <w:rPr>
+          <w:rFonts w:ascii="Courier New" w:hAnsi="Courier New" w:cs="Courier New"/>
+          <w:sz w:val="20"/>
+        </w:rPr>
+        <w:t>mime_module</w:t>
+      </w:r>
+      <w:proofErr w:type="spellEnd"/>
+      <w:r>
+        <w:rPr>
+          <w:rFonts w:ascii="Courier New" w:hAnsi="Courier New" w:cs="Courier New"/>
+          <w:sz w:val="20"/>
+        </w:rPr>
+        <w:t>&gt;</w:t>
+      </w:r>
+    </w:p>
+    <w:p>
+      <w:pPr>
+        <w:spacing w:line="360" w:lineRule="auto"/>
+        <w:jc w:val="both"/>
+        <w:rPr>
+          <w:rFonts w:ascii="Courier New" w:hAnsi="Courier New" w:cs="Courier New"/>
+          <w:sz w:val="20"/>
+        </w:rPr>
+      </w:pPr>
+      <w:r>
+        <w:rPr>
+          <w:rFonts w:ascii="Courier New" w:hAnsi="Courier New" w:cs="Courier New"/>
+          <w:sz w:val="20"/>
+        </w:rPr>
+        <w:t xml:space="preserve">    </w:t>
+      </w:r>
+      <w:proofErr w:type="spellStart"/>
+      <w:r>
+        <w:rPr>
+          <w:rFonts w:ascii="Courier New" w:hAnsi="Courier New" w:cs="Courier New"/>
+          <w:sz w:val="20"/>
+        </w:rPr>
+        <w:t>TypesConfig</w:t>
+      </w:r>
+      <w:proofErr w:type="spellEnd"/>
+      <w:r>
+        <w:rPr>
+          <w:rFonts w:ascii="Courier New" w:hAnsi="Courier New" w:cs="Courier New"/>
+          <w:sz w:val="20"/>
+        </w:rPr>
+        <w:t xml:space="preserve"> </w:t>
+      </w:r>
+      <w:proofErr w:type="spellStart"/>
+      <w:r>
+        <w:rPr>
+          <w:rFonts w:ascii="Courier New" w:hAnsi="Courier New" w:cs="Courier New"/>
+          <w:sz w:val="20"/>
+        </w:rPr>
+        <w:t>conf</w:t>
+      </w:r>
+      <w:proofErr w:type="spellEnd"/>
+      <w:r>
+        <w:rPr>
+          <w:rFonts w:ascii="Courier New" w:hAnsi="Courier New" w:cs="Courier New"/>
+          <w:sz w:val="20"/>
+        </w:rPr>
+        <w:t>/</w:t>
+      </w:r>
+      <w:proofErr w:type="spellStart"/>
+      <w:r>
+        <w:rPr>
+          <w:rFonts w:ascii="Courier New" w:hAnsi="Courier New" w:cs="Courier New"/>
+          <w:sz w:val="20"/>
+        </w:rPr>
+        <w:t>mime.types</w:t>
+      </w:r>
+      <w:proofErr w:type="spellEnd"/>
+    </w:p>
+    <w:p>
+      <w:pPr>
+        <w:spacing w:line="360" w:lineRule="auto"/>
+        <w:jc w:val="both"/>
+        <w:rPr>
+          <w:rFonts w:ascii="Courier New" w:hAnsi="Courier New" w:cs="Courier New"/>
+          <w:sz w:val="20"/>
+        </w:rPr>
+      </w:pPr>
+    </w:p>
+    <w:p>
+      <w:pPr>
+        <w:spacing w:line="360" w:lineRule="auto"/>
+        <w:jc w:val="both"/>
+        <w:rPr>
+          <w:rFonts w:ascii="Courier New" w:hAnsi="Courier New" w:cs="Courier New"/>
+          <w:sz w:val="20"/>
+        </w:rPr>
+      </w:pPr>
+      <w:r>
+        <w:rPr>
+          <w:rFonts w:ascii="Courier New" w:hAnsi="Courier New" w:cs="Courier New"/>
+          <w:sz w:val="20"/>
+        </w:rPr>
+        <w:t xml:space="preserve">    </w:t>
+      </w:r>
+      <w:proofErr w:type="spellStart"/>
+      <w:r>
+        <w:rPr>
+          <w:rFonts w:ascii="Courier New" w:hAnsi="Courier New" w:cs="Courier New"/>
+          <w:sz w:val="20"/>
+        </w:rPr>
+        <w:t>AddType</w:t>
+      </w:r>
+      <w:proofErr w:type="spellEnd"/>
+      <w:r>
+        <w:rPr>
+          <w:rFonts w:ascii="Courier New" w:hAnsi="Courier New" w:cs="Courier New"/>
+          <w:sz w:val="20"/>
+        </w:rPr>
+        <w:t xml:space="preserve"> </w:t>
+      </w:r>
+      <w:proofErr w:type="spellStart"/>
+      <w:r>
+        <w:rPr>
+          <w:rFonts w:ascii="Courier New" w:hAnsi="Courier New" w:cs="Courier New"/>
+          <w:sz w:val="20"/>
+        </w:rPr>
+        <w:t>application</w:t>
+      </w:r>
+      <w:proofErr w:type="spellEnd"/>
+      <w:r>
+        <w:rPr>
+          <w:rFonts w:ascii="Courier New" w:hAnsi="Courier New" w:cs="Courier New"/>
+          <w:sz w:val="20"/>
+        </w:rPr>
+        <w:t>/x-</w:t>
+      </w:r>
+      <w:proofErr w:type="spellStart"/>
+      <w:proofErr w:type="gramStart"/>
+      <w:r>
+        <w:rPr>
+          <w:rFonts w:ascii="Courier New" w:hAnsi="Courier New" w:cs="Courier New"/>
+          <w:sz w:val="20"/>
+        </w:rPr>
+        <w:t>compress</w:t>
+      </w:r>
+      <w:proofErr w:type="spellEnd"/>
+      <w:r>
+        <w:rPr>
+          <w:rFonts w:ascii="Courier New" w:hAnsi="Courier New" w:cs="Courier New"/>
+          <w:sz w:val="20"/>
+        </w:rPr>
+        <w:t xml:space="preserve"> .Z</w:t>
+      </w:r>
+      <w:proofErr w:type="gramEnd"/>
+    </w:p>
+    <w:p>
+      <w:pPr>
+        <w:spacing w:line="360" w:lineRule="auto"/>
+        <w:jc w:val="both"/>
+        <w:rPr>
+          <w:rFonts w:ascii="Courier New" w:hAnsi="Courier New" w:cs="Courier New"/>
+          <w:sz w:val="20"/>
+        </w:rPr>
+      </w:pPr>
+      <w:r>
+        <w:rPr>
+          <w:rFonts w:ascii="Courier New" w:hAnsi="Courier New" w:cs="Courier New"/>
+          <w:sz w:val="20"/>
+        </w:rPr>
+        <w:t xml:space="preserve">    </w:t>
+      </w:r>
+      <w:proofErr w:type="spellStart"/>
+      <w:r>
+        <w:rPr>
+          <w:rFonts w:ascii="Courier New" w:hAnsi="Courier New" w:cs="Courier New"/>
+          <w:sz w:val="20"/>
+        </w:rPr>
+        <w:t>AddType</w:t>
+      </w:r>
+      <w:proofErr w:type="spellEnd"/>
+      <w:r>
+        <w:rPr>
+          <w:rFonts w:ascii="Courier New" w:hAnsi="Courier New" w:cs="Courier New"/>
+          <w:sz w:val="20"/>
+        </w:rPr>
+        <w:t xml:space="preserve"> </w:t>
+      </w:r>
+      <w:proofErr w:type="spellStart"/>
+      <w:r>
+        <w:rPr>
+          <w:rFonts w:ascii="Courier New" w:hAnsi="Courier New" w:cs="Courier New"/>
+          <w:sz w:val="20"/>
+        </w:rPr>
+        <w:t>application</w:t>
+      </w:r>
+      <w:proofErr w:type="spellEnd"/>
+      <w:r>
+        <w:rPr>
+          <w:rFonts w:ascii="Courier New" w:hAnsi="Courier New" w:cs="Courier New"/>
+          <w:sz w:val="20"/>
+        </w:rPr>
+        <w:t>/x-</w:t>
+      </w:r>
+      <w:proofErr w:type="spellStart"/>
+      <w:r>
+        <w:rPr>
+          <w:rFonts w:ascii="Courier New" w:hAnsi="Courier New" w:cs="Courier New"/>
+          <w:sz w:val="20"/>
+        </w:rPr>
+        <w:t>gzip</w:t>
+      </w:r>
+      <w:proofErr w:type="spellEnd"/>
+      <w:r>
+        <w:rPr>
+          <w:rFonts w:ascii="Courier New" w:hAnsi="Courier New" w:cs="Courier New"/>
+          <w:sz w:val="20"/>
+        </w:rPr>
+        <w:t xml:space="preserve"> .</w:t>
+      </w:r>
+      <w:proofErr w:type="spellStart"/>
+      <w:r>
+        <w:rPr>
+          <w:rFonts w:ascii="Courier New" w:hAnsi="Courier New" w:cs="Courier New"/>
+          <w:sz w:val="20"/>
+        </w:rPr>
+        <w:t>gz</w:t>
+      </w:r>
+      <w:proofErr w:type="spellEnd"/>
+      <w:r>
+        <w:rPr>
+          <w:rFonts w:ascii="Courier New" w:hAnsi="Courier New" w:cs="Courier New"/>
+          <w:sz w:val="20"/>
+        </w:rPr>
+        <w:t xml:space="preserve"> .</w:t>
+      </w:r>
+      <w:proofErr w:type="spellStart"/>
+      <w:r>
+        <w:rPr>
+          <w:rFonts w:ascii="Courier New" w:hAnsi="Courier New" w:cs="Courier New"/>
+          <w:sz w:val="20"/>
+        </w:rPr>
+        <w:t>tgz</w:t>
+      </w:r>
+      <w:proofErr w:type="spellEnd"/>
+    </w:p>
+    <w:p>
+      <w:pPr>
+        <w:spacing w:line="360" w:lineRule="auto"/>
+        <w:jc w:val="both"/>
+        <w:rPr>
+          <w:rFonts w:ascii="Courier New" w:hAnsi="Courier New" w:cs="Courier New"/>
+          <w:sz w:val="20"/>
+        </w:rPr>
+      </w:pPr>
+    </w:p>
+    <w:p>
+      <w:pPr>
+        <w:spacing w:line="360" w:lineRule="auto"/>
+        <w:jc w:val="both"/>
+        <w:rPr>
+          <w:rFonts w:ascii="Courier New" w:hAnsi="Courier New" w:cs="Courier New"/>
+          <w:sz w:val="20"/>
+        </w:rPr>
+      </w:pPr>
+      <w:r>
+        <w:rPr>
+          <w:rFonts w:ascii="Courier New" w:hAnsi="Courier New" w:cs="Courier New"/>
+          <w:sz w:val="20"/>
+        </w:rPr>
+        <w:t>&lt;/</w:t>
+      </w:r>
+      <w:proofErr w:type="spellStart"/>
+      <w:r>
+        <w:rPr>
+          <w:rFonts w:ascii="Courier New" w:hAnsi="Courier New" w:cs="Courier New"/>
+          <w:sz w:val="20"/>
+        </w:rPr>
+        <w:t>IfModule</w:t>
+      </w:r>
+      <w:proofErr w:type="spellEnd"/>
+      <w:r>
+        <w:rPr>
+          <w:rFonts w:ascii="Courier New" w:hAnsi="Courier New" w:cs="Courier New"/>
+          <w:sz w:val="20"/>
+        </w:rPr>
+        <w:t>&gt;</w:t>
+      </w:r>
+    </w:p>
+    <w:p>
+      <w:pPr>
+        <w:spacing w:line="360" w:lineRule="auto"/>
+        <w:jc w:val="both"/>
+        <w:rPr>
+          <w:rFonts w:ascii="Courier New" w:hAnsi="Courier New" w:cs="Courier New"/>
+          <w:sz w:val="20"/>
+        </w:rPr>
+      </w:pPr>
+    </w:p>
+    <w:p>
+      <w:pPr>
+        <w:spacing w:line="360" w:lineRule="auto"/>
+        <w:jc w:val="both"/>
+        <w:rPr>
+          <w:rFonts w:ascii="Courier New" w:hAnsi="Courier New" w:cs="Courier New"/>
+          <w:sz w:val="20"/>
+        </w:rPr>
+      </w:pPr>
+      <w:proofErr w:type="spellStart"/>
+      <w:r>
+        <w:rPr>
+          <w:rFonts w:ascii="Courier New" w:hAnsi="Courier New" w:cs="Courier New"/>
+          <w:sz w:val="20"/>
+        </w:rPr>
+        <w:t>Include</w:t>
+      </w:r>
+      <w:proofErr w:type="spellEnd"/>
+      <w:r>
+        <w:rPr>
+          <w:rFonts w:ascii="Courier New" w:hAnsi="Courier New" w:cs="Courier New"/>
+          <w:sz w:val="20"/>
+        </w:rPr>
+        <w:t xml:space="preserve"> </w:t>
+      </w:r>
+      <w:proofErr w:type="spellStart"/>
+      <w:r>
+        <w:rPr>
+          <w:rFonts w:ascii="Courier New" w:hAnsi="Courier New" w:cs="Courier New"/>
+          <w:sz w:val="20"/>
+        </w:rPr>
+        <w:t>conf</w:t>
+      </w:r>
+      <w:proofErr w:type="spellEnd"/>
+      <w:r>
+        <w:rPr>
+          <w:rFonts w:ascii="Courier New" w:hAnsi="Courier New" w:cs="Courier New"/>
+          <w:sz w:val="20"/>
+        </w:rPr>
+        <w:t>/</w:t>
+      </w:r>
+      <w:proofErr w:type="spellStart"/>
+      <w:r>
+        <w:rPr>
+          <w:rFonts w:ascii="Courier New" w:hAnsi="Courier New" w:cs="Courier New"/>
+          <w:sz w:val="20"/>
+        </w:rPr>
+        <w:t>extra</w:t>
+      </w:r>
+      <w:proofErr w:type="spellEnd"/>
+      <w:r>
+        <w:rPr>
+          <w:rFonts w:ascii="Courier New" w:hAnsi="Courier New" w:cs="Courier New"/>
+          <w:sz w:val="20"/>
+        </w:rPr>
+        <w:t>/</w:t>
+      </w:r>
+      <w:proofErr w:type="spellStart"/>
+      <w:r>
+        <w:rPr>
+          <w:rFonts w:ascii="Courier New" w:hAnsi="Courier New" w:cs="Courier New"/>
+          <w:sz w:val="20"/>
+        </w:rPr>
+        <w:t>httpd-vhosts.conf</w:t>
+      </w:r>
+      <w:proofErr w:type="spellEnd"/>
+    </w:p>
+    <w:p>
+      <w:pPr>
+        <w:spacing w:line="360" w:lineRule="auto"/>
+        <w:jc w:val="both"/>
+        <w:rPr>
+          <w:rFonts w:ascii="Courier New" w:hAnsi="Courier New" w:cs="Courier New"/>
+          <w:sz w:val="20"/>
+        </w:rPr>
+      </w:pPr>
+    </w:p>
+    <w:p>
+      <w:pPr>
+        <w:spacing w:line="360" w:lineRule="auto"/>
+        <w:jc w:val="both"/>
+        <w:rPr>
+          <w:rFonts w:ascii="Courier New" w:hAnsi="Courier New" w:cs="Courier New"/>
+          <w:sz w:val="20"/>
+        </w:rPr>
+      </w:pPr>
+      <w:r>
+        <w:rPr>
+          <w:rFonts w:ascii="Courier New" w:hAnsi="Courier New" w:cs="Courier New"/>
+          <w:sz w:val="20"/>
+        </w:rPr>
+        <w:t>&lt;</w:t>
+      </w:r>
+      <w:proofErr w:type="spellStart"/>
+      <w:r>
+        <w:rPr>
+          <w:rFonts w:ascii="Courier New" w:hAnsi="Courier New" w:cs="Courier New"/>
+          <w:sz w:val="20"/>
+        </w:rPr>
+        <w:t>IfModule</w:t>
+      </w:r>
+      <w:proofErr w:type="spellEnd"/>
+      <w:r>
+        <w:rPr>
+          <w:rFonts w:ascii="Courier New" w:hAnsi="Courier New" w:cs="Courier New"/>
+          <w:sz w:val="20"/>
+        </w:rPr>
+        <w:t xml:space="preserve"> </w:t>
+      </w:r>
+      <w:proofErr w:type="spellStart"/>
+      <w:r>
+        <w:rPr>
+          <w:rFonts w:ascii="Courier New" w:hAnsi="Courier New" w:cs="Courier New"/>
+          <w:sz w:val="20"/>
+        </w:rPr>
+        <w:t>proxy_html_module</w:t>
+      </w:r>
+      <w:proofErr w:type="spellEnd"/>
+      <w:r>
+        <w:rPr>
+          <w:rFonts w:ascii="Courier New" w:hAnsi="Courier New" w:cs="Courier New"/>
+          <w:sz w:val="20"/>
+        </w:rPr>
+        <w:t>&gt;</w:t>
+      </w:r>
+    </w:p>
+    <w:p>
+      <w:pPr>
+        <w:spacing w:line="360" w:lineRule="auto"/>
+        <w:jc w:val="both"/>
+        <w:rPr>
+          <w:rFonts w:ascii="Courier New" w:hAnsi="Courier New" w:cs="Courier New"/>
+          <w:sz w:val="20"/>
+        </w:rPr>
+      </w:pPr>
+      <w:r>
+        <w:rPr>
+          <w:rFonts w:ascii="Courier New" w:hAnsi="Courier New" w:cs="Courier New"/>
+          <w:sz w:val="20"/>
+        </w:rPr>
+        <w:t xml:space="preserve">    </w:t>
+      </w:r>
+      <w:proofErr w:type="spellStart"/>
+      <w:r>
+        <w:rPr>
+          <w:rFonts w:ascii="Courier New" w:hAnsi="Courier New" w:cs="Courier New"/>
+          <w:sz w:val="20"/>
+        </w:rPr>
+        <w:t>Include</w:t>
+      </w:r>
+      <w:proofErr w:type="spellEnd"/>
+      <w:r>
+        <w:rPr>
+          <w:rFonts w:ascii="Courier New" w:hAnsi="Courier New" w:cs="Courier New"/>
+          <w:sz w:val="20"/>
+        </w:rPr>
+        <w:t xml:space="preserve"> </w:t>
+      </w:r>
+      <w:proofErr w:type="spellStart"/>
+      <w:r>
+        <w:rPr>
+          <w:rFonts w:ascii="Courier New" w:hAnsi="Courier New" w:cs="Courier New"/>
+          <w:sz w:val="20"/>
+        </w:rPr>
+        <w:t>conf</w:t>
+      </w:r>
+      <w:proofErr w:type="spellEnd"/>
+      <w:r>
+        <w:rPr>
+          <w:rFonts w:ascii="Courier New" w:hAnsi="Courier New" w:cs="Courier New"/>
+          <w:sz w:val="20"/>
+        </w:rPr>
+        <w:t>/</w:t>
+      </w:r>
+      <w:proofErr w:type="spellStart"/>
+      <w:r>
+        <w:rPr>
+          <w:rFonts w:ascii="Courier New" w:hAnsi="Courier New" w:cs="Courier New"/>
+          <w:sz w:val="20"/>
+        </w:rPr>
+        <w:t>extra</w:t>
+      </w:r>
+      <w:proofErr w:type="spellEnd"/>
+      <w:r>
+        <w:rPr>
+          <w:rFonts w:ascii="Courier New" w:hAnsi="Courier New" w:cs="Courier New"/>
+          <w:sz w:val="20"/>
+        </w:rPr>
+        <w:t>/</w:t>
+      </w:r>
+      <w:proofErr w:type="spellStart"/>
+      <w:r>
+        <w:rPr>
+          <w:rFonts w:ascii="Courier New" w:hAnsi="Courier New" w:cs="Courier New"/>
+          <w:sz w:val="20"/>
+        </w:rPr>
+        <w:t>proxy-html.conf</w:t>
+      </w:r>
+      <w:proofErr w:type="spellEnd"/>
+    </w:p>
+    <w:p>
+      <w:pPr>
+        <w:spacing w:line="360" w:lineRule="auto"/>
+        <w:jc w:val="both"/>
+        <w:rPr>
+          <w:rFonts w:ascii="Courier New" w:hAnsi="Courier New" w:cs="Courier New"/>
+          <w:sz w:val="20"/>
+        </w:rPr>
+      </w:pPr>
+      <w:r>
+        <w:rPr>
+          <w:rFonts w:ascii="Courier New" w:hAnsi="Courier New" w:cs="Courier New"/>
+          <w:sz w:val="20"/>
+        </w:rPr>
+        <w:t>&lt;/</w:t>
+      </w:r>
+      <w:proofErr w:type="spellStart"/>
+      <w:r>
+        <w:rPr>
+          <w:rFonts w:ascii="Courier New" w:hAnsi="Courier New" w:cs="Courier New"/>
+          <w:sz w:val="20"/>
+        </w:rPr>
+        <w:t>IfModule</w:t>
+      </w:r>
+      <w:proofErr w:type="spellEnd"/>
+      <w:r>
+        <w:rPr>
+          <w:rFonts w:ascii="Courier New" w:hAnsi="Courier New" w:cs="Courier New"/>
+          <w:sz w:val="20"/>
+        </w:rPr>
+        <w:t>&gt;</w:t>
+      </w:r>
+    </w:p>
+    <w:p>
+      <w:pPr>
+        <w:spacing w:line="360" w:lineRule="auto"/>
+        <w:jc w:val="both"/>
+        <w:rPr>
+          <w:rFonts w:ascii="Courier New" w:hAnsi="Courier New" w:cs="Courier New"/>
+          <w:sz w:val="20"/>
+        </w:rPr>
+      </w:pPr>
+    </w:p>
+    <w:p>
+      <w:pPr>
+        <w:spacing w:line="360" w:lineRule="auto"/>
+        <w:jc w:val="both"/>
+        <w:rPr>
+          <w:rFonts w:ascii="Courier New" w:hAnsi="Courier New" w:cs="Courier New"/>
+          <w:sz w:val="20"/>
+        </w:rPr>
+      </w:pPr>
+      <w:r>
+        <w:rPr>
+          <w:rFonts w:ascii="Courier New" w:hAnsi="Courier New" w:cs="Courier New"/>
+          <w:sz w:val="20"/>
+        </w:rPr>
+        <w:t>&lt;</w:t>
+      </w:r>
+      <w:proofErr w:type="spellStart"/>
+      <w:r>
+        <w:rPr>
+          <w:rFonts w:ascii="Courier New" w:hAnsi="Courier New" w:cs="Courier New"/>
+          <w:sz w:val="20"/>
+        </w:rPr>
+        <w:t>IfModule</w:t>
+      </w:r>
+      <w:proofErr w:type="spellEnd"/>
+      <w:r>
+        <w:rPr>
+          <w:rFonts w:ascii="Courier New" w:hAnsi="Courier New" w:cs="Courier New"/>
+          <w:sz w:val="20"/>
+        </w:rPr>
+        <w:t xml:space="preserve"> </w:t>
+      </w:r>
+      <w:proofErr w:type="spellStart"/>
+      <w:r>
+        <w:rPr>
+          <w:rFonts w:ascii="Courier New" w:hAnsi="Courier New" w:cs="Courier New"/>
+          <w:sz w:val="20"/>
+        </w:rPr>
+        <w:t>ssl_module</w:t>
+      </w:r>
+      <w:proofErr w:type="spellEnd"/>
+      <w:r>
+        <w:rPr>
+          <w:rFonts w:ascii="Courier New" w:hAnsi="Courier New" w:cs="Courier New"/>
+          <w:sz w:val="20"/>
+        </w:rPr>
+        <w:t>&gt;</w:t>
+      </w:r>
+    </w:p>
+    <w:p>
+      <w:pPr>
+        <w:spacing w:line="360" w:lineRule="auto"/>
+        <w:jc w:val="both"/>
+        <w:rPr>
+          <w:rFonts w:ascii="Courier New" w:hAnsi="Courier New" w:cs="Courier New"/>
+          <w:sz w:val="20"/>
+        </w:rPr>
+      </w:pPr>
+      <w:r>
+        <w:rPr>
+          <w:rFonts w:ascii="Courier New" w:hAnsi="Courier New" w:cs="Courier New"/>
+          <w:sz w:val="20"/>
+        </w:rPr>
+        <w:t xml:space="preserve">    </w:t>
+      </w:r>
+      <w:proofErr w:type="spellStart"/>
+      <w:r>
+        <w:rPr>
+          <w:rFonts w:ascii="Courier New" w:hAnsi="Courier New" w:cs="Courier New"/>
+          <w:sz w:val="20"/>
+        </w:rPr>
+        <w:t>SSLRandomSeed</w:t>
+      </w:r>
+      <w:proofErr w:type="spellEnd"/>
+      <w:r>
+        <w:rPr>
+          <w:rFonts w:ascii="Courier New" w:hAnsi="Courier New" w:cs="Courier New"/>
+          <w:sz w:val="20"/>
+        </w:rPr>
+        <w:t xml:space="preserve"> </w:t>
+      </w:r>
+      <w:proofErr w:type="spellStart"/>
+      <w:r>
+        <w:rPr>
+          <w:rFonts w:ascii="Courier New" w:hAnsi="Courier New" w:cs="Courier New"/>
+          <w:sz w:val="20"/>
+        </w:rPr>
+        <w:t>startup</w:t>
+      </w:r>
+      <w:proofErr w:type="spellEnd"/>
+      <w:r>
+        <w:rPr>
+          <w:rFonts w:ascii="Courier New" w:hAnsi="Courier New" w:cs="Courier New"/>
+          <w:sz w:val="20"/>
+        </w:rPr>
+        <w:t xml:space="preserve"> </w:t>
+      </w:r>
+      <w:proofErr w:type="spellStart"/>
+      <w:r>
+        <w:rPr>
+          <w:rFonts w:ascii="Courier New" w:hAnsi="Courier New" w:cs="Courier New"/>
+          <w:sz w:val="20"/>
+        </w:rPr>
+        <w:t>builtin</w:t>
+      </w:r>
+      <w:proofErr w:type="spellEnd"/>
+    </w:p>
+    <w:p>
+      <w:pPr>
+        <w:spacing w:line="360" w:lineRule="auto"/>
+        <w:jc w:val="both"/>
+        <w:rPr>
+          <w:rFonts w:ascii="Courier New" w:hAnsi="Courier New" w:cs="Courier New"/>
+          <w:sz w:val="20"/>
+        </w:rPr>
+      </w:pPr>
+      <w:r>
+        <w:rPr>
+          <w:rFonts w:ascii="Courier New" w:hAnsi="Courier New" w:cs="Courier New"/>
+          <w:sz w:val="20"/>
+        </w:rPr>
+        <w:t xml:space="preserve">    </w:t>
+      </w:r>
+      <w:proofErr w:type="spellStart"/>
+      <w:r>
+        <w:rPr>
+          <w:rFonts w:ascii="Courier New" w:hAnsi="Courier New" w:cs="Courier New"/>
+          <w:sz w:val="20"/>
+        </w:rPr>
+        <w:t>SSLRandomSeed</w:t>
+      </w:r>
+      <w:proofErr w:type="spellEnd"/>
+      <w:r>
+        <w:rPr>
+          <w:rFonts w:ascii="Courier New" w:hAnsi="Courier New" w:cs="Courier New"/>
+          <w:sz w:val="20"/>
+        </w:rPr>
+        <w:t xml:space="preserve"> </w:t>
+      </w:r>
+      <w:proofErr w:type="spellStart"/>
+      <w:r>
+        <w:rPr>
+          <w:rFonts w:ascii="Courier New" w:hAnsi="Courier New" w:cs="Courier New"/>
+          <w:sz w:val="20"/>
+        </w:rPr>
+        <w:t>connect</w:t>
+      </w:r>
+      <w:proofErr w:type="spellEnd"/>
+      <w:r>
+        <w:rPr>
+          <w:rFonts w:ascii="Courier New" w:hAnsi="Courier New" w:cs="Courier New"/>
+          <w:sz w:val="20"/>
+        </w:rPr>
+        <w:t xml:space="preserve"> </w:t>
+      </w:r>
+      <w:proofErr w:type="spellStart"/>
+      <w:r>
+        <w:rPr>
+          <w:rFonts w:ascii="Courier New" w:hAnsi="Courier New" w:cs="Courier New"/>
+          <w:sz w:val="20"/>
+        </w:rPr>
+        <w:t>builtin</w:t>
+      </w:r>
+      <w:proofErr w:type="spellEnd"/>
+    </w:p>
+    <w:p>
+      <w:pPr>
+        <w:spacing w:line="360" w:lineRule="auto"/>
+        <w:jc w:val="both"/>
+        <w:rPr>
+          <w:rFonts w:ascii="Courier New" w:hAnsi="Courier New" w:cs="Courier New"/>
+          <w:sz w:val="20"/>
+        </w:rPr>
+      </w:pPr>
+      <w:r>
+        <w:rPr>
+          <w:rFonts w:ascii="Courier New" w:hAnsi="Courier New" w:cs="Courier New"/>
+          <w:sz w:val="20"/>
+        </w:rPr>
+        <w:t>&lt;/</w:t>
+      </w:r>
+      <w:proofErr w:type="spellStart"/>
+      <w:r>
+        <w:rPr>
+          <w:rFonts w:ascii="Courier New" w:hAnsi="Courier New" w:cs="Courier New"/>
+          <w:sz w:val="20"/>
+        </w:rPr>
+        <w:t>IfModule</w:t>
+      </w:r>
+      <w:proofErr w:type="spellEnd"/>
+      <w:r>
+        <w:rPr>
+          <w:rFonts w:ascii="Courier New" w:hAnsi="Courier New" w:cs="Courier New"/>
+          <w:sz w:val="20"/>
+        </w:rPr>
+        <w:t>&gt;</w:t>
+      </w:r>
+    </w:p>
+    <w:p>
+      <w:pPr>
+        <w:spacing w:line="360" w:lineRule="auto"/>
+        <w:ind w:firstLine="709"/>
+        <w:jc w:val="both"/>
+        <w:rPr>
+          <w:sz w:val="28"/>
+        </w:rPr>
+      </w:pPr>
+    </w:p>
+    <w:p>
+      <w:pPr>
+        <w:spacing w:line="360" w:lineRule="auto"/>
+        <w:jc w:val="both"/>
+        <w:rPr>
+          <w:sz w:val="28"/>
+          <w:lang w:val="en-US"/>
+        </w:rPr>
+      </w:pPr>
+      <w:r>
+        <w:rPr>
+          <w:sz w:val="28"/>
+        </w:rPr>
+        <w:t xml:space="preserve">Листинг </w:t>
+      </w:r>
+      <w:r>
+        <w:rPr>
+          <w:sz w:val="28"/>
+          <w:lang w:val="en-US"/>
+        </w:rPr>
+        <w:t>httpd-</w:t>
+      </w:r>
+      <w:proofErr w:type="spellStart"/>
+      <w:r>
+        <w:rPr>
+          <w:sz w:val="28"/>
+          <w:lang w:val="en-US"/>
+        </w:rPr>
+        <w:t>vhosts.conf</w:t>
+      </w:r>
+      <w:proofErr w:type="spellEnd"/>
+      <w:r>
+        <w:rPr>
+          <w:sz w:val="28"/>
+          <w:lang w:val="en-US"/>
+        </w:rPr>
+        <w:t>:</w:t>
+      </w:r>
+    </w:p>
+    <w:p>
+      <w:pPr>
+        <w:spacing w:line="360" w:lineRule="auto"/>
+        <w:jc w:val="both"/>
+        <w:rPr>
+          <w:rFonts w:ascii="Courier New" w:hAnsi="Courier New" w:cs="Courier New"/>
+          <w:sz w:val="20"/>
+        </w:rPr>
+      </w:pPr>
+      <w:r>
+        <w:rPr>
+          <w:rFonts w:ascii="Courier New" w:hAnsi="Courier New" w:cs="Courier New"/>
+          <w:sz w:val="20"/>
+        </w:rPr>
+        <w:t>&lt;</w:t>
+      </w:r>
+      <w:proofErr w:type="spellStart"/>
+      <w:r>
+        <w:rPr>
+          <w:rFonts w:ascii="Courier New" w:hAnsi="Courier New" w:cs="Courier New"/>
+          <w:sz w:val="20"/>
+        </w:rPr>
+        <w:t>VirtualHost</w:t>
+      </w:r>
+      <w:proofErr w:type="spellEnd"/>
+      <w:r>
+        <w:rPr>
+          <w:rFonts w:ascii="Courier New" w:hAnsi="Courier New" w:cs="Courier New"/>
+          <w:sz w:val="20"/>
+        </w:rPr>
+        <w:t xml:space="preserve"> *:8888&gt;</w:t>
+      </w:r>
+    </w:p>
+    <w:p>
+      <w:pPr>
+        <w:spacing w:line="360" w:lineRule="auto"/>
+        <w:jc w:val="both"/>
+        <w:rPr>
+          <w:rFonts w:ascii="Courier New" w:hAnsi="Courier New" w:cs="Courier New"/>
+          <w:sz w:val="20"/>
+        </w:rPr>
+      </w:pPr>
+      <w:proofErr w:type="spellStart"/>
+      <w:r>
+        <w:rPr>
+          <w:rFonts w:ascii="Courier New" w:hAnsi="Courier New" w:cs="Courier New"/>
+          <w:sz w:val="20"/>
+        </w:rPr>
+        <w:t>DocumentRoot</w:t>
+      </w:r>
+      <w:proofErr w:type="spellEnd"/>
+      <w:r>
+        <w:rPr>
+          <w:rFonts w:ascii="Courier New" w:hAnsi="Courier New" w:cs="Courier New"/>
+          <w:sz w:val="20"/>
+        </w:rPr>
+        <w:t xml:space="preserve"> "D:/university-3c5s/network/lab-6/Application/localhost/www"</w:t>
+      </w:r>
+    </w:p>
+    <w:p>
+      <w:pPr>
+        <w:spacing w:line="360" w:lineRule="auto"/>
+        <w:jc w:val="both"/>
+        <w:rPr>
+          <w:rFonts w:ascii="Courier New" w:hAnsi="Courier New" w:cs="Courier New"/>
+          <w:sz w:val="20"/>
+        </w:rPr>
+      </w:pPr>
+      <w:proofErr w:type="spellStart"/>
+      <w:r>
+        <w:rPr>
+          <w:rFonts w:ascii="Courier New" w:hAnsi="Courier New" w:cs="Courier New"/>
+          <w:sz w:val="20"/>
+        </w:rPr>
+        <w:t>ServerName</w:t>
+      </w:r>
+      <w:proofErr w:type="spellEnd"/>
+      <w:r>
+        <w:rPr>
+          <w:rFonts w:ascii="Courier New" w:hAnsi="Courier New" w:cs="Courier New"/>
+          <w:sz w:val="20"/>
+        </w:rPr>
+        <w:t xml:space="preserve"> </w:t>
+      </w:r>
+      <w:proofErr w:type="spellStart"/>
+      <w:r>
+        <w:rPr>
+          <w:rFonts w:ascii="Courier New" w:hAnsi="Courier New" w:cs="Courier New"/>
+          <w:sz w:val="20"/>
+        </w:rPr>
+        <w:t>localhost</w:t>
+      </w:r>
+      <w:proofErr w:type="spellEnd"/>
+    </w:p>
+    <w:p>
+      <w:pPr>
+        <w:spacing w:line="360" w:lineRule="auto"/>
+        <w:jc w:val="both"/>
+        <w:rPr>
+          <w:rFonts w:ascii="Courier New" w:hAnsi="Courier New" w:cs="Courier New"/>
+          <w:sz w:val="20"/>
+        </w:rPr>
+      </w:pPr>
+      <w:proofErr w:type="spellStart"/>
+      <w:r>
+        <w:rPr>
+          <w:rFonts w:ascii="Courier New" w:hAnsi="Courier New" w:cs="Courier New"/>
+          <w:sz w:val="20"/>
+        </w:rPr>
+        <w:t>ErrorLog</w:t>
+      </w:r>
+      <w:proofErr w:type="spellEnd"/>
+      <w:r>
+        <w:rPr>
+          <w:rFonts w:ascii="Courier New" w:hAnsi="Courier New" w:cs="Courier New"/>
+          <w:sz w:val="20"/>
+        </w:rPr>
+        <w:t xml:space="preserve"> "D:/university-3c5s/network/lab-6/Application/localhost/error.log"</w:t>
+      </w:r>
+    </w:p>
+    <w:p>
+      <w:pPr>
+        <w:spacing w:line="360" w:lineRule="auto"/>
+        <w:jc w:val="both"/>
+        <w:rPr>
+          <w:rFonts w:ascii="Courier New" w:hAnsi="Courier New" w:cs="Courier New"/>
+          <w:sz w:val="20"/>
+        </w:rPr>
+      </w:pPr>
+      <w:proofErr w:type="spellStart"/>
+      <w:r>
+        <w:rPr>
+          <w:rFonts w:ascii="Courier New" w:hAnsi="Courier New" w:cs="Courier New"/>
+          <w:sz w:val="20"/>
+        </w:rPr>
+        <w:t>CustomLog</w:t>
+      </w:r>
+      <w:proofErr w:type="spellEnd"/>
+      <w:r>
+        <w:rPr>
+          <w:rFonts w:ascii="Courier New" w:hAnsi="Courier New" w:cs="Courier New"/>
+          <w:sz w:val="20"/>
+        </w:rPr>
+        <w:t xml:space="preserve"> "D:/university-3c5s/network/lab-6/Application/localhost/access.log" </w:t>
+      </w:r>
+      <w:proofErr w:type="spellStart"/>
+      <w:r>
+        <w:rPr>
+          <w:rFonts w:ascii="Courier New" w:hAnsi="Courier New" w:cs="Courier New"/>
+          <w:sz w:val="20"/>
+        </w:rPr>
+        <w:t>common</w:t>
+      </w:r>
+      <w:proofErr w:type="spellEnd"/>
+    </w:p>
+    <w:p>
+      <w:pPr>
+        <w:spacing w:line="360" w:lineRule="auto"/>
+        <w:jc w:val="both"/>
+        <w:rPr>
+          <w:rFonts w:ascii="Courier New" w:hAnsi="Courier New" w:cs="Courier New"/>
+          <w:sz w:val="20"/>
+        </w:rPr>
+      </w:pPr>
+      <w:r>
+        <w:rPr>
+          <w:rFonts w:ascii="Courier New" w:hAnsi="Courier New" w:cs="Courier New"/>
+          <w:sz w:val="20"/>
+        </w:rPr>
+        <w:t>&lt;/</w:t>
+      </w:r>
+      <w:proofErr w:type="spellStart"/>
+      <w:r>
+        <w:rPr>
+          <w:rFonts w:ascii="Courier New" w:hAnsi="Courier New" w:cs="Courier New"/>
+          <w:sz w:val="20"/>
+        </w:rPr>
+        <w:t>VirtualHost</w:t>
+      </w:r>
+      <w:proofErr w:type="spellEnd"/>
+      <w:r>
+        <w:rPr>
+          <w:rFonts w:ascii="Courier New" w:hAnsi="Courier New" w:cs="Courier New"/>
+          <w:sz w:val="20"/>
+        </w:rPr>
+        <w:t>&gt;</w:t>
+      </w:r>
+    </w:p>
+    <w:p>
+      <w:pPr>
+        <w:spacing w:line="360" w:lineRule="auto"/>
+        <w:ind w:firstLine="709"/>
+        <w:jc w:val="both"/>
+        <w:rPr>
+          <w:sz w:val="28"/>
+        </w:rPr>
+      </w:pPr>
+    </w:p>
+    <w:p>
+      <w:pPr>
+        <w:spacing w:line="360" w:lineRule="auto"/>
+        <w:ind w:firstLine="709"/>
+        <w:jc w:val="both"/>
+        <w:rPr>
+          <w:sz w:val="28"/>
+        </w:rPr>
+      </w:pPr>
+      <w:r>
+        <w:rPr>
+          <w:sz w:val="28"/>
+        </w:rPr>
+        <w:t xml:space="preserve">Далее создал новую службу </w:t>
+      </w:r>
+      <w:r>
+        <w:rPr>
+          <w:sz w:val="28"/>
+          <w:lang w:val="en-US"/>
+        </w:rPr>
+        <w:t xml:space="preserve">Apache2.4 </w:t>
+      </w:r>
+      <w:r>
+        <w:rPr>
+          <w:sz w:val="28"/>
+        </w:rPr>
+        <w:t>при помощи команды, указанной на Рисунке 1.</w:t>
+      </w:r>
+    </w:p>
+    <w:p>
+      <w:pPr>
+        <w:spacing w:line="360" w:lineRule="auto"/>
+        <w:jc w:val="center"/>
+      </w:pPr>
+      <w:r>
+        <w:rPr>
+          <w:noProof/>
+        </w:rPr>
+        <w:drawing>
+          <wp:inline distT="0" distB="0" distL="0" distR="0" wp14:anchorId="40BBED1A" wp14:editId="48287B94">
+            <wp:extent cx="5006340" cy="1023071"/>
+            <wp:effectExtent l="0" t="0" r="0" b="0"/>
+            <wp:docPr id="1" name="Рисунок 1"/>
+            <wp:cNvGraphicFramePr>
+              <a:graphicFrameLocks xmlns:a="http://schemas.openxmlformats.org/drawingml/2006/main" noChangeAspect="1"/>
+            </wp:cNvGraphicFramePr>
+            <a:graphic xmlns:a="http://schemas.openxmlformats.org/drawingml/2006/main">
+              <a:graphicData uri="http://schemas.openxmlformats.org/drawingml/2006/picture">
+                <pic:pic xmlns:pic="http://schemas.openxmlformats.org/drawingml/2006/picture">
+                  <pic:nvPicPr>
+                    <pic:cNvPr id="1" name=""/>
+                    <pic:cNvPicPr/>
+                  </pic:nvPicPr>
+                  <pic:blipFill>
+                    <a:blip r:embed="rId6"/>
+                    <a:stretch>
+                      <a:fillRect/>
+                    </a:stretch>
+                  </pic:blipFill>
+                  <pic:spPr>
+                    <a:xfrm>
+                      <a:off x="0" y="0"/>
+                      <a:ext cx="5022265" cy="1026325"/>
+                    </a:xfrm>
+                    <a:prstGeom prst="rect">
+                      <a:avLst/>
+                    </a:prstGeom>
+                  </pic:spPr>
+                </pic:pic>
+              </a:graphicData>
+            </a:graphic>
+          </wp:inline>
+        </w:drawing>
+      </w:r>
+    </w:p>
+    <w:p>
+      <w:pPr>
+        <w:spacing w:line="360" w:lineRule="auto"/>
+        <w:jc w:val="center"/>
+        <w:rPr>
+          <w:sz w:val="28"/>
+          <w:szCs w:val="28"/>
+        </w:rPr>
+      </w:pPr>
+      <w:r>
+        <w:rPr>
+          <w:sz w:val="28"/>
+          <w:szCs w:val="28"/>
+        </w:rPr>
+        <w:t xml:space="preserve">Рисунок 1. </w:t>
+      </w:r>
+      <w:r>
+        <w:rPr>
+          <w:sz w:val="28"/>
+          <w:szCs w:val="28"/>
+        </w:rPr>
+        <w:t xml:space="preserve">Создание службы </w:t>
+      </w:r>
+      <w:r>
+        <w:rPr>
+          <w:sz w:val="28"/>
+          <w:szCs w:val="28"/>
+          <w:lang w:val="en-US"/>
+        </w:rPr>
+        <w:t>Apache2.4</w:t>
+      </w:r>
+      <w:r>
+        <w:rPr>
+          <w:sz w:val="28"/>
+          <w:szCs w:val="28"/>
+        </w:rPr>
+        <w:t>.</w:t>
+      </w:r>
+    </w:p>
+    <w:p>
+      <w:pPr>
+        <w:spacing w:line="360" w:lineRule="auto"/>
+        <w:jc w:val="center"/>
+        <w:rPr>
+          <w:sz w:val="28"/>
+          <w:szCs w:val="28"/>
+        </w:rPr>
+      </w:pPr>
+    </w:p>
+    <w:p>
+      <w:pPr>
+        <w:spacing w:line="360" w:lineRule="auto"/>
+        <w:jc w:val="center"/>
+        <w:rPr>
+          <w:sz w:val="28"/>
+          <w:szCs w:val="28"/>
+        </w:rPr>
+      </w:pPr>
+    </w:p>
+    <w:p>
+      <w:pPr>
+        <w:spacing w:line="360" w:lineRule="auto"/>
+        <w:ind w:firstLine="709"/>
+        <w:jc w:val="both"/>
+        <w:rPr>
+          <w:sz w:val="28"/>
+          <w:szCs w:val="28"/>
+        </w:rPr>
+      </w:pPr>
+      <w:r>
+        <w:rPr>
+          <w:sz w:val="28"/>
+          <w:szCs w:val="28"/>
+        </w:rPr>
+        <w:lastRenderedPageBreak/>
+        <w:t>Настроил созданную службу для работы только в режиме «Вручную» и запустил</w:t>
+      </w:r>
+      <w:r>
+        <w:rPr>
+          <w:sz w:val="28"/>
+          <w:szCs w:val="28"/>
+        </w:rPr>
+        <w:t>.</w:t>
+      </w:r>
+    </w:p>
+    <w:p>
+      <w:pPr>
+        <w:spacing w:line="360" w:lineRule="auto"/>
+        <w:jc w:val="center"/>
+        <w:rPr>
+          <w:sz w:val="28"/>
+          <w:szCs w:val="28"/>
+        </w:rPr>
+      </w:pPr>
+      <w:r>
+        <w:rPr>
+          <w:noProof/>
+          <w:sz w:val="28"/>
+          <w:szCs w:val="28"/>
+        </w:rPr>
+        <w:drawing>
+          <wp:inline distT="0" distB="0" distL="0" distR="0" wp14:anchorId="667D0838" wp14:editId="4D0D55A9">
+            <wp:extent cx="3650343" cy="4216400"/>
+            <wp:effectExtent l="0" t="0" r="0" b="0"/>
+            <wp:docPr id="2" name="Рисунок 2"/>
+            <wp:cNvGraphicFramePr>
+              <a:graphicFrameLocks xmlns:a="http://schemas.openxmlformats.org/drawingml/2006/main" noChangeAspect="1"/>
+            </wp:cNvGraphicFramePr>
+            <a:graphic xmlns:a="http://schemas.openxmlformats.org/drawingml/2006/main">
+              <a:graphicData uri="http://schemas.openxmlformats.org/drawingml/2006/picture">
+                <pic:pic xmlns:pic="http://schemas.openxmlformats.org/drawingml/2006/picture">
+                  <pic:nvPicPr>
+                    <pic:cNvPr id="1" name=""/>
+                    <pic:cNvPicPr/>
+                  </pic:nvPicPr>
+                  <pic:blipFill>
+                    <a:blip r:embed="rId7"/>
+                    <a:stretch>
+                      <a:fillRect/>
+                    </a:stretch>
+                  </pic:blipFill>
+                  <pic:spPr>
+                    <a:xfrm>
+                      <a:off x="0" y="0"/>
+                      <a:ext cx="3656217" cy="4223184"/>
+                    </a:xfrm>
+                    <a:prstGeom prst="rect">
+                      <a:avLst/>
+                    </a:prstGeom>
+                  </pic:spPr>
+                </pic:pic>
+              </a:graphicData>
+            </a:graphic>
+          </wp:inline>
+        </w:drawing>
+      </w:r>
+    </w:p>
+    <w:p>
+      <w:pPr>
+        <w:spacing w:line="360" w:lineRule="auto"/>
+        <w:jc w:val="center"/>
+        <w:rPr>
+          <w:sz w:val="28"/>
+          <w:szCs w:val="28"/>
+        </w:rPr>
+      </w:pPr>
+      <w:bookmarkStart w:id="0" w:name="_Hlk215521000"/>
+      <w:r>
+        <w:rPr>
+          <w:sz w:val="28"/>
+          <w:szCs w:val="28"/>
+        </w:rPr>
+        <w:t xml:space="preserve">Рисунок </w:t>
+      </w:r>
+      <w:r>
+        <w:rPr>
+          <w:sz w:val="28"/>
+          <w:szCs w:val="28"/>
+        </w:rPr>
+        <w:t>2</w:t>
+      </w:r>
+      <w:r>
+        <w:rPr>
+          <w:sz w:val="28"/>
+          <w:szCs w:val="28"/>
+        </w:rPr>
+        <w:t xml:space="preserve">. </w:t>
+      </w:r>
+      <w:r>
+        <w:rPr>
+          <w:sz w:val="28"/>
+          <w:szCs w:val="28"/>
+        </w:rPr>
+        <w:t>Настройка</w:t>
+      </w:r>
+      <w:r>
+        <w:rPr>
+          <w:sz w:val="28"/>
+          <w:szCs w:val="28"/>
+        </w:rPr>
+        <w:t xml:space="preserve"> службы </w:t>
+      </w:r>
+      <w:r>
+        <w:rPr>
+          <w:sz w:val="28"/>
+          <w:szCs w:val="28"/>
+          <w:lang w:val="en-US"/>
+        </w:rPr>
+        <w:t>Apache2.4</w:t>
+      </w:r>
+      <w:r>
+        <w:rPr>
+          <w:sz w:val="28"/>
+          <w:szCs w:val="28"/>
+        </w:rPr>
+        <w:t>.</w:t>
+      </w:r>
+    </w:p>
+    <w:bookmarkEnd w:id="0"/>
+    <w:p>
+      <w:pPr>
+        <w:spacing w:line="360" w:lineRule="auto"/>
+        <w:jc w:val="center"/>
+        <w:rPr>
+          <w:sz w:val="28"/>
+          <w:szCs w:val="28"/>
+        </w:rPr>
+      </w:pPr>
+    </w:p>
+    <w:p>
+      <w:pPr>
+        <w:spacing w:line="360" w:lineRule="auto"/>
+        <w:ind w:firstLine="709"/>
+        <w:jc w:val="both"/>
+        <w:rPr>
+          <w:sz w:val="28"/>
+          <w:szCs w:val="28"/>
+        </w:rPr>
+      </w:pPr>
+      <w:r>
+        <w:rPr>
+          <w:sz w:val="28"/>
+          <w:szCs w:val="28"/>
+        </w:rPr>
+        <w:t xml:space="preserve">Следующим шагом создал файловую структуру виртуального хоста и </w:t>
+      </w:r>
+      <w:r>
+        <w:rPr>
+          <w:sz w:val="28"/>
+          <w:szCs w:val="28"/>
+          <w:lang w:val="en-US"/>
+        </w:rPr>
+        <w:t>index.html</w:t>
+      </w:r>
+      <w:r>
+        <w:rPr>
+          <w:sz w:val="28"/>
+          <w:szCs w:val="28"/>
+        </w:rPr>
+        <w:t xml:space="preserve">. Также настроил файл </w:t>
+      </w:r>
+      <w:r>
+        <w:rPr>
+          <w:sz w:val="28"/>
+          <w:szCs w:val="28"/>
+          <w:lang w:val="en-US"/>
+        </w:rPr>
+        <w:t xml:space="preserve">hosts </w:t>
+      </w:r>
+      <w:r>
+        <w:rPr>
+          <w:sz w:val="28"/>
+          <w:szCs w:val="28"/>
+        </w:rPr>
+        <w:t xml:space="preserve">для настройки правильного </w:t>
+      </w:r>
+      <w:proofErr w:type="spellStart"/>
+      <w:r>
+        <w:rPr>
+          <w:sz w:val="28"/>
+          <w:szCs w:val="28"/>
+          <w:lang w:val="en-US"/>
+        </w:rPr>
+        <w:t>dns</w:t>
+      </w:r>
+      <w:proofErr w:type="spellEnd"/>
+      <w:r>
+        <w:rPr>
+          <w:sz w:val="28"/>
+          <w:szCs w:val="28"/>
+          <w:lang w:val="en-US"/>
+        </w:rPr>
+        <w:t xml:space="preserve"> resolve. </w:t>
+      </w:r>
+    </w:p>
+    <w:p>
+      <w:pPr>
+        <w:spacing w:line="360" w:lineRule="auto"/>
+        <w:jc w:val="center"/>
+        <w:rPr>
+          <w:sz w:val="28"/>
+          <w:szCs w:val="28"/>
+        </w:rPr>
+      </w:pPr>
+      <w:r>
+        <w:rPr>
+          <w:noProof/>
+          <w:sz w:val="28"/>
+          <w:szCs w:val="28"/>
+        </w:rPr>
+        <w:drawing>
+          <wp:inline distT="0" distB="0" distL="0" distR="0" wp14:anchorId="77FEC46E" wp14:editId="219E43BA">
+            <wp:extent cx="5024441" cy="2720340"/>
+            <wp:effectExtent l="0" t="0" r="0" b="0"/>
+            <wp:docPr id="3" name="Рисунок 3"/>
+            <wp:cNvGraphicFramePr>
+              <a:graphicFrameLocks xmlns:a="http://schemas.openxmlformats.org/drawingml/2006/main" noChangeAspect="1"/>
+            </wp:cNvGraphicFramePr>
+            <a:graphic xmlns:a="http://schemas.openxmlformats.org/drawingml/2006/main">
+              <a:graphicData uri="http://schemas.openxmlformats.org/drawingml/2006/picture">
+                <pic:pic xmlns:pic="http://schemas.openxmlformats.org/drawingml/2006/picture">
+                  <pic:nvPicPr>
+                    <pic:cNvPr id="1" name=""/>
+                    <pic:cNvPicPr/>
+                  </pic:nvPicPr>
+                  <pic:blipFill>
+                    <a:blip r:embed="rId8"/>
+                    <a:stretch>
+                      <a:fillRect/>
+                    </a:stretch>
+                  </pic:blipFill>
+                  <pic:spPr>
+                    <a:xfrm>
+                      <a:off x="0" y="0"/>
+                      <a:ext cx="5040087" cy="2728811"/>
+                    </a:xfrm>
+                    <a:prstGeom prst="rect">
+                      <a:avLst/>
+                    </a:prstGeom>
+                  </pic:spPr>
+                </pic:pic>
+              </a:graphicData>
+            </a:graphic>
+          </wp:inline>
+        </w:drawing>
+      </w:r>
+    </w:p>
+    <w:p>
+      <w:pPr>
+        <w:spacing w:line="360" w:lineRule="auto"/>
+        <w:jc w:val="center"/>
+        <w:rPr>
+          <w:sz w:val="28"/>
+          <w:szCs w:val="28"/>
+        </w:rPr>
+      </w:pPr>
+      <w:r>
+        <w:rPr>
+          <w:sz w:val="28"/>
+          <w:szCs w:val="28"/>
+        </w:rPr>
+        <w:t xml:space="preserve">Рисунок </w:t>
+      </w:r>
+      <w:r>
+        <w:rPr>
+          <w:sz w:val="28"/>
+          <w:szCs w:val="28"/>
+        </w:rPr>
+        <w:t>3</w:t>
+      </w:r>
+      <w:r>
+        <w:rPr>
+          <w:sz w:val="28"/>
+          <w:szCs w:val="28"/>
+        </w:rPr>
+        <w:t xml:space="preserve">. </w:t>
+      </w:r>
+      <w:r>
+        <w:rPr>
+          <w:sz w:val="28"/>
+          <w:szCs w:val="28"/>
+        </w:rPr>
+        <w:t>Проверка работоспособности веб-сервера</w:t>
+      </w:r>
+      <w:r>
+        <w:rPr>
+          <w:sz w:val="28"/>
+          <w:szCs w:val="28"/>
+        </w:rPr>
+        <w:t>.</w:t>
+      </w:r>
+    </w:p>
+    <w:p>
+      <w:pPr>
+        <w:spacing w:line="360" w:lineRule="auto"/>
+        <w:ind w:firstLine="709"/>
+        <w:jc w:val="both"/>
+        <w:rPr>
+          <w:sz w:val="28"/>
+          <w:szCs w:val="28"/>
+        </w:rPr>
+      </w:pPr>
+      <w:r>
+        <w:rPr>
+          <w:sz w:val="28"/>
+          <w:szCs w:val="28"/>
+        </w:rPr>
+        <w:lastRenderedPageBreak/>
+        <w:t xml:space="preserve">Подкорректировал конфигурационный файл </w:t>
+      </w:r>
+      <w:proofErr w:type="spellStart"/>
+      <w:r>
+        <w:rPr>
+          <w:sz w:val="28"/>
+          <w:szCs w:val="28"/>
+          <w:lang w:val="en-US"/>
+        </w:rPr>
+        <w:t>httpd.conf</w:t>
+      </w:r>
+      <w:proofErr w:type="spellEnd"/>
+      <w:r>
+        <w:rPr>
+          <w:sz w:val="28"/>
+          <w:szCs w:val="28"/>
+          <w:lang w:val="en-US"/>
+        </w:rPr>
+        <w:t xml:space="preserve"> </w:t>
+      </w:r>
+      <w:r>
+        <w:rPr>
+          <w:sz w:val="28"/>
+          <w:szCs w:val="28"/>
+        </w:rPr>
+        <w:t xml:space="preserve">для запрета скачивания всех файлов в формате </w:t>
+      </w:r>
+      <w:r>
+        <w:rPr>
+          <w:sz w:val="28"/>
+          <w:szCs w:val="28"/>
+          <w:lang w:val="en-US"/>
+        </w:rPr>
+        <w:t xml:space="preserve">.mp3 </w:t>
+      </w:r>
+      <w:r>
+        <w:rPr>
+          <w:sz w:val="28"/>
+          <w:szCs w:val="28"/>
+        </w:rPr>
+        <w:t>и</w:t>
+      </w:r>
+      <w:r>
+        <w:rPr>
+          <w:sz w:val="28"/>
+          <w:szCs w:val="28"/>
+          <w:lang w:val="en-US"/>
+        </w:rPr>
+        <w:t xml:space="preserve"> .</w:t>
+      </w:r>
+      <w:proofErr w:type="spellStart"/>
+      <w:r>
+        <w:rPr>
+          <w:sz w:val="28"/>
+          <w:szCs w:val="28"/>
+          <w:lang w:val="en-US"/>
+        </w:rPr>
+        <w:t>avi</w:t>
+      </w:r>
+      <w:proofErr w:type="spellEnd"/>
+      <w:r>
+        <w:rPr>
+          <w:sz w:val="28"/>
+          <w:szCs w:val="28"/>
+        </w:rPr>
+        <w:t>.</w:t>
+      </w:r>
+    </w:p>
+    <w:p>
+      <w:pPr>
+        <w:spacing w:line="360" w:lineRule="auto"/>
+        <w:jc w:val="center"/>
+        <w:rPr>
+          <w:sz w:val="28"/>
+          <w:szCs w:val="28"/>
+        </w:rPr>
+      </w:pPr>
+      <w:r>
+        <w:rPr>
+          <w:noProof/>
+          <w:sz w:val="28"/>
+          <w:szCs w:val="28"/>
+          <w:lang w:val="en-US"/>
+        </w:rPr>
+        <w:drawing>
+          <wp:inline distT="0" distB="0" distL="0" distR="0" wp14:anchorId="29F9E169" wp14:editId="365B0EB6">
+            <wp:extent cx="2735580" cy="1084520"/>
+            <wp:effectExtent l="0" t="0" r="0" b="0"/>
+            <wp:docPr id="4" name="Рисунок 4"/>
+            <wp:cNvGraphicFramePr>
+              <a:graphicFrameLocks xmlns:a="http://schemas.openxmlformats.org/drawingml/2006/main" noChangeAspect="1"/>
+            </wp:cNvGraphicFramePr>
+            <a:graphic xmlns:a="http://schemas.openxmlformats.org/drawingml/2006/main">
+              <a:graphicData uri="http://schemas.openxmlformats.org/drawingml/2006/picture">
+                <pic:pic xmlns:pic="http://schemas.openxmlformats.org/drawingml/2006/picture">
+                  <pic:nvPicPr>
+                    <pic:cNvPr id="1" name=""/>
+                    <pic:cNvPicPr/>
+                  </pic:nvPicPr>
+                  <pic:blipFill>
+                    <a:blip r:embed="rId9"/>
+                    <a:stretch>
+                      <a:fillRect/>
+                    </a:stretch>
+                  </pic:blipFill>
+                  <pic:spPr>
+                    <a:xfrm>
+                      <a:off x="0" y="0"/>
+                      <a:ext cx="2750379" cy="1090387"/>
+                    </a:xfrm>
+                    <a:prstGeom prst="rect">
+                      <a:avLst/>
+                    </a:prstGeom>
+                  </pic:spPr>
+                </pic:pic>
+              </a:graphicData>
+            </a:graphic>
+          </wp:inline>
+        </w:drawing>
+      </w:r>
+    </w:p>
+    <w:p>
+      <w:pPr>
+        <w:spacing w:line="360" w:lineRule="auto"/>
+        <w:jc w:val="center"/>
+        <w:rPr>
+          <w:sz w:val="28"/>
+          <w:szCs w:val="28"/>
+        </w:rPr>
+      </w:pPr>
+      <w:r>
+        <w:rPr>
+          <w:sz w:val="28"/>
+          <w:szCs w:val="28"/>
+        </w:rPr>
+        <w:t xml:space="preserve">Рисунок </w:t>
+      </w:r>
+      <w:r>
+        <w:rPr>
+          <w:sz w:val="28"/>
+          <w:szCs w:val="28"/>
+        </w:rPr>
+        <w:t>4</w:t>
+      </w:r>
+      <w:r>
+        <w:rPr>
+          <w:sz w:val="28"/>
+          <w:szCs w:val="28"/>
+        </w:rPr>
+        <w:t>.</w:t>
+      </w:r>
+      <w:r>
+        <w:rPr>
+          <w:sz w:val="28"/>
+          <w:szCs w:val="28"/>
+        </w:rPr>
+        <w:t xml:space="preserve"> Настройка файла </w:t>
+      </w:r>
+      <w:proofErr w:type="spellStart"/>
+      <w:r>
+        <w:rPr>
+          <w:sz w:val="28"/>
+          <w:szCs w:val="28"/>
+        </w:rPr>
+        <w:t>httpd.conf</w:t>
+      </w:r>
+      <w:proofErr w:type="spellEnd"/>
+      <w:r>
+        <w:rPr>
+          <w:sz w:val="28"/>
+          <w:szCs w:val="28"/>
+          <w:lang w:val="en-US"/>
+        </w:rPr>
+        <w:t xml:space="preserve">. </w:t>
+      </w:r>
+      <w:r>
+        <w:rPr>
+          <w:sz w:val="28"/>
+          <w:szCs w:val="28"/>
+        </w:rPr>
+        <w:t xml:space="preserve">Запрет на скачивание </w:t>
+      </w:r>
+      <w:r>
+        <w:rPr>
+          <w:sz w:val="28"/>
+          <w:szCs w:val="28"/>
+          <w:lang w:val="en-US"/>
+        </w:rPr>
+        <w:t xml:space="preserve">.mp3 </w:t>
+      </w:r>
+      <w:r>
+        <w:rPr>
+          <w:sz w:val="28"/>
+          <w:szCs w:val="28"/>
+        </w:rPr>
+        <w:t xml:space="preserve">и </w:t>
+      </w:r>
+      <w:r>
+        <w:rPr>
+          <w:sz w:val="28"/>
+          <w:szCs w:val="28"/>
+          <w:lang w:val="en-US"/>
+        </w:rPr>
+        <w:t>.</w:t>
+      </w:r>
+      <w:proofErr w:type="spellStart"/>
+      <w:r>
+        <w:rPr>
+          <w:sz w:val="28"/>
+          <w:szCs w:val="28"/>
+          <w:lang w:val="en-US"/>
+        </w:rPr>
+        <w:t>avi</w:t>
+      </w:r>
+      <w:proofErr w:type="spellEnd"/>
+      <w:r>
+        <w:rPr>
+          <w:sz w:val="28"/>
+          <w:szCs w:val="28"/>
+        </w:rPr>
+        <w:t>.</w:t>
+      </w:r>
+    </w:p>
+    <w:p>
+      <w:pPr>
+        <w:spacing w:line="360" w:lineRule="auto"/>
+        <w:jc w:val="center"/>
+        <w:rPr>
+          <w:sz w:val="28"/>
+          <w:szCs w:val="28"/>
+        </w:rPr>
+      </w:pPr>
+    </w:p>
+    <w:p>
+      <w:pPr>
+        <w:spacing w:line="360" w:lineRule="auto"/>
+        <w:ind w:firstLine="709"/>
+        <w:jc w:val="both"/>
+        <w:rPr>
+          <w:sz w:val="28"/>
+          <w:szCs w:val="28"/>
+        </w:rPr>
+      </w:pPr>
+      <w:r>
+        <w:rPr>
+          <w:sz w:val="28"/>
+          <w:szCs w:val="28"/>
+        </w:rPr>
+        <w:t xml:space="preserve">В корне приложения создал два файла в форматах </w:t>
+      </w:r>
+      <w:r>
+        <w:rPr>
+          <w:sz w:val="28"/>
+          <w:szCs w:val="28"/>
+          <w:lang w:val="en-US"/>
+        </w:rPr>
+        <w:t xml:space="preserve">.mp3 </w:t>
+      </w:r>
+      <w:r>
+        <w:rPr>
+          <w:sz w:val="28"/>
+          <w:szCs w:val="28"/>
+        </w:rPr>
+        <w:t xml:space="preserve">и </w:t>
+      </w:r>
+      <w:r>
+        <w:rPr>
+          <w:sz w:val="28"/>
+          <w:szCs w:val="28"/>
+          <w:lang w:val="en-US"/>
+        </w:rPr>
+        <w:t>.</w:t>
+      </w:r>
+      <w:proofErr w:type="spellStart"/>
+      <w:r>
+        <w:rPr>
+          <w:sz w:val="28"/>
+          <w:szCs w:val="28"/>
+          <w:lang w:val="en-US"/>
+        </w:rPr>
+        <w:t>avi</w:t>
+      </w:r>
+      <w:proofErr w:type="spellEnd"/>
+      <w:r>
+        <w:rPr>
+          <w:sz w:val="28"/>
+          <w:szCs w:val="28"/>
+          <w:lang w:val="en-US"/>
+        </w:rPr>
+        <w:t xml:space="preserve"> </w:t>
+      </w:r>
+      <w:r>
+        <w:rPr>
+          <w:sz w:val="28"/>
+          <w:szCs w:val="28"/>
+        </w:rPr>
+        <w:t>для тестирования созданного правила</w:t>
+      </w:r>
+      <w:r>
+        <w:rPr>
+          <w:sz w:val="28"/>
+          <w:szCs w:val="28"/>
+        </w:rPr>
+        <w:t xml:space="preserve"> и проверил, перейдя по необходимым </w:t>
+      </w:r>
+      <w:r>
+        <w:rPr>
+          <w:sz w:val="28"/>
+          <w:szCs w:val="28"/>
+          <w:lang w:val="en-US"/>
+        </w:rPr>
+        <w:t>URL (</w:t>
+      </w:r>
+      <w:r>
+        <w:rPr>
+          <w:sz w:val="28"/>
+          <w:szCs w:val="28"/>
+        </w:rPr>
+        <w:t xml:space="preserve">см. рис. 6 и 7). </w:t>
+      </w:r>
+    </w:p>
+    <w:p>
+      <w:pPr>
+        <w:spacing w:line="360" w:lineRule="auto"/>
+        <w:jc w:val="center"/>
+        <w:rPr>
+          <w:sz w:val="28"/>
+          <w:szCs w:val="28"/>
+        </w:rPr>
+      </w:pPr>
+      <w:r>
+        <w:rPr>
+          <w:noProof/>
+          <w:sz w:val="28"/>
+          <w:szCs w:val="28"/>
+          <w:lang w:val="en-US"/>
+        </w:rPr>
+        <w:drawing>
+          <wp:inline distT="0" distB="0" distL="0" distR="0" wp14:anchorId="2497D830" wp14:editId="36DFEA68">
+            <wp:extent cx="5715000" cy="1309777"/>
+            <wp:effectExtent l="0" t="0" r="0" b="0"/>
+            <wp:docPr id="6" name="Рисунок 6"/>
+            <wp:cNvGraphicFramePr>
+              <a:graphicFrameLocks xmlns:a="http://schemas.openxmlformats.org/drawingml/2006/main" noChangeAspect="1"/>
+            </wp:cNvGraphicFramePr>
+            <a:graphic xmlns:a="http://schemas.openxmlformats.org/drawingml/2006/main">
+              <a:graphicData uri="http://schemas.openxmlformats.org/drawingml/2006/picture">
+                <pic:pic xmlns:pic="http://schemas.openxmlformats.org/drawingml/2006/picture">
+                  <pic:nvPicPr>
+                    <pic:cNvPr id="1" name=""/>
+                    <pic:cNvPicPr/>
+                  </pic:nvPicPr>
+                  <pic:blipFill>
+                    <a:blip r:embed="rId10"/>
+                    <a:stretch>
+                      <a:fillRect/>
+                    </a:stretch>
+                  </pic:blipFill>
+                  <pic:spPr>
+                    <a:xfrm>
+                      <a:off x="0" y="0"/>
+                      <a:ext cx="5726104" cy="1312322"/>
+                    </a:xfrm>
+                    <a:prstGeom prst="rect">
+                      <a:avLst/>
+                    </a:prstGeom>
+                  </pic:spPr>
+                </pic:pic>
+              </a:graphicData>
+            </a:graphic>
+          </wp:inline>
+        </w:drawing>
+      </w:r>
+    </w:p>
+    <w:p>
+      <w:pPr>
+        <w:spacing w:line="360" w:lineRule="auto"/>
+        <w:jc w:val="center"/>
+        <w:rPr>
+          <w:sz w:val="28"/>
+          <w:szCs w:val="28"/>
+        </w:rPr>
+      </w:pPr>
+      <w:r>
+        <w:rPr>
+          <w:sz w:val="28"/>
+          <w:szCs w:val="28"/>
+        </w:rPr>
+        <w:t xml:space="preserve">Рисунок </w:t>
+      </w:r>
+      <w:r>
+        <w:rPr>
+          <w:sz w:val="28"/>
+          <w:szCs w:val="28"/>
+        </w:rPr>
+        <w:t>5</w:t>
+      </w:r>
+      <w:r>
+        <w:rPr>
+          <w:sz w:val="28"/>
+          <w:szCs w:val="28"/>
+        </w:rPr>
+        <w:t xml:space="preserve">. </w:t>
+      </w:r>
+      <w:r>
+        <w:rPr>
+          <w:sz w:val="28"/>
+          <w:szCs w:val="28"/>
+        </w:rPr>
+        <w:t>Добавленные файлы для тестирования.</w:t>
+      </w:r>
+    </w:p>
+    <w:p>
+      <w:pPr>
+        <w:spacing w:line="360" w:lineRule="auto"/>
+        <w:jc w:val="center"/>
+        <w:rPr>
+          <w:sz w:val="28"/>
+          <w:szCs w:val="28"/>
+        </w:rPr>
+      </w:pPr>
+    </w:p>
+    <w:p>
+      <w:pPr>
+        <w:spacing w:line="360" w:lineRule="auto"/>
+        <w:jc w:val="center"/>
+        <w:rPr>
+          <w:sz w:val="28"/>
+          <w:szCs w:val="28"/>
+        </w:rPr>
+      </w:pPr>
+      <w:r>
+        <w:rPr>
+          <w:noProof/>
+          <w:sz w:val="28"/>
+          <w:szCs w:val="28"/>
+          <w:lang w:val="en-US"/>
+        </w:rPr>
+        <w:drawing>
+          <wp:inline distT="0" distB="0" distL="0" distR="0" wp14:anchorId="76628E88" wp14:editId="6369AFD8">
+            <wp:extent cx="4578418" cy="1684020"/>
+            <wp:effectExtent l="0" t="0" r="0" b="0"/>
+            <wp:docPr id="5" name="Рисунок 5"/>
+            <wp:cNvGraphicFramePr>
+              <a:graphicFrameLocks xmlns:a="http://schemas.openxmlformats.org/drawingml/2006/main" noChangeAspect="1"/>
+            </wp:cNvGraphicFramePr>
+            <a:graphic xmlns:a="http://schemas.openxmlformats.org/drawingml/2006/main">
+              <a:graphicData uri="http://schemas.openxmlformats.org/drawingml/2006/picture">
+                <pic:pic xmlns:pic="http://schemas.openxmlformats.org/drawingml/2006/picture">
+                  <pic:nvPicPr>
+                    <pic:cNvPr id="1" name=""/>
+                    <pic:cNvPicPr/>
+                  </pic:nvPicPr>
+                  <pic:blipFill rotWithShape="1">
+                    <a:blip r:embed="rId11"/>
+                    <a:srcRect b="17046"/>
+                    <a:stretch/>
+                  </pic:blipFill>
+                  <pic:spPr bwMode="auto">
+                    <a:xfrm>
+                      <a:off x="0" y="0"/>
+                      <a:ext cx="4608365" cy="1695035"/>
+                    </a:xfrm>
+                    <a:prstGeom prst="rect">
+                      <a:avLst/>
+                    </a:prstGeom>
+                    <a:ln>
+                      <a:noFill/>
+                    </a:ln>
+                    <a:extLst>
+                      <a:ext uri="{53640926-AAD7-44D8-BBD7-CCE9431645EC}">
+                        <a14:shadowObscured xmlns:a14="http://schemas.microsoft.com/office/drawing/2010/main"/>
+                      </a:ext>
+                    </a:extLst>
+                  </pic:spPr>
+                </pic:pic>
+              </a:graphicData>
+            </a:graphic>
+          </wp:inline>
+        </w:drawing>
+      </w:r>
+    </w:p>
+    <w:p>
+      <w:pPr>
+        <w:spacing w:line="360" w:lineRule="auto"/>
+        <w:jc w:val="center"/>
+        <w:rPr>
+          <w:sz w:val="28"/>
+          <w:szCs w:val="28"/>
+        </w:rPr>
+      </w:pPr>
+      <w:r>
+        <w:rPr>
+          <w:sz w:val="28"/>
+          <w:szCs w:val="28"/>
+        </w:rPr>
+        <w:t xml:space="preserve">Рисунок </w:t>
+      </w:r>
+      <w:r>
+        <w:rPr>
+          <w:sz w:val="28"/>
+          <w:szCs w:val="28"/>
+        </w:rPr>
+        <w:t>6</w:t>
+      </w:r>
+      <w:r>
+        <w:rPr>
+          <w:sz w:val="28"/>
+          <w:szCs w:val="28"/>
+        </w:rPr>
+        <w:t xml:space="preserve">. </w:t>
+      </w:r>
+      <w:r>
+        <w:rPr>
+          <w:sz w:val="28"/>
+          <w:szCs w:val="28"/>
+        </w:rPr>
+        <w:t xml:space="preserve">Проверка запрета на скачивание </w:t>
+      </w:r>
+      <w:r>
+        <w:rPr>
+          <w:sz w:val="28"/>
+          <w:szCs w:val="28"/>
+          <w:lang w:val="en-US"/>
+        </w:rPr>
+        <w:t>.</w:t>
+      </w:r>
+      <w:proofErr w:type="spellStart"/>
+      <w:r>
+        <w:rPr>
+          <w:sz w:val="28"/>
+          <w:szCs w:val="28"/>
+          <w:lang w:val="en-US"/>
+        </w:rPr>
+        <w:t>avi</w:t>
+      </w:r>
+      <w:proofErr w:type="spellEnd"/>
+      <w:r>
+        <w:rPr>
+          <w:sz w:val="28"/>
+          <w:szCs w:val="28"/>
+        </w:rPr>
+        <w:t>.</w:t>
+      </w:r>
+    </w:p>
+    <w:p>
+      <w:pPr>
+        <w:spacing w:line="360" w:lineRule="auto"/>
+        <w:jc w:val="center"/>
+        <w:rPr>
+          <w:sz w:val="28"/>
+          <w:szCs w:val="28"/>
+        </w:rPr>
+      </w:pPr>
+    </w:p>
+    <w:p>
+      <w:pPr>
+        <w:spacing w:line="360" w:lineRule="auto"/>
+        <w:jc w:val="center"/>
+        <w:rPr>
+          <w:sz w:val="28"/>
+          <w:szCs w:val="28"/>
+        </w:rPr>
+      </w:pPr>
+      <w:r>
+        <w:rPr>
+          <w:noProof/>
+          <w:sz w:val="28"/>
+          <w:szCs w:val="28"/>
+          <w:lang w:val="en-US"/>
+        </w:rPr>
+        <w:lastRenderedPageBreak/>
+        <w:drawing>
+          <wp:inline distT="0" distB="0" distL="0" distR="0" wp14:anchorId="7D288B2A" wp14:editId="6FE6675F">
+            <wp:extent cx="4572000" cy="1872297"/>
+            <wp:effectExtent l="0" t="0" r="0" b="0"/>
+            <wp:docPr id="8" name="Рисунок 8"/>
+            <wp:cNvGraphicFramePr>
+              <a:graphicFrameLocks xmlns:a="http://schemas.openxmlformats.org/drawingml/2006/main" noChangeAspect="1"/>
+            </wp:cNvGraphicFramePr>
+            <a:graphic xmlns:a="http://schemas.openxmlformats.org/drawingml/2006/main">
+              <a:graphicData uri="http://schemas.openxmlformats.org/drawingml/2006/picture">
+                <pic:pic xmlns:pic="http://schemas.openxmlformats.org/drawingml/2006/picture">
+                  <pic:nvPicPr>
+                    <pic:cNvPr id="1" name=""/>
+                    <pic:cNvPicPr/>
+                  </pic:nvPicPr>
+                  <pic:blipFill>
+                    <a:blip r:embed="rId12"/>
+                    <a:stretch>
+                      <a:fillRect/>
+                    </a:stretch>
+                  </pic:blipFill>
+                  <pic:spPr>
+                    <a:xfrm>
+                      <a:off x="0" y="0"/>
+                      <a:ext cx="4601985" cy="1884576"/>
+                    </a:xfrm>
+                    <a:prstGeom prst="rect">
+                      <a:avLst/>
+                    </a:prstGeom>
+                  </pic:spPr>
+                </pic:pic>
+              </a:graphicData>
+            </a:graphic>
+          </wp:inline>
+        </w:drawing>
+      </w:r>
+    </w:p>
+    <w:p>
+      <w:pPr>
+        <w:spacing w:line="360" w:lineRule="auto"/>
+        <w:jc w:val="center"/>
+        <w:rPr>
+          <w:sz w:val="28"/>
+          <w:szCs w:val="28"/>
+        </w:rPr>
+      </w:pPr>
+      <w:r>
+        <w:rPr>
+          <w:sz w:val="28"/>
+          <w:szCs w:val="28"/>
+        </w:rPr>
+        <w:t xml:space="preserve">Рисунок </w:t>
+      </w:r>
+      <w:r>
+        <w:rPr>
+          <w:sz w:val="28"/>
+          <w:szCs w:val="28"/>
+        </w:rPr>
+        <w:t>7</w:t>
+      </w:r>
+      <w:r>
+        <w:rPr>
+          <w:sz w:val="28"/>
+          <w:szCs w:val="28"/>
+        </w:rPr>
+        <w:t xml:space="preserve">. Проверка запрета на скачивание </w:t>
+      </w:r>
+      <w:r>
+        <w:rPr>
+          <w:sz w:val="28"/>
+          <w:szCs w:val="28"/>
+          <w:lang w:val="en-US"/>
+        </w:rPr>
+        <w:t>.</w:t>
+      </w:r>
+      <w:r>
+        <w:rPr>
+          <w:sz w:val="28"/>
+          <w:szCs w:val="28"/>
+          <w:lang w:val="en-US"/>
+        </w:rPr>
+        <w:t>mp3</w:t>
+      </w:r>
+      <w:r>
+        <w:rPr>
+          <w:sz w:val="28"/>
+          <w:szCs w:val="28"/>
+        </w:rPr>
+        <w:t>.</w:t>
+      </w:r>
+    </w:p>
+    <w:p>
+      <w:pPr>
+        <w:spacing w:line="360" w:lineRule="auto"/>
+        <w:jc w:val="center"/>
+        <w:rPr>
+          <w:sz w:val="28"/>
+          <w:szCs w:val="28"/>
+        </w:rPr>
+      </w:pPr>
+    </w:p>
+    <w:p>
+      <w:pPr>
+        <w:spacing w:line="360" w:lineRule="auto"/>
+        <w:ind w:firstLine="709"/>
+        <w:jc w:val="both"/>
+        <w:rPr>
+          <w:sz w:val="28"/>
+          <w:szCs w:val="28"/>
+        </w:rPr>
+      </w:pPr>
+      <w:r>
+        <w:rPr>
+          <w:sz w:val="28"/>
+          <w:szCs w:val="28"/>
+        </w:rPr>
+        <w:t xml:space="preserve">Следующим шагом создал новый файл в корне сервере по пути </w:t>
+      </w:r>
+      <w:r>
+        <w:rPr>
+          <w:sz w:val="28"/>
+          <w:szCs w:val="28"/>
+          <w:lang w:val="en-US"/>
+        </w:rPr>
+        <w:t>/</w:t>
+      </w:r>
+      <w:proofErr w:type="spellStart"/>
+      <w:r>
+        <w:rPr>
+          <w:sz w:val="28"/>
+          <w:szCs w:val="28"/>
+          <w:lang w:val="en-US"/>
+        </w:rPr>
+        <w:t>cgi</w:t>
+      </w:r>
+      <w:proofErr w:type="spellEnd"/>
+      <w:r>
+        <w:rPr>
+          <w:sz w:val="28"/>
+          <w:szCs w:val="28"/>
+          <w:lang w:val="en-US"/>
+        </w:rPr>
+        <w:t>-bin</w:t>
+      </w:r>
+      <w:r>
+        <w:rPr>
+          <w:sz w:val="28"/>
+          <w:szCs w:val="28"/>
+          <w:lang w:val="en-US"/>
+        </w:rPr>
+        <w:t xml:space="preserve">/ </w:t>
+      </w:r>
+      <w:r>
+        <w:rPr>
+          <w:sz w:val="28"/>
+          <w:szCs w:val="28"/>
+        </w:rPr>
+        <w:t>в формате .</w:t>
+      </w:r>
+      <w:r>
+        <w:rPr>
+          <w:sz w:val="28"/>
+          <w:szCs w:val="28"/>
+          <w:lang w:val="en-US"/>
+        </w:rPr>
+        <w:t xml:space="preserve">pl </w:t>
+      </w:r>
+      <w:r>
+        <w:rPr>
+          <w:sz w:val="28"/>
+          <w:szCs w:val="28"/>
+        </w:rPr>
+        <w:t xml:space="preserve">для реализации </w:t>
+      </w:r>
+      <w:proofErr w:type="spellStart"/>
+      <w:r>
+        <w:rPr>
+          <w:sz w:val="28"/>
+          <w:szCs w:val="28"/>
+          <w:lang w:val="en-US"/>
+        </w:rPr>
+        <w:t>cgi</w:t>
+      </w:r>
+      <w:proofErr w:type="spellEnd"/>
+      <w:r>
+        <w:rPr>
+          <w:sz w:val="28"/>
+          <w:szCs w:val="28"/>
+          <w:lang w:val="en-US"/>
+        </w:rPr>
+        <w:t xml:space="preserve"> </w:t>
+      </w:r>
+      <w:r>
+        <w:rPr>
+          <w:sz w:val="28"/>
+          <w:szCs w:val="28"/>
+        </w:rPr>
+        <w:t xml:space="preserve">скрипта, согласно варианту выполнения </w:t>
+      </w:r>
+      <w:r>
+        <w:rPr>
+          <w:sz w:val="28"/>
+          <w:szCs w:val="28"/>
+        </w:rPr>
+        <w:t>лабораторной</w:t>
+      </w:r>
+      <w:r>
+        <w:rPr>
+          <w:sz w:val="28"/>
+          <w:szCs w:val="28"/>
+        </w:rPr>
+        <w:t xml:space="preserve"> работы.</w:t>
+      </w:r>
+    </w:p>
+    <w:p>
+      <w:pPr>
+        <w:spacing w:line="360" w:lineRule="auto"/>
+        <w:jc w:val="both"/>
+        <w:rPr>
+          <w:sz w:val="28"/>
+          <w:szCs w:val="28"/>
+          <w:lang w:val="en-US"/>
+        </w:rPr>
+      </w:pPr>
+      <w:r>
+        <w:rPr>
+          <w:sz w:val="28"/>
+          <w:szCs w:val="28"/>
+        </w:rPr>
+        <w:t xml:space="preserve">Листинг </w:t>
+      </w:r>
+      <w:r>
+        <w:rPr>
+          <w:sz w:val="28"/>
+          <w:szCs w:val="28"/>
+          <w:lang w:val="en-US"/>
+        </w:rPr>
+        <w:t>givegetparams.pl:</w:t>
+      </w:r>
+    </w:p>
+    <w:p>
+      <w:pPr>
+        <w:spacing w:line="360" w:lineRule="auto"/>
+        <w:jc w:val="both"/>
+        <w:rPr>
+          <w:rFonts w:ascii="Courier New" w:hAnsi="Courier New" w:cs="Courier New"/>
+          <w:sz w:val="20"/>
+        </w:rPr>
+      </w:pPr>
+      <w:proofErr w:type="gramStart"/>
+      <w:r>
+        <w:rPr>
+          <w:rFonts w:ascii="Courier New" w:hAnsi="Courier New" w:cs="Courier New"/>
+          <w:sz w:val="20"/>
+        </w:rPr>
+        <w:t>#!C:\users\Anfourm\perl\bin\perl.exe</w:t>
+      </w:r>
+      <w:proofErr w:type="gramEnd"/>
+    </w:p>
+    <w:p>
+      <w:pPr>
+        <w:spacing w:line="360" w:lineRule="auto"/>
+        <w:jc w:val="both"/>
+        <w:rPr>
+          <w:rFonts w:ascii="Courier New" w:hAnsi="Courier New" w:cs="Courier New"/>
+          <w:sz w:val="20"/>
+        </w:rPr>
+      </w:pPr>
+    </w:p>
+    <w:p>
+      <w:pPr>
+        <w:spacing w:line="360" w:lineRule="auto"/>
+        <w:jc w:val="both"/>
+        <w:rPr>
+          <w:rFonts w:ascii="Courier New" w:hAnsi="Courier New" w:cs="Courier New"/>
+          <w:sz w:val="20"/>
+        </w:rPr>
+      </w:pPr>
+      <w:proofErr w:type="spellStart"/>
+      <w:r>
+        <w:rPr>
+          <w:rFonts w:ascii="Courier New" w:hAnsi="Courier New" w:cs="Courier New"/>
+          <w:sz w:val="20"/>
+        </w:rPr>
+        <w:t>use</w:t>
+      </w:r>
+      <w:proofErr w:type="spellEnd"/>
+      <w:r>
+        <w:rPr>
+          <w:rFonts w:ascii="Courier New" w:hAnsi="Courier New" w:cs="Courier New"/>
+          <w:sz w:val="20"/>
+        </w:rPr>
+        <w:t xml:space="preserve"> </w:t>
+      </w:r>
+      <w:proofErr w:type="spellStart"/>
+      <w:r>
+        <w:rPr>
+          <w:rFonts w:ascii="Courier New" w:hAnsi="Courier New" w:cs="Courier New"/>
+          <w:sz w:val="20"/>
+        </w:rPr>
+        <w:t>strict</w:t>
+      </w:r>
+      <w:proofErr w:type="spellEnd"/>
+      <w:r>
+        <w:rPr>
+          <w:rFonts w:ascii="Courier New" w:hAnsi="Courier New" w:cs="Courier New"/>
+          <w:sz w:val="20"/>
+        </w:rPr>
+        <w:t>;</w:t>
+      </w:r>
+    </w:p>
+    <w:p>
+      <w:pPr>
+        <w:spacing w:line="360" w:lineRule="auto"/>
+        <w:jc w:val="both"/>
+        <w:rPr>
+          <w:rFonts w:ascii="Courier New" w:hAnsi="Courier New" w:cs="Courier New"/>
+          <w:sz w:val="20"/>
+        </w:rPr>
+      </w:pPr>
+      <w:proofErr w:type="spellStart"/>
+      <w:r>
+        <w:rPr>
+          <w:rFonts w:ascii="Courier New" w:hAnsi="Courier New" w:cs="Courier New"/>
+          <w:sz w:val="20"/>
+        </w:rPr>
+        <w:t>use</w:t>
+      </w:r>
+      <w:proofErr w:type="spellEnd"/>
+      <w:r>
+        <w:rPr>
+          <w:rFonts w:ascii="Courier New" w:hAnsi="Courier New" w:cs="Courier New"/>
+          <w:sz w:val="20"/>
+        </w:rPr>
+        <w:t xml:space="preserve"> </w:t>
+      </w:r>
+      <w:proofErr w:type="spellStart"/>
+      <w:r>
+        <w:rPr>
+          <w:rFonts w:ascii="Courier New" w:hAnsi="Courier New" w:cs="Courier New"/>
+          <w:sz w:val="20"/>
+        </w:rPr>
+        <w:t>warnings</w:t>
+      </w:r>
+      <w:proofErr w:type="spellEnd"/>
+      <w:r>
+        <w:rPr>
+          <w:rFonts w:ascii="Courier New" w:hAnsi="Courier New" w:cs="Courier New"/>
+          <w:sz w:val="20"/>
+        </w:rPr>
+        <w:t>;</w:t>
+      </w:r>
+    </w:p>
+    <w:p>
+      <w:pPr>
+        <w:spacing w:line="360" w:lineRule="auto"/>
+        <w:jc w:val="both"/>
+        <w:rPr>
+          <w:rFonts w:ascii="Courier New" w:hAnsi="Courier New" w:cs="Courier New"/>
+          <w:sz w:val="20"/>
+        </w:rPr>
+      </w:pPr>
+      <w:proofErr w:type="spellStart"/>
+      <w:r>
+        <w:rPr>
+          <w:rFonts w:ascii="Courier New" w:hAnsi="Courier New" w:cs="Courier New"/>
+          <w:sz w:val="20"/>
+        </w:rPr>
+        <w:t>use</w:t>
+      </w:r>
+      <w:proofErr w:type="spellEnd"/>
+      <w:r>
+        <w:rPr>
+          <w:rFonts w:ascii="Courier New" w:hAnsi="Courier New" w:cs="Courier New"/>
+          <w:sz w:val="20"/>
+        </w:rPr>
+        <w:t xml:space="preserve"> CGI </w:t>
+      </w:r>
+      <w:proofErr w:type="spellStart"/>
+      <w:r>
+        <w:rPr>
+          <w:rFonts w:ascii="Courier New" w:hAnsi="Courier New" w:cs="Courier New"/>
+          <w:sz w:val="20"/>
+        </w:rPr>
+        <w:t>qw</w:t>
+      </w:r>
+      <w:proofErr w:type="spellEnd"/>
+      <w:proofErr w:type="gramStart"/>
+      <w:r>
+        <w:rPr>
+          <w:rFonts w:ascii="Courier New" w:hAnsi="Courier New" w:cs="Courier New"/>
+          <w:sz w:val="20"/>
+        </w:rPr>
+        <w:t>(:</w:t>
+      </w:r>
+      <w:proofErr w:type="spellStart"/>
+      <w:r>
+        <w:rPr>
+          <w:rFonts w:ascii="Courier New" w:hAnsi="Courier New" w:cs="Courier New"/>
+          <w:sz w:val="20"/>
+        </w:rPr>
+        <w:t>standard</w:t>
+      </w:r>
+      <w:proofErr w:type="spellEnd"/>
+      <w:proofErr w:type="gramEnd"/>
+      <w:r>
+        <w:rPr>
+          <w:rFonts w:ascii="Courier New" w:hAnsi="Courier New" w:cs="Courier New"/>
+          <w:sz w:val="20"/>
+        </w:rPr>
+        <w:t>);</w:t>
+      </w:r>
+    </w:p>
+    <w:p>
+      <w:pPr>
+        <w:spacing w:line="360" w:lineRule="auto"/>
+        <w:jc w:val="both"/>
+        <w:rPr>
+          <w:rFonts w:ascii="Courier New" w:hAnsi="Courier New" w:cs="Courier New"/>
+          <w:sz w:val="20"/>
+        </w:rPr>
+      </w:pPr>
+    </w:p>
+    <w:p>
+      <w:pPr>
+        <w:spacing w:line="360" w:lineRule="auto"/>
+        <w:jc w:val="both"/>
+        <w:rPr>
+          <w:rFonts w:ascii="Courier New" w:hAnsi="Courier New" w:cs="Courier New"/>
+          <w:sz w:val="20"/>
+        </w:rPr>
+      </w:pPr>
+      <w:proofErr w:type="spellStart"/>
+      <w:r>
+        <w:rPr>
+          <w:rFonts w:ascii="Courier New" w:hAnsi="Courier New" w:cs="Courier New"/>
+          <w:sz w:val="20"/>
+        </w:rPr>
+        <w:t>print</w:t>
+      </w:r>
+      <w:proofErr w:type="spellEnd"/>
+      <w:r>
+        <w:rPr>
+          <w:rFonts w:ascii="Courier New" w:hAnsi="Courier New" w:cs="Courier New"/>
+          <w:sz w:val="20"/>
+        </w:rPr>
+        <w:t xml:space="preserve"> </w:t>
+      </w:r>
+      <w:proofErr w:type="spellStart"/>
+      <w:proofErr w:type="gramStart"/>
+      <w:r>
+        <w:rPr>
+          <w:rFonts w:ascii="Courier New" w:hAnsi="Courier New" w:cs="Courier New"/>
+          <w:sz w:val="20"/>
+        </w:rPr>
+        <w:t>header</w:t>
+      </w:r>
+      <w:proofErr w:type="spellEnd"/>
+      <w:r>
+        <w:rPr>
+          <w:rFonts w:ascii="Courier New" w:hAnsi="Courier New" w:cs="Courier New"/>
+          <w:sz w:val="20"/>
+        </w:rPr>
+        <w:t>(</w:t>
+      </w:r>
+      <w:proofErr w:type="gramEnd"/>
+      <w:r>
+        <w:rPr>
+          <w:rFonts w:ascii="Courier New" w:hAnsi="Courier New" w:cs="Courier New"/>
+          <w:sz w:val="20"/>
+        </w:rPr>
+        <w:t>-</w:t>
+      </w:r>
+      <w:proofErr w:type="spellStart"/>
+      <w:r>
+        <w:rPr>
+          <w:rFonts w:ascii="Courier New" w:hAnsi="Courier New" w:cs="Courier New"/>
+          <w:sz w:val="20"/>
+        </w:rPr>
+        <w:t>type</w:t>
+      </w:r>
+      <w:proofErr w:type="spellEnd"/>
+      <w:r>
+        <w:rPr>
+          <w:rFonts w:ascii="Courier New" w:hAnsi="Courier New" w:cs="Courier New"/>
+          <w:sz w:val="20"/>
+        </w:rPr>
+        <w:t xml:space="preserve"> =&gt; '</w:t>
+      </w:r>
+      <w:proofErr w:type="spellStart"/>
+      <w:r>
+        <w:rPr>
+          <w:rFonts w:ascii="Courier New" w:hAnsi="Courier New" w:cs="Courier New"/>
+          <w:sz w:val="20"/>
+        </w:rPr>
+        <w:t>text</w:t>
+      </w:r>
+      <w:proofErr w:type="spellEnd"/>
+      <w:r>
+        <w:rPr>
+          <w:rFonts w:ascii="Courier New" w:hAnsi="Courier New" w:cs="Courier New"/>
+          <w:sz w:val="20"/>
+        </w:rPr>
+        <w:t>/</w:t>
+      </w:r>
+      <w:proofErr w:type="spellStart"/>
+      <w:r>
+        <w:rPr>
+          <w:rFonts w:ascii="Courier New" w:hAnsi="Courier New" w:cs="Courier New"/>
+          <w:sz w:val="20"/>
+        </w:rPr>
+        <w:t>html</w:t>
+      </w:r>
+      <w:proofErr w:type="spellEnd"/>
+      <w:r>
+        <w:rPr>
+          <w:rFonts w:ascii="Courier New" w:hAnsi="Courier New" w:cs="Courier New"/>
+          <w:sz w:val="20"/>
+        </w:rPr>
+        <w:t xml:space="preserve">; </w:t>
+      </w:r>
+      <w:proofErr w:type="spellStart"/>
+      <w:r>
+        <w:rPr>
+          <w:rFonts w:ascii="Courier New" w:hAnsi="Courier New" w:cs="Courier New"/>
+          <w:sz w:val="20"/>
+        </w:rPr>
+        <w:t>charset</w:t>
+      </w:r>
+      <w:proofErr w:type="spellEnd"/>
+      <w:r>
+        <w:rPr>
+          <w:rFonts w:ascii="Courier New" w:hAnsi="Courier New" w:cs="Courier New"/>
+          <w:sz w:val="20"/>
+        </w:rPr>
+        <w:t>=UTF-8');</w:t>
+      </w:r>
+    </w:p>
+    <w:p>
+      <w:pPr>
+        <w:spacing w:line="360" w:lineRule="auto"/>
+        <w:jc w:val="both"/>
+        <w:rPr>
+          <w:rFonts w:ascii="Courier New" w:hAnsi="Courier New" w:cs="Courier New"/>
+          <w:sz w:val="20"/>
+        </w:rPr>
+      </w:pPr>
+      <w:proofErr w:type="spellStart"/>
+      <w:r>
+        <w:rPr>
+          <w:rFonts w:ascii="Courier New" w:hAnsi="Courier New" w:cs="Courier New"/>
+          <w:sz w:val="20"/>
+        </w:rPr>
+        <w:t>print</w:t>
+      </w:r>
+      <w:proofErr w:type="spellEnd"/>
+      <w:r>
+        <w:rPr>
+          <w:rFonts w:ascii="Courier New" w:hAnsi="Courier New" w:cs="Courier New"/>
+          <w:sz w:val="20"/>
+        </w:rPr>
+        <w:t xml:space="preserve"> </w:t>
+      </w:r>
+      <w:proofErr w:type="spellStart"/>
+      <w:r>
+        <w:rPr>
+          <w:rFonts w:ascii="Courier New" w:hAnsi="Courier New" w:cs="Courier New"/>
+          <w:sz w:val="20"/>
+        </w:rPr>
+        <w:t>start_</w:t>
+      </w:r>
+      <w:proofErr w:type="gramStart"/>
+      <w:r>
+        <w:rPr>
+          <w:rFonts w:ascii="Courier New" w:hAnsi="Courier New" w:cs="Courier New"/>
+          <w:sz w:val="20"/>
+        </w:rPr>
+        <w:t>html</w:t>
+      </w:r>
+      <w:proofErr w:type="spellEnd"/>
+      <w:r>
+        <w:rPr>
+          <w:rFonts w:ascii="Courier New" w:hAnsi="Courier New" w:cs="Courier New"/>
+          <w:sz w:val="20"/>
+        </w:rPr>
+        <w:t>(</w:t>
+      </w:r>
+      <w:proofErr w:type="gramEnd"/>
+      <w:r>
+        <w:rPr>
+          <w:rFonts w:ascii="Courier New" w:hAnsi="Courier New" w:cs="Courier New"/>
+          <w:sz w:val="20"/>
+        </w:rPr>
+        <w:t xml:space="preserve">'GET </w:t>
+      </w:r>
+      <w:proofErr w:type="spellStart"/>
+      <w:r>
+        <w:rPr>
+          <w:rFonts w:ascii="Courier New" w:hAnsi="Courier New" w:cs="Courier New"/>
+          <w:sz w:val="20"/>
+        </w:rPr>
+        <w:t>Parameters</w:t>
+      </w:r>
+      <w:proofErr w:type="spellEnd"/>
+      <w:r>
+        <w:rPr>
+          <w:rFonts w:ascii="Courier New" w:hAnsi="Courier New" w:cs="Courier New"/>
+          <w:sz w:val="20"/>
+        </w:rPr>
+        <w:t>');</w:t>
+      </w:r>
+    </w:p>
+    <w:p>
+      <w:pPr>
+        <w:spacing w:line="360" w:lineRule="auto"/>
+        <w:jc w:val="both"/>
+        <w:rPr>
+          <w:rFonts w:ascii="Courier New" w:hAnsi="Courier New" w:cs="Courier New"/>
+          <w:sz w:val="20"/>
+        </w:rPr>
+      </w:pPr>
+    </w:p>
+    <w:p>
+      <w:pPr>
+        <w:spacing w:line="360" w:lineRule="auto"/>
+        <w:jc w:val="both"/>
+        <w:rPr>
+          <w:rFonts w:ascii="Courier New" w:hAnsi="Courier New" w:cs="Courier New"/>
+          <w:sz w:val="20"/>
+        </w:rPr>
+      </w:pPr>
+      <w:proofErr w:type="spellStart"/>
+      <w:r>
+        <w:rPr>
+          <w:rFonts w:ascii="Courier New" w:hAnsi="Courier New" w:cs="Courier New"/>
+          <w:sz w:val="20"/>
+        </w:rPr>
+        <w:t>my</w:t>
+      </w:r>
+      <w:proofErr w:type="spellEnd"/>
+      <w:r>
+        <w:rPr>
+          <w:rFonts w:ascii="Courier New" w:hAnsi="Courier New" w:cs="Courier New"/>
+          <w:sz w:val="20"/>
+        </w:rPr>
+        <w:t xml:space="preserve"> $q = CGI</w:t>
+      </w:r>
+      <w:proofErr w:type="gramStart"/>
+      <w:r>
+        <w:rPr>
+          <w:rFonts w:ascii="Courier New" w:hAnsi="Courier New" w:cs="Courier New"/>
+          <w:sz w:val="20"/>
+        </w:rPr>
+        <w:t>-&gt;</w:t>
+      </w:r>
+      <w:proofErr w:type="spellStart"/>
+      <w:r>
+        <w:rPr>
+          <w:rFonts w:ascii="Courier New" w:hAnsi="Courier New" w:cs="Courier New"/>
+          <w:sz w:val="20"/>
+        </w:rPr>
+        <w:t>new</w:t>
+      </w:r>
+      <w:proofErr w:type="spellEnd"/>
+      <w:proofErr w:type="gramEnd"/>
+      <w:r>
+        <w:rPr>
+          <w:rFonts w:ascii="Courier New" w:hAnsi="Courier New" w:cs="Courier New"/>
+          <w:sz w:val="20"/>
+        </w:rPr>
+        <w:t>;</w:t>
+      </w:r>
+    </w:p>
+    <w:p>
+      <w:pPr>
+        <w:spacing w:line="360" w:lineRule="auto"/>
+        <w:jc w:val="both"/>
+        <w:rPr>
+          <w:rFonts w:ascii="Courier New" w:hAnsi="Courier New" w:cs="Courier New"/>
+          <w:sz w:val="20"/>
+        </w:rPr>
+      </w:pPr>
+    </w:p>
+    <w:p>
+      <w:pPr>
+        <w:spacing w:line="360" w:lineRule="auto"/>
+        <w:jc w:val="both"/>
+        <w:rPr>
+          <w:rFonts w:ascii="Courier New" w:hAnsi="Courier New" w:cs="Courier New"/>
+          <w:sz w:val="20"/>
+        </w:rPr>
+      </w:pPr>
+      <w:proofErr w:type="spellStart"/>
+      <w:r>
+        <w:rPr>
+          <w:rFonts w:ascii="Courier New" w:hAnsi="Courier New" w:cs="Courier New"/>
+          <w:sz w:val="20"/>
+        </w:rPr>
+        <w:t>print</w:t>
+      </w:r>
+      <w:proofErr w:type="spellEnd"/>
+      <w:r>
+        <w:rPr>
+          <w:rFonts w:ascii="Courier New" w:hAnsi="Courier New" w:cs="Courier New"/>
+          <w:sz w:val="20"/>
+        </w:rPr>
+        <w:t xml:space="preserve"> "&lt;h</w:t>
+      </w:r>
+      <w:proofErr w:type="gramStart"/>
+      <w:r>
+        <w:rPr>
+          <w:rFonts w:ascii="Courier New" w:hAnsi="Courier New" w:cs="Courier New"/>
+          <w:sz w:val="20"/>
+        </w:rPr>
+        <w:t>2&gt;GET</w:t>
+      </w:r>
+      <w:proofErr w:type="gramEnd"/>
+      <w:r>
+        <w:rPr>
+          <w:rFonts w:ascii="Courier New" w:hAnsi="Courier New" w:cs="Courier New"/>
+          <w:sz w:val="20"/>
+        </w:rPr>
+        <w:t xml:space="preserve"> </w:t>
+      </w:r>
+      <w:proofErr w:type="spellStart"/>
+      <w:r>
+        <w:rPr>
+          <w:rFonts w:ascii="Courier New" w:hAnsi="Courier New" w:cs="Courier New"/>
+          <w:sz w:val="20"/>
+        </w:rPr>
+        <w:t>Parameters</w:t>
+      </w:r>
+      <w:proofErr w:type="spellEnd"/>
+      <w:r>
+        <w:rPr>
+          <w:rFonts w:ascii="Courier New" w:hAnsi="Courier New" w:cs="Courier New"/>
+          <w:sz w:val="20"/>
+        </w:rPr>
+        <w:t>&lt;/h2&gt;";</w:t>
+      </w:r>
+    </w:p>
+    <w:p>
+      <w:pPr>
+        <w:spacing w:line="360" w:lineRule="auto"/>
+        <w:jc w:val="both"/>
+        <w:rPr>
+          <w:rFonts w:ascii="Courier New" w:hAnsi="Courier New" w:cs="Courier New"/>
+          <w:sz w:val="20"/>
+        </w:rPr>
+      </w:pPr>
+      <w:proofErr w:type="spellStart"/>
+      <w:r>
+        <w:rPr>
+          <w:rFonts w:ascii="Courier New" w:hAnsi="Courier New" w:cs="Courier New"/>
+          <w:sz w:val="20"/>
+        </w:rPr>
+        <w:t>print</w:t>
+      </w:r>
+      <w:proofErr w:type="spellEnd"/>
+      <w:r>
+        <w:rPr>
+          <w:rFonts w:ascii="Courier New" w:hAnsi="Courier New" w:cs="Courier New"/>
+          <w:sz w:val="20"/>
+        </w:rPr>
+        <w:t xml:space="preserve"> "&lt;</w:t>
+      </w:r>
+      <w:proofErr w:type="spellStart"/>
+      <w:r>
+        <w:rPr>
+          <w:rFonts w:ascii="Courier New" w:hAnsi="Courier New" w:cs="Courier New"/>
+          <w:sz w:val="20"/>
+        </w:rPr>
+        <w:t>table</w:t>
+      </w:r>
+      <w:proofErr w:type="spellEnd"/>
+      <w:r>
+        <w:rPr>
+          <w:rFonts w:ascii="Courier New" w:hAnsi="Courier New" w:cs="Courier New"/>
+          <w:sz w:val="20"/>
+        </w:rPr>
+        <w:t xml:space="preserve"> </w:t>
+      </w:r>
+      <w:proofErr w:type="spellStart"/>
+      <w:r>
+        <w:rPr>
+          <w:rFonts w:ascii="Courier New" w:hAnsi="Courier New" w:cs="Courier New"/>
+          <w:sz w:val="20"/>
+        </w:rPr>
+        <w:t>border</w:t>
+      </w:r>
+      <w:proofErr w:type="spellEnd"/>
+      <w:r>
+        <w:rPr>
+          <w:rFonts w:ascii="Courier New" w:hAnsi="Courier New" w:cs="Courier New"/>
+          <w:sz w:val="20"/>
+        </w:rPr>
+        <w:t xml:space="preserve">='1' </w:t>
+      </w:r>
+      <w:proofErr w:type="spellStart"/>
+      <w:r>
+        <w:rPr>
+          <w:rFonts w:ascii="Courier New" w:hAnsi="Courier New" w:cs="Courier New"/>
+          <w:sz w:val="20"/>
+        </w:rPr>
+        <w:t>cellpadding</w:t>
+      </w:r>
+      <w:proofErr w:type="spellEnd"/>
+      <w:r>
+        <w:rPr>
+          <w:rFonts w:ascii="Courier New" w:hAnsi="Courier New" w:cs="Courier New"/>
+          <w:sz w:val="20"/>
+        </w:rPr>
+        <w:t>='5</w:t>
+      </w:r>
+      <w:proofErr w:type="gramStart"/>
+      <w:r>
+        <w:rPr>
+          <w:rFonts w:ascii="Courier New" w:hAnsi="Courier New" w:cs="Courier New"/>
+          <w:sz w:val="20"/>
+        </w:rPr>
+        <w:t>'&gt;\</w:t>
+      </w:r>
+      <w:proofErr w:type="gramEnd"/>
+      <w:r>
+        <w:rPr>
+          <w:rFonts w:ascii="Courier New" w:hAnsi="Courier New" w:cs="Courier New"/>
+          <w:sz w:val="20"/>
+        </w:rPr>
+        <w:t>n";</w:t>
+      </w:r>
+    </w:p>
+    <w:p>
+      <w:pPr>
+        <w:spacing w:line="360" w:lineRule="auto"/>
+        <w:jc w:val="both"/>
+        <w:rPr>
+          <w:rFonts w:ascii="Courier New" w:hAnsi="Courier New" w:cs="Courier New"/>
+          <w:sz w:val="20"/>
+        </w:rPr>
+      </w:pPr>
+      <w:proofErr w:type="spellStart"/>
+      <w:r>
+        <w:rPr>
+          <w:rFonts w:ascii="Courier New" w:hAnsi="Courier New" w:cs="Courier New"/>
+          <w:sz w:val="20"/>
+        </w:rPr>
+        <w:t>print</w:t>
+      </w:r>
+      <w:proofErr w:type="spellEnd"/>
+      <w:r>
+        <w:rPr>
+          <w:rFonts w:ascii="Courier New" w:hAnsi="Courier New" w:cs="Courier New"/>
+          <w:sz w:val="20"/>
+        </w:rPr>
+        <w:t xml:space="preserve"> "&lt;</w:t>
+      </w:r>
+      <w:proofErr w:type="spellStart"/>
+      <w:r>
+        <w:rPr>
+          <w:rFonts w:ascii="Courier New" w:hAnsi="Courier New" w:cs="Courier New"/>
+          <w:sz w:val="20"/>
+        </w:rPr>
+        <w:t>tr</w:t>
+      </w:r>
+      <w:proofErr w:type="spellEnd"/>
+      <w:r>
+        <w:rPr>
+          <w:rFonts w:ascii="Courier New" w:hAnsi="Courier New" w:cs="Courier New"/>
+          <w:sz w:val="20"/>
+        </w:rPr>
+        <w:t>&gt;&lt;</w:t>
+      </w:r>
+      <w:proofErr w:type="spellStart"/>
+      <w:r>
+        <w:rPr>
+          <w:rFonts w:ascii="Courier New" w:hAnsi="Courier New" w:cs="Courier New"/>
+          <w:sz w:val="20"/>
+        </w:rPr>
+        <w:t>th</w:t>
+      </w:r>
+      <w:proofErr w:type="spellEnd"/>
+      <w:r>
+        <w:rPr>
+          <w:rFonts w:ascii="Courier New" w:hAnsi="Courier New" w:cs="Courier New"/>
+          <w:sz w:val="20"/>
+        </w:rPr>
+        <w:t>&gt;</w:t>
+      </w:r>
+      <w:proofErr w:type="spellStart"/>
+      <w:r>
+        <w:rPr>
+          <w:rFonts w:ascii="Courier New" w:hAnsi="Courier New" w:cs="Courier New"/>
+          <w:sz w:val="20"/>
+        </w:rPr>
+        <w:t>Parameter</w:t>
+      </w:r>
+      <w:proofErr w:type="spellEnd"/>
+      <w:r>
+        <w:rPr>
+          <w:rFonts w:ascii="Courier New" w:hAnsi="Courier New" w:cs="Courier New"/>
+          <w:sz w:val="20"/>
+        </w:rPr>
+        <w:t>&lt;/</w:t>
+      </w:r>
+      <w:proofErr w:type="spellStart"/>
+      <w:proofErr w:type="gramStart"/>
+      <w:r>
+        <w:rPr>
+          <w:rFonts w:ascii="Courier New" w:hAnsi="Courier New" w:cs="Courier New"/>
+          <w:sz w:val="20"/>
+        </w:rPr>
+        <w:t>th</w:t>
+      </w:r>
+      <w:proofErr w:type="spellEnd"/>
+      <w:r>
+        <w:rPr>
+          <w:rFonts w:ascii="Courier New" w:hAnsi="Courier New" w:cs="Courier New"/>
+          <w:sz w:val="20"/>
+        </w:rPr>
+        <w:t>&gt;&lt;</w:t>
+      </w:r>
+      <w:proofErr w:type="spellStart"/>
+      <w:proofErr w:type="gramEnd"/>
+      <w:r>
+        <w:rPr>
+          <w:rFonts w:ascii="Courier New" w:hAnsi="Courier New" w:cs="Courier New"/>
+          <w:sz w:val="20"/>
+        </w:rPr>
+        <w:t>th</w:t>
+      </w:r>
+      <w:proofErr w:type="spellEnd"/>
+      <w:r>
+        <w:rPr>
+          <w:rFonts w:ascii="Courier New" w:hAnsi="Courier New" w:cs="Courier New"/>
+          <w:sz w:val="20"/>
+        </w:rPr>
+        <w:t>&gt;Value&lt;/</w:t>
+      </w:r>
+      <w:proofErr w:type="spellStart"/>
+      <w:r>
+        <w:rPr>
+          <w:rFonts w:ascii="Courier New" w:hAnsi="Courier New" w:cs="Courier New"/>
+          <w:sz w:val="20"/>
+        </w:rPr>
+        <w:t>th</w:t>
+      </w:r>
+      <w:proofErr w:type="spellEnd"/>
+      <w:r>
+        <w:rPr>
+          <w:rFonts w:ascii="Courier New" w:hAnsi="Courier New" w:cs="Courier New"/>
+          <w:sz w:val="20"/>
+        </w:rPr>
+        <w:t>&gt;&lt;/</w:t>
+      </w:r>
+      <w:proofErr w:type="spellStart"/>
+      <w:r>
+        <w:rPr>
+          <w:rFonts w:ascii="Courier New" w:hAnsi="Courier New" w:cs="Courier New"/>
+          <w:sz w:val="20"/>
+        </w:rPr>
+        <w:t>tr</w:t>
+      </w:r>
+      <w:proofErr w:type="spellEnd"/>
+      <w:r>
+        <w:rPr>
+          <w:rFonts w:ascii="Courier New" w:hAnsi="Courier New" w:cs="Courier New"/>
+          <w:sz w:val="20"/>
+        </w:rPr>
+        <w:t>&gt;\n";</w:t>
+      </w:r>
+    </w:p>
+    <w:p>
+      <w:pPr>
+        <w:spacing w:line="360" w:lineRule="auto"/>
+        <w:jc w:val="both"/>
+        <w:rPr>
+          <w:rFonts w:ascii="Courier New" w:hAnsi="Courier New" w:cs="Courier New"/>
+          <w:sz w:val="20"/>
+        </w:rPr>
+      </w:pPr>
+    </w:p>
+    <w:p>
+      <w:pPr>
+        <w:spacing w:line="360" w:lineRule="auto"/>
+        <w:jc w:val="both"/>
+        <w:rPr>
+          <w:rFonts w:ascii="Courier New" w:hAnsi="Courier New" w:cs="Courier New"/>
+          <w:sz w:val="20"/>
+        </w:rPr>
+      </w:pPr>
+      <w:proofErr w:type="spellStart"/>
+      <w:r>
+        <w:rPr>
+          <w:rFonts w:ascii="Courier New" w:hAnsi="Courier New" w:cs="Courier New"/>
+          <w:sz w:val="20"/>
+        </w:rPr>
+        <w:t>foreach</w:t>
+      </w:r>
+      <w:proofErr w:type="spellEnd"/>
+      <w:r>
+        <w:rPr>
+          <w:rFonts w:ascii="Courier New" w:hAnsi="Courier New" w:cs="Courier New"/>
+          <w:sz w:val="20"/>
+        </w:rPr>
+        <w:t xml:space="preserve"> </w:t>
+      </w:r>
+      <w:proofErr w:type="spellStart"/>
+      <w:r>
+        <w:rPr>
+          <w:rFonts w:ascii="Courier New" w:hAnsi="Courier New" w:cs="Courier New"/>
+          <w:sz w:val="20"/>
+        </w:rPr>
+        <w:t>my</w:t>
+      </w:r>
+      <w:proofErr w:type="spellEnd"/>
+      <w:r>
+        <w:rPr>
+          <w:rFonts w:ascii="Courier New" w:hAnsi="Courier New" w:cs="Courier New"/>
+          <w:sz w:val="20"/>
+        </w:rPr>
+        <w:t xml:space="preserve"> $</w:t>
+      </w:r>
+      <w:proofErr w:type="spellStart"/>
+      <w:r>
+        <w:rPr>
+          <w:rFonts w:ascii="Courier New" w:hAnsi="Courier New" w:cs="Courier New"/>
+          <w:sz w:val="20"/>
+        </w:rPr>
+        <w:t>param</w:t>
+      </w:r>
+      <w:proofErr w:type="spellEnd"/>
+      <w:r>
+        <w:rPr>
+          <w:rFonts w:ascii="Courier New" w:hAnsi="Courier New" w:cs="Courier New"/>
+          <w:sz w:val="20"/>
+        </w:rPr>
+        <w:t xml:space="preserve"> ($q</w:t>
+      </w:r>
+      <w:proofErr w:type="gramStart"/>
+      <w:r>
+        <w:rPr>
+          <w:rFonts w:ascii="Courier New" w:hAnsi="Courier New" w:cs="Courier New"/>
+          <w:sz w:val="20"/>
+        </w:rPr>
+        <w:t>-&gt;</w:t>
+      </w:r>
+      <w:proofErr w:type="spellStart"/>
+      <w:r>
+        <w:rPr>
+          <w:rFonts w:ascii="Courier New" w:hAnsi="Courier New" w:cs="Courier New"/>
+          <w:sz w:val="20"/>
+        </w:rPr>
+        <w:t>param</w:t>
+      </w:r>
+      <w:proofErr w:type="spellEnd"/>
+      <w:proofErr w:type="gramEnd"/>
+      <w:r>
+        <w:rPr>
+          <w:rFonts w:ascii="Courier New" w:hAnsi="Courier New" w:cs="Courier New"/>
+          <w:sz w:val="20"/>
+        </w:rPr>
+        <w:t>) {</w:t>
+      </w:r>
+    </w:p>
+    <w:p>
+      <w:pPr>
+        <w:spacing w:line="360" w:lineRule="auto"/>
+        <w:jc w:val="both"/>
+        <w:rPr>
+          <w:rFonts w:ascii="Courier New" w:hAnsi="Courier New" w:cs="Courier New"/>
+          <w:sz w:val="20"/>
+        </w:rPr>
+      </w:pPr>
+      <w:r>
+        <w:rPr>
+          <w:rFonts w:ascii="Courier New" w:hAnsi="Courier New" w:cs="Courier New"/>
+          <w:sz w:val="20"/>
+        </w:rPr>
+        <w:t xml:space="preserve">    </w:t>
+      </w:r>
+      <w:proofErr w:type="spellStart"/>
+      <w:r>
+        <w:rPr>
+          <w:rFonts w:ascii="Courier New" w:hAnsi="Courier New" w:cs="Courier New"/>
+          <w:sz w:val="20"/>
+        </w:rPr>
+        <w:t>my</w:t>
+      </w:r>
+      <w:proofErr w:type="spellEnd"/>
+      <w:r>
+        <w:rPr>
+          <w:rFonts w:ascii="Courier New" w:hAnsi="Courier New" w:cs="Courier New"/>
+          <w:sz w:val="20"/>
+        </w:rPr>
+        <w:t xml:space="preserve"> $</w:t>
+      </w:r>
+      <w:proofErr w:type="spellStart"/>
+      <w:r>
+        <w:rPr>
+          <w:rFonts w:ascii="Courier New" w:hAnsi="Courier New" w:cs="Courier New"/>
+          <w:sz w:val="20"/>
+        </w:rPr>
+        <w:t>value</w:t>
+      </w:r>
+      <w:proofErr w:type="spellEnd"/>
+      <w:r>
+        <w:rPr>
+          <w:rFonts w:ascii="Courier New" w:hAnsi="Courier New" w:cs="Courier New"/>
+          <w:sz w:val="20"/>
+        </w:rPr>
+        <w:t xml:space="preserve"> = </w:t>
+      </w:r>
+      <w:proofErr w:type="spellStart"/>
+      <w:proofErr w:type="gramStart"/>
+      <w:r>
+        <w:rPr>
+          <w:rFonts w:ascii="Courier New" w:hAnsi="Courier New" w:cs="Courier New"/>
+          <w:sz w:val="20"/>
+        </w:rPr>
+        <w:t>join</w:t>
+      </w:r>
+      <w:proofErr w:type="spellEnd"/>
+      <w:r>
+        <w:rPr>
+          <w:rFonts w:ascii="Courier New" w:hAnsi="Courier New" w:cs="Courier New"/>
+          <w:sz w:val="20"/>
+        </w:rPr>
+        <w:t>(</w:t>
+      </w:r>
+      <w:proofErr w:type="gramEnd"/>
+      <w:r>
+        <w:rPr>
+          <w:rFonts w:ascii="Courier New" w:hAnsi="Courier New" w:cs="Courier New"/>
+          <w:sz w:val="20"/>
+        </w:rPr>
+        <w:t>", ", $q-&gt;</w:t>
+      </w:r>
+      <w:proofErr w:type="spellStart"/>
+      <w:r>
+        <w:rPr>
+          <w:rFonts w:ascii="Courier New" w:hAnsi="Courier New" w:cs="Courier New"/>
+          <w:sz w:val="20"/>
+        </w:rPr>
+        <w:t>param</w:t>
+      </w:r>
+      <w:proofErr w:type="spellEnd"/>
+      <w:r>
+        <w:rPr>
+          <w:rFonts w:ascii="Courier New" w:hAnsi="Courier New" w:cs="Courier New"/>
+          <w:sz w:val="20"/>
+        </w:rPr>
+        <w:t>($</w:t>
+      </w:r>
+      <w:proofErr w:type="spellStart"/>
+      <w:r>
+        <w:rPr>
+          <w:rFonts w:ascii="Courier New" w:hAnsi="Courier New" w:cs="Courier New"/>
+          <w:sz w:val="20"/>
+        </w:rPr>
+        <w:t>param</w:t>
+      </w:r>
+      <w:proofErr w:type="spellEnd"/>
+      <w:r>
+        <w:rPr>
+          <w:rFonts w:ascii="Courier New" w:hAnsi="Courier New" w:cs="Courier New"/>
+          <w:sz w:val="20"/>
+        </w:rPr>
+        <w:t>));</w:t>
+      </w:r>
+    </w:p>
+    <w:p>
+      <w:pPr>
+        <w:spacing w:line="360" w:lineRule="auto"/>
+        <w:jc w:val="both"/>
+        <w:rPr>
+          <w:rFonts w:ascii="Courier New" w:hAnsi="Courier New" w:cs="Courier New"/>
+          <w:sz w:val="20"/>
+        </w:rPr>
+      </w:pPr>
+      <w:r>
+        <w:rPr>
+          <w:rFonts w:ascii="Courier New" w:hAnsi="Courier New" w:cs="Courier New"/>
+          <w:sz w:val="20"/>
+        </w:rPr>
+        <w:t xml:space="preserve">    </w:t>
+      </w:r>
+      <w:proofErr w:type="spellStart"/>
+      <w:r>
+        <w:rPr>
+          <w:rFonts w:ascii="Courier New" w:hAnsi="Courier New" w:cs="Courier New"/>
+          <w:sz w:val="20"/>
+        </w:rPr>
+        <w:t>print</w:t>
+      </w:r>
+      <w:proofErr w:type="spellEnd"/>
+      <w:r>
+        <w:rPr>
+          <w:rFonts w:ascii="Courier New" w:hAnsi="Courier New" w:cs="Courier New"/>
+          <w:sz w:val="20"/>
+        </w:rPr>
+        <w:t xml:space="preserve"> "&lt;</w:t>
+      </w:r>
+      <w:proofErr w:type="spellStart"/>
+      <w:r>
+        <w:rPr>
+          <w:rFonts w:ascii="Courier New" w:hAnsi="Courier New" w:cs="Courier New"/>
+          <w:sz w:val="20"/>
+        </w:rPr>
+        <w:t>tr</w:t>
+      </w:r>
+      <w:proofErr w:type="spellEnd"/>
+      <w:r>
+        <w:rPr>
+          <w:rFonts w:ascii="Courier New" w:hAnsi="Courier New" w:cs="Courier New"/>
+          <w:sz w:val="20"/>
+        </w:rPr>
+        <w:t>&gt;&lt;</w:t>
+      </w:r>
+      <w:proofErr w:type="spellStart"/>
+      <w:r>
+        <w:rPr>
+          <w:rFonts w:ascii="Courier New" w:hAnsi="Courier New" w:cs="Courier New"/>
+          <w:sz w:val="20"/>
+        </w:rPr>
+        <w:t>td</w:t>
+      </w:r>
+      <w:proofErr w:type="spellEnd"/>
+      <w:r>
+        <w:rPr>
+          <w:rFonts w:ascii="Courier New" w:hAnsi="Courier New" w:cs="Courier New"/>
+          <w:sz w:val="20"/>
+        </w:rPr>
+        <w:t>&gt;</w:t>
+      </w:r>
+      <w:proofErr w:type="gramStart"/>
+      <w:r>
+        <w:rPr>
+          <w:rFonts w:ascii="Courier New" w:hAnsi="Courier New" w:cs="Courier New"/>
+          <w:sz w:val="20"/>
+        </w:rPr>
+        <w:t>" .</w:t>
+      </w:r>
+      <w:proofErr w:type="gramEnd"/>
+      <w:r>
+        <w:rPr>
+          <w:rFonts w:ascii="Courier New" w:hAnsi="Courier New" w:cs="Courier New"/>
+          <w:sz w:val="20"/>
+        </w:rPr>
+        <w:t xml:space="preserve"> </w:t>
+      </w:r>
+      <w:proofErr w:type="spellStart"/>
+      <w:r>
+        <w:rPr>
+          <w:rFonts w:ascii="Courier New" w:hAnsi="Courier New" w:cs="Courier New"/>
+          <w:sz w:val="20"/>
+        </w:rPr>
+        <w:t>escapeHTML</w:t>
+      </w:r>
+      <w:proofErr w:type="spellEnd"/>
+      <w:r>
+        <w:rPr>
+          <w:rFonts w:ascii="Courier New" w:hAnsi="Courier New" w:cs="Courier New"/>
+          <w:sz w:val="20"/>
+        </w:rPr>
+        <w:t>($</w:t>
+      </w:r>
+      <w:proofErr w:type="spellStart"/>
+      <w:r>
+        <w:rPr>
+          <w:rFonts w:ascii="Courier New" w:hAnsi="Courier New" w:cs="Courier New"/>
+          <w:sz w:val="20"/>
+        </w:rPr>
+        <w:t>param</w:t>
+      </w:r>
+      <w:proofErr w:type="spellEnd"/>
+      <w:r>
+        <w:rPr>
+          <w:rFonts w:ascii="Courier New" w:hAnsi="Courier New" w:cs="Courier New"/>
+          <w:sz w:val="20"/>
+        </w:rPr>
+        <w:t>) . "&lt;/</w:t>
+      </w:r>
+      <w:proofErr w:type="spellStart"/>
+      <w:proofErr w:type="gramStart"/>
+      <w:r>
+        <w:rPr>
+          <w:rFonts w:ascii="Courier New" w:hAnsi="Courier New" w:cs="Courier New"/>
+          <w:sz w:val="20"/>
+        </w:rPr>
+        <w:t>td</w:t>
+      </w:r>
+      <w:proofErr w:type="spellEnd"/>
+      <w:r>
+        <w:rPr>
+          <w:rFonts w:ascii="Courier New" w:hAnsi="Courier New" w:cs="Courier New"/>
+          <w:sz w:val="20"/>
+        </w:rPr>
+        <w:t>&gt;&lt;</w:t>
+      </w:r>
+      <w:proofErr w:type="spellStart"/>
+      <w:proofErr w:type="gramEnd"/>
+      <w:r>
+        <w:rPr>
+          <w:rFonts w:ascii="Courier New" w:hAnsi="Courier New" w:cs="Courier New"/>
+          <w:sz w:val="20"/>
+        </w:rPr>
+        <w:t>td</w:t>
+      </w:r>
+      <w:proofErr w:type="spellEnd"/>
+      <w:r>
+        <w:rPr>
+          <w:rFonts w:ascii="Courier New" w:hAnsi="Courier New" w:cs="Courier New"/>
+          <w:sz w:val="20"/>
+        </w:rPr>
+        <w:t xml:space="preserve">&gt;" . </w:t>
+      </w:r>
+      <w:proofErr w:type="spellStart"/>
+      <w:r>
+        <w:rPr>
+          <w:rFonts w:ascii="Courier New" w:hAnsi="Courier New" w:cs="Courier New"/>
+          <w:sz w:val="20"/>
+        </w:rPr>
+        <w:t>escapeHTML</w:t>
+      </w:r>
+      <w:proofErr w:type="spellEnd"/>
+      <w:r>
+        <w:rPr>
+          <w:rFonts w:ascii="Courier New" w:hAnsi="Courier New" w:cs="Courier New"/>
+          <w:sz w:val="20"/>
+        </w:rPr>
+        <w:t>($</w:t>
+      </w:r>
+      <w:proofErr w:type="spellStart"/>
+      <w:r>
+        <w:rPr>
+          <w:rFonts w:ascii="Courier New" w:hAnsi="Courier New" w:cs="Courier New"/>
+          <w:sz w:val="20"/>
+        </w:rPr>
+        <w:t>value</w:t>
+      </w:r>
+      <w:proofErr w:type="spellEnd"/>
+      <w:r>
+        <w:rPr>
+          <w:rFonts w:ascii="Courier New" w:hAnsi="Courier New" w:cs="Courier New"/>
+          <w:sz w:val="20"/>
+        </w:rPr>
+        <w:t>) . "&lt;/</w:t>
+      </w:r>
+      <w:proofErr w:type="spellStart"/>
+      <w:proofErr w:type="gramStart"/>
+      <w:r>
+        <w:rPr>
+          <w:rFonts w:ascii="Courier New" w:hAnsi="Courier New" w:cs="Courier New"/>
+          <w:sz w:val="20"/>
+        </w:rPr>
+        <w:t>td</w:t>
+      </w:r>
+      <w:proofErr w:type="spellEnd"/>
+      <w:r>
+        <w:rPr>
+          <w:rFonts w:ascii="Courier New" w:hAnsi="Courier New" w:cs="Courier New"/>
+          <w:sz w:val="20"/>
+        </w:rPr>
+        <w:t>&gt;&lt;</w:t>
+      </w:r>
+      <w:proofErr w:type="gramEnd"/>
+      <w:r>
+        <w:rPr>
+          <w:rFonts w:ascii="Courier New" w:hAnsi="Courier New" w:cs="Courier New"/>
+          <w:sz w:val="20"/>
+        </w:rPr>
+        <w:t>/</w:t>
+      </w:r>
+      <w:proofErr w:type="spellStart"/>
+      <w:r>
+        <w:rPr>
+          <w:rFonts w:ascii="Courier New" w:hAnsi="Courier New" w:cs="Courier New"/>
+          <w:sz w:val="20"/>
+        </w:rPr>
+        <w:t>tr</w:t>
+      </w:r>
+      <w:proofErr w:type="spellEnd"/>
+      <w:r>
+        <w:rPr>
+          <w:rFonts w:ascii="Courier New" w:hAnsi="Courier New" w:cs="Courier New"/>
+          <w:sz w:val="20"/>
+        </w:rPr>
+        <w:t>&gt;\n";</w:t>
+      </w:r>
+    </w:p>
+    <w:p>
+      <w:pPr>
+        <w:spacing w:line="360" w:lineRule="auto"/>
+        <w:jc w:val="both"/>
+        <w:rPr>
+          <w:rFonts w:ascii="Courier New" w:hAnsi="Courier New" w:cs="Courier New"/>
+          <w:sz w:val="20"/>
+        </w:rPr>
+      </w:pPr>
+      <w:r>
+        <w:rPr>
+          <w:rFonts w:ascii="Courier New" w:hAnsi="Courier New" w:cs="Courier New"/>
+          <w:sz w:val="20"/>
+        </w:rPr>
+        <w:t>}</w:t>
+      </w:r>
+    </w:p>
+    <w:p>
+      <w:pPr>
+        <w:spacing w:line="360" w:lineRule="auto"/>
+        <w:jc w:val="both"/>
+        <w:rPr>
+          <w:rFonts w:ascii="Courier New" w:hAnsi="Courier New" w:cs="Courier New"/>
+          <w:sz w:val="20"/>
+        </w:rPr>
+      </w:pPr>
+    </w:p>
+    <w:p>
+      <w:pPr>
+        <w:spacing w:line="360" w:lineRule="auto"/>
+        <w:jc w:val="both"/>
+        <w:rPr>
+          <w:rFonts w:ascii="Courier New" w:hAnsi="Courier New" w:cs="Courier New"/>
+          <w:sz w:val="20"/>
+        </w:rPr>
+      </w:pPr>
+      <w:proofErr w:type="spellStart"/>
+      <w:r>
+        <w:rPr>
+          <w:rFonts w:ascii="Courier New" w:hAnsi="Courier New" w:cs="Courier New"/>
+          <w:sz w:val="20"/>
+        </w:rPr>
+        <w:t>print</w:t>
+      </w:r>
+      <w:proofErr w:type="spellEnd"/>
+      <w:r>
+        <w:rPr>
+          <w:rFonts w:ascii="Courier New" w:hAnsi="Courier New" w:cs="Courier New"/>
+          <w:sz w:val="20"/>
+        </w:rPr>
+        <w:t xml:space="preserve"> "&lt;/</w:t>
+      </w:r>
+      <w:proofErr w:type="spellStart"/>
+      <w:proofErr w:type="gramStart"/>
+      <w:r>
+        <w:rPr>
+          <w:rFonts w:ascii="Courier New" w:hAnsi="Courier New" w:cs="Courier New"/>
+          <w:sz w:val="20"/>
+        </w:rPr>
+        <w:t>table</w:t>
+      </w:r>
+      <w:proofErr w:type="spellEnd"/>
+      <w:r>
+        <w:rPr>
+          <w:rFonts w:ascii="Courier New" w:hAnsi="Courier New" w:cs="Courier New"/>
+          <w:sz w:val="20"/>
+        </w:rPr>
+        <w:t>&gt;\</w:t>
+      </w:r>
+      <w:proofErr w:type="gramEnd"/>
+      <w:r>
+        <w:rPr>
+          <w:rFonts w:ascii="Courier New" w:hAnsi="Courier New" w:cs="Courier New"/>
+          <w:sz w:val="20"/>
+        </w:rPr>
+        <w:t>n";</w:t>
+      </w:r>
+    </w:p>
+    <w:p>
+      <w:pPr>
+        <w:spacing w:line="360" w:lineRule="auto"/>
+        <w:jc w:val="both"/>
+        <w:rPr>
+          <w:sz w:val="28"/>
+          <w:szCs w:val="28"/>
+        </w:rPr>
+      </w:pPr>
+      <w:proofErr w:type="spellStart"/>
+      <w:r>
+        <w:rPr>
+          <w:rFonts w:ascii="Courier New" w:hAnsi="Courier New" w:cs="Courier New"/>
+          <w:sz w:val="20"/>
+        </w:rPr>
+        <w:t>print</w:t>
+      </w:r>
+      <w:proofErr w:type="spellEnd"/>
+      <w:r>
+        <w:rPr>
+          <w:rFonts w:ascii="Courier New" w:hAnsi="Courier New" w:cs="Courier New"/>
+          <w:sz w:val="20"/>
+        </w:rPr>
+        <w:t xml:space="preserve"> </w:t>
+      </w:r>
+      <w:proofErr w:type="spellStart"/>
+      <w:r>
+        <w:rPr>
+          <w:rFonts w:ascii="Courier New" w:hAnsi="Courier New" w:cs="Courier New"/>
+          <w:sz w:val="20"/>
+        </w:rPr>
+        <w:t>end_html</w:t>
+      </w:r>
+      <w:proofErr w:type="spellEnd"/>
+      <w:r>
+        <w:rPr>
+          <w:rFonts w:ascii="Courier New" w:hAnsi="Courier New" w:cs="Courier New"/>
+          <w:sz w:val="20"/>
+        </w:rPr>
+        <w:t>;</w:t>
+      </w:r>
+    </w:p>
+    <w:p>
+      <w:pPr>
+        <w:spacing w:line="360" w:lineRule="auto"/>
+        <w:jc w:val="center"/>
+        <w:rPr>
+          <w:sz w:val="28"/>
+          <w:szCs w:val="28"/>
+          <w:lang w:val="en-US"/>
+        </w:rPr>
+      </w:pPr>
+      <w:r>
+        <w:rPr>
+          <w:noProof/>
+          <w:sz w:val="28"/>
+          <w:szCs w:val="28"/>
+          <w:lang w:val="en-US"/>
+        </w:rPr>
+        <w:lastRenderedPageBreak/>
+        <w:drawing>
+          <wp:inline distT="0" distB="0" distL="0" distR="0" wp14:anchorId="799C74C3" wp14:editId="02385B53">
+            <wp:extent cx="5940425" cy="2329815"/>
+            <wp:effectExtent l="0" t="0" r="0" b="0"/>
+            <wp:docPr id="9" name="Рисунок 9"/>
+            <wp:cNvGraphicFramePr>
+              <a:graphicFrameLocks xmlns:a="http://schemas.openxmlformats.org/drawingml/2006/main" noChangeAspect="1"/>
+            </wp:cNvGraphicFramePr>
+            <a:graphic xmlns:a="http://schemas.openxmlformats.org/drawingml/2006/main">
+              <a:graphicData uri="http://schemas.openxmlformats.org/drawingml/2006/picture">
+                <pic:pic xmlns:pic="http://schemas.openxmlformats.org/drawingml/2006/picture">
+                  <pic:nvPicPr>
+                    <pic:cNvPr id="1" name=""/>
+                    <pic:cNvPicPr/>
+                  </pic:nvPicPr>
+                  <pic:blipFill>
+                    <a:blip r:embed="rId13"/>
+                    <a:stretch>
+                      <a:fillRect/>
+                    </a:stretch>
+                  </pic:blipFill>
+                  <pic:spPr>
+                    <a:xfrm>
+                      <a:off x="0" y="0"/>
+                      <a:ext cx="5940425" cy="2329815"/>
+                    </a:xfrm>
+                    <a:prstGeom prst="rect">
+                      <a:avLst/>
+                    </a:prstGeom>
+                  </pic:spPr>
+                </pic:pic>
+              </a:graphicData>
+            </a:graphic>
+          </wp:inline>
+        </w:drawing>
+      </w:r>
+    </w:p>
+    <w:p>
+      <w:pPr>
+        <w:spacing w:line="360" w:lineRule="auto"/>
+        <w:jc w:val="center"/>
+        <w:rPr>
+          <w:sz w:val="28"/>
+          <w:szCs w:val="28"/>
+        </w:rPr>
+      </w:pPr>
+      <w:r>
+        <w:rPr>
+          <w:sz w:val="28"/>
+          <w:szCs w:val="28"/>
+        </w:rPr>
+        <w:t xml:space="preserve">Рисунок </w:t>
+      </w:r>
+      <w:r>
+        <w:rPr>
+          <w:sz w:val="28"/>
+          <w:szCs w:val="28"/>
+          <w:lang w:val="en-US"/>
+        </w:rPr>
+        <w:t>8</w:t>
+      </w:r>
+      <w:r>
+        <w:rPr>
+          <w:sz w:val="28"/>
+          <w:szCs w:val="28"/>
+        </w:rPr>
+        <w:t xml:space="preserve">. Проверка вывода параметров от </w:t>
+      </w:r>
+      <w:r>
+        <w:rPr>
+          <w:sz w:val="28"/>
+          <w:szCs w:val="28"/>
+          <w:lang w:val="en-US"/>
+        </w:rPr>
+        <w:t xml:space="preserve">Get </w:t>
+      </w:r>
+      <w:r>
+        <w:rPr>
+          <w:sz w:val="28"/>
+          <w:szCs w:val="28"/>
+        </w:rPr>
+        <w:t>запроса.</w:t>
+      </w:r>
+    </w:p>
+    <w:p>
+      <w:pPr>
+        <w:spacing w:line="360" w:lineRule="auto"/>
+        <w:jc w:val="center"/>
+        <w:rPr>
+          <w:sz w:val="28"/>
+          <w:szCs w:val="28"/>
+          <w:lang w:val="en-US"/>
+        </w:rPr>
+      </w:pPr>
+    </w:p>
+    <w:p>
+      <w:pPr>
+        <w:spacing w:line="360" w:lineRule="auto"/>
+        <w:jc w:val="center"/>
+        <w:rPr>
+          <w:sz w:val="28"/>
+          <w:szCs w:val="28"/>
+        </w:rPr>
+      </w:pPr>
+      <w:r>
+        <w:rPr>
+          <w:sz w:val="28"/>
+          <w:szCs w:val="28"/>
+        </w:rPr>
+        <w:t>ВЫВОД К РАБОТЕ:</w:t>
+      </w:r>
+    </w:p>
+    <w:p>
+      <w:pPr>
+        <w:spacing w:line="360" w:lineRule="auto"/>
+        <w:ind w:firstLine="709"/>
+        <w:jc w:val="both"/>
+        <w:rPr>
+          <w:sz w:val="28"/>
+        </w:rPr>
+      </w:pPr>
+      <w:r>
+        <w:rPr>
+          <w:sz w:val="28"/>
+        </w:rPr>
+        <w:t xml:space="preserve">Я изучил основы </w:t>
+      </w:r>
+      <w:r>
+        <w:rPr>
+          <w:sz w:val="28"/>
+          <w:lang w:val="en-US"/>
         </w:rPr>
         <w:t>web</w:t>
       </w:r>
-      <w:proofErr w:type="spellEnd"/>
-      <w:r>
-        <w:rPr>
-          <w:sz w:val="28"/>
-        </w:rPr>
-        <w:t xml:space="preserve">-сервера в </w:t>
-      </w:r>
-      <w:proofErr w:type="spellStart"/>
-      <w:r>
-        <w:rPr>
-          <w:sz w:val="28"/>
-        </w:rPr>
-        <w:t>соот-ветствии</w:t>
-      </w:r>
-      <w:proofErr w:type="spellEnd"/>
-      <w:r>
-        <w:rPr>
-          <w:sz w:val="28"/>
-        </w:rPr>
-        <w:t xml:space="preserve"> с заданием, продемонстрировать его работоспособность преподавателю.</w:t>
-      </w:r>
-    </w:p>
-    <w:p>
-      <w:pPr>
-        <w:spacing w:line="360" w:lineRule="auto"/>
-        <w:ind w:firstLine="709"/>
-        <w:jc w:val="both"/>
-        <w:rPr>
-          <w:sz w:val="28"/>
-        </w:rPr>
-      </w:pPr>
-      <w:r>
-        <w:rPr>
-          <w:sz w:val="28"/>
-        </w:rPr>
-        <w:t xml:space="preserve">Для демонстрации работоспособности необходимо переписать ftp://ais.khstu.ru/incoming средствами Linux на локальный компьютер каталоги testserver1 и testserver2, для чего использовать в программе те пункт меню </w:t>
-      </w:r>
-      <w:proofErr w:type="spellStart"/>
-      <w:r>
-        <w:rPr>
-          <w:sz w:val="28"/>
-        </w:rPr>
-        <w:t>left</w:t>
-      </w:r>
-      <w:proofErr w:type="spellEnd"/>
-      <w:r>
-        <w:rPr>
-          <w:sz w:val="28"/>
-        </w:rPr>
-        <w:t xml:space="preserve"> (</w:t>
-      </w:r>
-      <w:proofErr w:type="spellStart"/>
-      <w:r>
-        <w:rPr>
-          <w:sz w:val="28"/>
-        </w:rPr>
-        <w:t>right</w:t>
-      </w:r>
-      <w:proofErr w:type="spellEnd"/>
-      <w:r>
-        <w:rPr>
-          <w:sz w:val="28"/>
-        </w:rPr>
-        <w:t xml:space="preserve">) -&gt; </w:t>
-      </w:r>
-      <w:proofErr w:type="spellStart"/>
-      <w:r>
-        <w:rPr>
-          <w:sz w:val="28"/>
-        </w:rPr>
-        <w:t>ftp</w:t>
-      </w:r>
-      <w:proofErr w:type="spellEnd"/>
-      <w:r>
-        <w:rPr>
-          <w:sz w:val="28"/>
-        </w:rPr>
-        <w:t xml:space="preserve"> </w:t>
-      </w:r>
-      <w:proofErr w:type="spellStart"/>
-      <w:r>
-        <w:rPr>
-          <w:sz w:val="28"/>
-        </w:rPr>
-        <w:t>link</w:t>
-      </w:r>
-      <w:proofErr w:type="spellEnd"/>
-      <w:r>
-        <w:rPr>
-          <w:sz w:val="28"/>
-        </w:rPr>
-        <w:t>. В данных каталогах содержатся тестовые сайты:</w:t>
-      </w:r>
-    </w:p>
-    <w:p>
-      <w:pPr>
-        <w:spacing w:line="360" w:lineRule="auto"/>
-        <w:ind w:firstLine="709"/>
-        <w:jc w:val="both"/>
-        <w:rPr>
-          <w:sz w:val="28"/>
-        </w:rPr>
-      </w:pPr>
-      <w:r>
-        <w:rPr>
-          <w:sz w:val="28"/>
-        </w:rPr>
-        <w:t>проверка исполнения файла /</w:t>
-      </w:r>
-      <w:proofErr w:type="spellStart"/>
-      <w:r>
-        <w:rPr>
-          <w:sz w:val="28"/>
-        </w:rPr>
-        <w:t>cgi-bin</w:t>
-      </w:r>
-      <w:proofErr w:type="spellEnd"/>
-      <w:r>
-        <w:rPr>
-          <w:sz w:val="28"/>
-        </w:rPr>
-        <w:t>/test1.cgi</w:t>
-      </w:r>
-    </w:p>
-    <w:p>
-      <w:pPr>
-        <w:spacing w:line="360" w:lineRule="auto"/>
-        <w:ind w:firstLine="709"/>
-        <w:jc w:val="both"/>
-        <w:rPr>
-          <w:sz w:val="28"/>
-        </w:rPr>
-      </w:pPr>
-      <w:r>
-        <w:rPr>
-          <w:sz w:val="28"/>
-        </w:rPr>
-        <w:t>проверка исполнения файла /cgi-bin/test2.pl</w:t>
-      </w:r>
-    </w:p>
-    <w:p>
-      <w:pPr>
-        <w:spacing w:line="360" w:lineRule="auto"/>
-        <w:ind w:firstLine="709"/>
-        <w:jc w:val="both"/>
-        <w:rPr>
-          <w:sz w:val="28"/>
-        </w:rPr>
-      </w:pPr>
-      <w:r>
-        <w:rPr>
-          <w:sz w:val="28"/>
-        </w:rPr>
-        <w:t>проверка исполнения файла /</w:t>
-      </w:r>
-      <w:proofErr w:type="spellStart"/>
-      <w:r>
-        <w:rPr>
-          <w:sz w:val="28"/>
-        </w:rPr>
-        <w:t>cgi-bin</w:t>
-      </w:r>
-      <w:proofErr w:type="spellEnd"/>
-      <w:r>
-        <w:rPr>
-          <w:sz w:val="28"/>
-        </w:rPr>
-        <w:t>/test3</w:t>
-      </w:r>
-    </w:p>
-    <w:p>
-      <w:pPr>
-        <w:spacing w:line="360" w:lineRule="auto"/>
-        <w:ind w:firstLine="709"/>
-        <w:jc w:val="both"/>
-        <w:rPr>
-          <w:sz w:val="28"/>
-        </w:rPr>
-      </w:pPr>
-      <w:r>
-        <w:rPr>
-          <w:sz w:val="28"/>
-        </w:rPr>
-        <w:t>проверка SSI-включения файла /</w:t>
-      </w:r>
-      <w:proofErr w:type="spellStart"/>
-      <w:r>
-        <w:rPr>
-          <w:sz w:val="28"/>
-        </w:rPr>
-        <w:t>cgi-bin</w:t>
-      </w:r>
-      <w:proofErr w:type="spellEnd"/>
-      <w:r>
-        <w:rPr>
-          <w:sz w:val="28"/>
-        </w:rPr>
-        <w:t>/test1.cgi в файл test4.html</w:t>
-      </w:r>
-    </w:p>
-    <w:p>
-      <w:pPr>
-        <w:spacing w:line="360" w:lineRule="auto"/>
-        <w:ind w:firstLine="709"/>
-        <w:jc w:val="both"/>
-        <w:rPr>
-          <w:sz w:val="28"/>
-        </w:rPr>
-      </w:pPr>
-      <w:r>
-        <w:rPr>
-          <w:sz w:val="28"/>
-        </w:rPr>
-        <w:t>проверка SSI-включения файла /</w:t>
-      </w:r>
-      <w:proofErr w:type="spellStart"/>
-      <w:r>
-        <w:rPr>
-          <w:sz w:val="28"/>
-        </w:rPr>
-        <w:t>cgi-bin</w:t>
-      </w:r>
-      <w:proofErr w:type="spellEnd"/>
-      <w:r>
-        <w:rPr>
-          <w:sz w:val="28"/>
-        </w:rPr>
-        <w:t>/test1.cgi в файл test4.shtml</w:t>
-      </w:r>
-    </w:p>
-    <w:p>
-      <w:pPr>
-        <w:spacing w:line="360" w:lineRule="auto"/>
-        <w:ind w:firstLine="709"/>
-        <w:jc w:val="both"/>
-        <w:rPr>
-          <w:sz w:val="28"/>
-        </w:rPr>
-      </w:pPr>
-      <w:r>
-        <w:rPr>
-          <w:sz w:val="28"/>
-        </w:rPr>
-        <w:t>Для создания виртуальных серверов по доменным именам используемые доменные имена необходимо прописать в файле c:\winnt\system32\driver\etc\hosts на том компьютере, на котором будет проводиться проверка.</w:t>
-      </w:r>
-    </w:p>
-    <w:p>
-      <w:pPr>
-        <w:spacing w:line="360" w:lineRule="auto"/>
-        <w:ind w:firstLine="709"/>
-        <w:jc w:val="both"/>
-        <w:rPr>
-          <w:sz w:val="28"/>
-        </w:rPr>
-      </w:pPr>
-      <w:r>
-        <w:rPr>
-          <w:sz w:val="28"/>
-        </w:rPr>
-        <w:t xml:space="preserve">Настройки </w:t>
-      </w:r>
-      <w:proofErr w:type="spellStart"/>
-      <w:r>
-        <w:rPr>
-          <w:sz w:val="28"/>
-        </w:rPr>
-        <w:t>VirtualHost</w:t>
-      </w:r>
-      <w:proofErr w:type="spellEnd"/>
-      <w:proofErr w:type="gramStart"/>
-      <w:r>
-        <w:rPr>
-          <w:sz w:val="28"/>
-        </w:rPr>
-        <w:t>: Запретить</w:t>
-      </w:r>
-      <w:proofErr w:type="gramEnd"/>
-      <w:r>
-        <w:rPr>
-          <w:sz w:val="28"/>
-        </w:rPr>
-        <w:t xml:space="preserve"> скачивать файлы-мультимедиа (mp3, </w:t>
-      </w:r>
-      <w:proofErr w:type="spellStart"/>
-      <w:r>
-        <w:rPr>
-          <w:sz w:val="28"/>
-        </w:rPr>
-        <w:t>avi</w:t>
-      </w:r>
-      <w:proofErr w:type="spellEnd"/>
-      <w:r>
-        <w:rPr>
-          <w:sz w:val="28"/>
-        </w:rPr>
-        <w:t>). Реализовать CGI скрипт — вывод таблицы переданных параметров методом GET.</w:t>
-      </w:r>
-    </w:p>
-    <w:p>
-      <w:pPr>
-        <w:spacing w:line="360" w:lineRule="auto"/>
-        <w:jc w:val="center"/>
-        <w:rPr>
-          <w:sz w:val="28"/>
-        </w:rPr>
-      </w:pPr>
-      <w:r>
-        <w:rPr>
-          <w:sz w:val="28"/>
-        </w:rPr>
-        <w:t>ВЫПОЛНЕНИЕ РАБОТЫ:</w:t>
-      </w:r>
-    </w:p>
-    <w:p>
-      <w:pPr>
-        <w:spacing w:line="360" w:lineRule="auto"/>
-        <w:ind w:firstLine="709"/>
-        <w:jc w:val="both"/>
-        <w:rPr>
-          <w:sz w:val="28"/>
-          <w:lang w:val="en-US"/>
-        </w:rPr>
-      </w:pPr>
-      <w:r>
-        <w:rPr>
-          <w:sz w:val="28"/>
-        </w:rPr>
-        <w:t xml:space="preserve">Вначале выполнения данной лабораторной работы подключился с помощью консольной утилиты </w:t>
-      </w:r>
-      <w:proofErr w:type="spellStart"/>
-      <w:r>
-        <w:rPr>
-          <w:sz w:val="28"/>
-          <w:lang w:val="en-US"/>
-        </w:rPr>
-        <w:t>openssl</w:t>
-      </w:r>
-      <w:proofErr w:type="spellEnd"/>
-      <w:r>
-        <w:rPr>
-          <w:sz w:val="28"/>
-          <w:lang w:val="en-US"/>
-        </w:rPr>
-        <w:t xml:space="preserve"> </w:t>
-      </w:r>
-      <w:r>
-        <w:rPr>
-          <w:sz w:val="28"/>
-        </w:rPr>
-        <w:t>к серверу под домено</w:t>
-      </w:r>
-      <w:r>
-        <w:rPr>
-          <w:sz w:val="28"/>
-        </w:rPr>
-        <w:t xml:space="preserve">м </w:t>
-      </w:r>
-      <w:r>
-        <w:rPr>
-          <w:sz w:val="28"/>
-          <w:lang w:val="en-US"/>
-        </w:rPr>
-        <w:t>wikipedia</w:t>
-      </w:r>
-      <w:r>
-        <w:rPr>
-          <w:sz w:val="28"/>
-          <w:lang w:val="en-US"/>
-        </w:rPr>
-        <w:t>.</w:t>
-      </w:r>
-      <w:r>
-        <w:rPr>
-          <w:sz w:val="28"/>
-          <w:lang w:val="en-US"/>
-        </w:rPr>
-        <w:t>org.</w:t>
-      </w:r>
-    </w:p>
-    <w:p>
-      <w:pPr>
-        <w:spacing w:line="360" w:lineRule="auto"/>
-        <w:jc w:val="center"/>
-      </w:pPr>
-    </w:p>
-    <w:p>
-      <w:pPr>
-        <w:spacing w:line="360" w:lineRule="auto"/>
-        <w:jc w:val="center"/>
-        <w:rPr>
-          <w:sz w:val="28"/>
-          <w:szCs w:val="28"/>
-        </w:rPr>
-      </w:pPr>
-      <w:r>
-        <w:rPr>
-          <w:sz w:val="28"/>
-          <w:szCs w:val="28"/>
-        </w:rPr>
-        <w:t xml:space="preserve">Рисунок 1. </w:t>
-      </w:r>
-      <w:r>
-        <w:rPr>
-          <w:sz w:val="28"/>
-          <w:szCs w:val="28"/>
-        </w:rPr>
-        <w:t xml:space="preserve">Подключение при помощи утилиты </w:t>
-      </w:r>
-      <w:proofErr w:type="spellStart"/>
-      <w:r>
-        <w:rPr>
-          <w:sz w:val="28"/>
-          <w:szCs w:val="28"/>
-          <w:lang w:val="en-US"/>
-        </w:rPr>
-        <w:t>openssl</w:t>
-      </w:r>
-      <w:proofErr w:type="spellEnd"/>
-      <w:r>
-        <w:rPr>
-          <w:sz w:val="28"/>
-          <w:szCs w:val="28"/>
-          <w:lang w:val="en-US"/>
-        </w:rPr>
-        <w:t>.</w:t>
-      </w:r>
-    </w:p>
-    <w:p>
-      <w:pPr>
-        <w:spacing w:line="360" w:lineRule="auto"/>
-        <w:jc w:val="center"/>
-        <w:rPr>
-          <w:sz w:val="28"/>
-          <w:szCs w:val="28"/>
-        </w:rPr>
-      </w:pPr>
-    </w:p>
-    <w:p>
-      <w:pPr>
-        <w:spacing w:line="360" w:lineRule="auto"/>
-        <w:jc w:val="center"/>
-        <w:rPr>
-          <w:sz w:val="28"/>
-          <w:szCs w:val="28"/>
-        </w:rPr>
-      </w:pPr>
-      <w:r>
-        <w:rPr>
-          <w:sz w:val="28"/>
-          <w:szCs w:val="28"/>
-        </w:rPr>
-        <w:t>ВЫВОД К РАБОТЕ:</w:t>
-      </w:r>
-    </w:p>
-    <w:p>
-      <w:pPr>
-        <w:spacing w:line="360" w:lineRule="auto"/>
-        <w:ind w:firstLine="709"/>
-        <w:jc w:val="both"/>
-        <w:rPr>
-          <w:sz w:val="28"/>
-        </w:rPr>
-      </w:pPr>
-      <w:r>
-        <w:rPr>
-          <w:sz w:val="28"/>
-        </w:rPr>
-        <w:t xml:space="preserve">Я изучил основы </w:t>
-      </w:r>
-      <w:r>
-        <w:rPr>
-          <w:sz w:val="28"/>
-          <w:lang w:val="en-US"/>
-        </w:rPr>
-        <w:t>web</w:t>
-      </w:r>
       <w:r>
         <w:rPr>
           <w:sz w:val="28"/>
@@ -1504,9 +6974,9 @@
       </w:r>
     </w:p>
     <w:sectPr>
-      <w:footerReference w:type="even" r:id="rId6"/>
-      <w:footerReference w:type="default" r:id="rId7"/>
-      <w:footerReference w:type="first" r:id="rId8"/>
+      <w:footerReference w:type="even" r:id="rId14"/>
+      <w:footerReference w:type="default" r:id="rId15"/>
+      <w:footerReference w:type="first" r:id="rId16"/>
       <w:pgSz w:w="11906" w:h="16838"/>
       <w:pgMar w:top="1134" w:right="850" w:bottom="1134" w:left="1701" w:header="0" w:footer="708" w:gutter="0"/>
       <w:cols w:space="720"/>
@@ -2016,7 +7486,7 @@
   <w:style w:type="paragraph" w:default="1" w:styleId="a">
     <w:name w:val="Normal"/>
     <w:qFormat/>
-    <w:rsid w:val="00A1465A"/>
+    <w:rsid w:val="002A5ED5"/>
     <w:pPr>
       <w:widowControl w:val="0"/>
     </w:pPr>
@@ -2030,7 +7500,6 @@
   <w:style w:type="character" w:default="1" w:styleId="a0">
     <w:name w:val="Default Paragraph Font"/>
     <w:uiPriority w:val="1"/>
-    <w:semiHidden/>
     <w:unhideWhenUsed/>
   </w:style>
   <w:style w:type="table" w:default="1" w:styleId="a1">
